--- a/03-documentacion-propuesta-tecnica/RentaMovil_Technical_Proposal_Documentation_APA_English.docx
+++ b/03-documentacion-propuesta-tecnica/RentaMovil_Technical_Proposal_Documentation_APA_English.docx
@@ -5899,43 +5899,7 @@
           <w:sz w:val="24"/>
           <w:szCs w:val="24"/>
         </w:rPr>
-        <w:t xml:space="preserve">, is organized into 7 epics (one per Bounded Context) with 32 user stories in total, estimated between 2 and 5 points each. As of this document's date, every individual story has </w:t>
-      </w:r>
-      <w:r>
-        <w:rPr>
-          <w:rFonts w:ascii="Times New Roman" w:cs="Times New Roman" w:eastAsia="Times New Roman" w:hAnsi="Times New Roman"/>
-          <w:i/>
-          <w:iCs/>
-          <w:sz w:val="24"/>
-          <w:szCs w:val="24"/>
-        </w:rPr>
-        <w:t xml:space="preserve">Backlog</w:t>
-      </w:r>
-      <w:r>
-        <w:rPr>
-          <w:rFonts w:ascii="Times New Roman" w:cs="Times New Roman" w:eastAsia="Times New Roman" w:hAnsi="Times New Roman"/>
-          <w:sz w:val="24"/>
-          <w:szCs w:val="24"/>
-        </w:rPr>
-        <w:t xml:space="preserve"> status and </w:t>
-      </w:r>
-      <w:r>
-        <w:rPr>
-          <w:rFonts w:ascii="Times New Roman" w:cs="Times New Roman" w:eastAsia="Times New Roman" w:hAnsi="Times New Roman"/>
-          <w:i/>
-          <w:iCs/>
-          <w:sz w:val="24"/>
-          <w:szCs w:val="24"/>
-        </w:rPr>
-        <w:t xml:space="preserve">Target sprint: To be planned</w:t>
-      </w:r>
-      <w:r>
-        <w:rPr>
-          <w:rFonts w:ascii="Times New Roman" w:cs="Times New Roman" w:eastAsia="Times New Roman" w:hAnsi="Times New Roman"/>
-          <w:sz w:val="24"/>
-          <w:szCs w:val="24"/>
-        </w:rPr>
-        <w:t xml:space="preserve"> — the team has not yet assigned concrete sprints in the requirements document. The backlog's own summary table reports 31 total stories and 1 in progress, a figure that does not match the individual card count or their declared status; it is recommended to reconcile both before formally starting sprint execution.</w:t>
+        <w:t xml:space="preserve">, is organized into 7 epics (one per Bounded Context) with 31 user stories in total, estimated between 2 and 5 points each.</w:t>
       </w:r>
     </w:p>
     <w:p>
@@ -5950,855 +5914,6 @@
           <w:szCs w:val="24"/>
         </w:rPr>
         <w:t xml:space="preserve">This proposal suggests executing the epics in the same dependency order that already governs database migrations between services (section 2.8), so that no service depends on tables or contracts that do not yet exist:</w:t>
-      </w:r>
-    </w:p>
-    <w:tbl>
-      <w:tblPr>
-        <w:tblW w:type="dxa" w:w="9026"/>
-        <w:tblBorders>
-          <w:top w:val="single" w:color="000000" w:sz="6"/>
-          <w:left w:val="none" w:color="FFFFFF" w:sz="0"/>
-          <w:bottom w:val="single" w:color="000000" w:sz="6"/>
-          <w:right w:val="none" w:color="FFFFFF" w:sz="0"/>
-          <w:insideH w:val="single" w:color="999999" w:sz="2"/>
-          <w:insideV w:val="none" w:color="FFFFFF" w:sz="0"/>
-        </w:tblBorders>
-      </w:tblPr>
-      <w:tblGrid>
-        <w:gridCol w:w="2256"/>
-        <w:gridCol w:w="2256"/>
-        <w:gridCol w:w="2256"/>
-        <w:gridCol w:w="2258"/>
-      </w:tblGrid>
-      <w:tr>
-        <w:trPr>
-          <w:tblHeader/>
-        </w:trPr>
-        <w:tc>
-          <w:tcPr>
-            <w:tcW w:type="dxa" w:w="2256"/>
-            <w:tcMar>
-              <w:top w:type="dxa" w:w="80"/>
-              <w:left w:type="dxa" w:w="100"/>
-              <w:bottom w:type="dxa" w:w="80"/>
-              <w:right w:type="dxa" w:w="100"/>
-            </w:tcMar>
-          </w:tcPr>
-          <w:p>
-            <w:pPr>
-              <w:spacing w:line="276"/>
-            </w:pPr>
-            <w:r>
-              <w:rPr>
-                <w:rFonts w:ascii="Times New Roman" w:cs="Times New Roman" w:eastAsia="Times New Roman" w:hAnsi="Times New Roman"/>
-                <w:b/>
-                <w:bCs/>
-                <w:sz w:val="22"/>
-                <w:szCs w:val="22"/>
-              </w:rPr>
-              <w:t xml:space="preserve">Order</w:t>
-            </w:r>
-          </w:p>
-        </w:tc>
-        <w:tc>
-          <w:tcPr>
-            <w:tcW w:type="dxa" w:w="2256"/>
-            <w:tcMar>
-              <w:top w:type="dxa" w:w="80"/>
-              <w:left w:type="dxa" w:w="100"/>
-              <w:bottom w:type="dxa" w:w="80"/>
-              <w:right w:type="dxa" w:w="100"/>
-            </w:tcMar>
-          </w:tcPr>
-          <w:p>
-            <w:pPr>
-              <w:spacing w:line="276"/>
-            </w:pPr>
-            <w:r>
-              <w:rPr>
-                <w:rFonts w:ascii="Times New Roman" w:cs="Times New Roman" w:eastAsia="Times New Roman" w:hAnsi="Times New Roman"/>
-                <w:b/>
-                <w:bCs/>
-                <w:sz w:val="22"/>
-                <w:szCs w:val="22"/>
-              </w:rPr>
-              <w:t xml:space="preserve">Epic (Bounded Context)</w:t>
-            </w:r>
-          </w:p>
-        </w:tc>
-        <w:tc>
-          <w:tcPr>
-            <w:tcW w:type="dxa" w:w="2256"/>
-            <w:tcMar>
-              <w:top w:type="dxa" w:w="80"/>
-              <w:left w:type="dxa" w:w="100"/>
-              <w:bottom w:type="dxa" w:w="80"/>
-              <w:right w:type="dxa" w:w="100"/>
-            </w:tcMar>
-          </w:tcPr>
-          <w:p>
-            <w:pPr>
-              <w:spacing w:line="276"/>
-            </w:pPr>
-            <w:r>
-              <w:rPr>
-                <w:rFonts w:ascii="Times New Roman" w:cs="Times New Roman" w:eastAsia="Times New Roman" w:hAnsi="Times New Roman"/>
-                <w:b/>
-                <w:bCs/>
-                <w:sz w:val="22"/>
-                <w:szCs w:val="22"/>
-              </w:rPr>
-              <w:t xml:space="preserve">Stories</w:t>
-            </w:r>
-          </w:p>
-        </w:tc>
-        <w:tc>
-          <w:tcPr>
-            <w:tcW w:type="dxa" w:w="2258"/>
-            <w:tcMar>
-              <w:top w:type="dxa" w:w="80"/>
-              <w:left w:type="dxa" w:w="100"/>
-              <w:bottom w:type="dxa" w:w="80"/>
-              <w:right w:type="dxa" w:w="100"/>
-            </w:tcMar>
-          </w:tcPr>
-          <w:p>
-            <w:pPr>
-              <w:spacing w:line="276"/>
-            </w:pPr>
-            <w:r>
-              <w:rPr>
-                <w:rFonts w:ascii="Times New Roman" w:cs="Times New Roman" w:eastAsia="Times New Roman" w:hAnsi="Times New Roman"/>
-                <w:b/>
-                <w:bCs/>
-                <w:sz w:val="22"/>
-                <w:szCs w:val="22"/>
-              </w:rPr>
-              <w:t xml:space="preserve">Dependency</w:t>
-            </w:r>
-          </w:p>
-        </w:tc>
-      </w:tr>
-      <w:tr>
-        <w:tc>
-          <w:tcPr>
-            <w:tcW w:type="dxa" w:w="2256"/>
-            <w:tcMar>
-              <w:top w:type="dxa" w:w="80"/>
-              <w:left w:type="dxa" w:w="100"/>
-              <w:bottom w:type="dxa" w:w="80"/>
-              <w:right w:type="dxa" w:w="100"/>
-            </w:tcMar>
-          </w:tcPr>
-          <w:p>
-            <w:pPr>
-              <w:spacing w:line="276"/>
-            </w:pPr>
-            <w:r>
-              <w:rPr>
-                <w:rFonts w:ascii="Times New Roman" w:cs="Times New Roman" w:eastAsia="Times New Roman" w:hAnsi="Times New Roman"/>
-                <w:sz w:val="22"/>
-                <w:szCs w:val="22"/>
-              </w:rPr>
-              <w:t xml:space="preserve">1</w:t>
-            </w:r>
-          </w:p>
-        </w:tc>
-        <w:tc>
-          <w:tcPr>
-            <w:tcW w:type="dxa" w:w="2256"/>
-            <w:tcMar>
-              <w:top w:type="dxa" w:w="80"/>
-              <w:left w:type="dxa" w:w="100"/>
-              <w:bottom w:type="dxa" w:w="80"/>
-              <w:right w:type="dxa" w:w="100"/>
-            </w:tcMar>
-          </w:tcPr>
-          <w:p>
-            <w:pPr>
-              <w:spacing w:line="276"/>
-            </w:pPr>
-            <w:r>
-              <w:rPr>
-                <w:rFonts w:ascii="Times New Roman" w:cs="Times New Roman" w:eastAsia="Times New Roman" w:hAnsi="Times New Roman"/>
-                <w:sz w:val="22"/>
-                <w:szCs w:val="22"/>
-              </w:rPr>
-              <w:t xml:space="preserve">Identity &amp; Access</w:t>
-            </w:r>
-          </w:p>
-        </w:tc>
-        <w:tc>
-          <w:tcPr>
-            <w:tcW w:type="dxa" w:w="2256"/>
-            <w:tcMar>
-              <w:top w:type="dxa" w:w="80"/>
-              <w:left w:type="dxa" w:w="100"/>
-              <w:bottom w:type="dxa" w:w="80"/>
-              <w:right w:type="dxa" w:w="100"/>
-            </w:tcMar>
-          </w:tcPr>
-          <w:p>
-            <w:pPr>
-              <w:spacing w:line="276"/>
-            </w:pPr>
-            <w:r>
-              <w:rPr>
-                <w:rFonts w:ascii="Times New Roman" w:cs="Times New Roman" w:eastAsia="Times New Roman" w:hAnsi="Times New Roman"/>
-                <w:sz w:val="22"/>
-                <w:szCs w:val="22"/>
-              </w:rPr>
-              <w:t xml:space="preserve">5</w:t>
-            </w:r>
-          </w:p>
-        </w:tc>
-        <w:tc>
-          <w:tcPr>
-            <w:tcW w:type="dxa" w:w="2258"/>
-            <w:tcMar>
-              <w:top w:type="dxa" w:w="80"/>
-              <w:left w:type="dxa" w:w="100"/>
-              <w:bottom w:type="dxa" w:w="80"/>
-              <w:right w:type="dxa" w:w="100"/>
-            </w:tcMar>
-          </w:tcPr>
-          <w:p>
-            <w:pPr>
-              <w:spacing w:line="276"/>
-            </w:pPr>
-            <w:r>
-              <w:rPr>
-                <w:rFonts w:ascii="Times New Roman" w:cs="Times New Roman" w:eastAsia="Times New Roman" w:hAnsi="Times New Roman"/>
-                <w:sz w:val="22"/>
-                <w:szCs w:val="22"/>
-              </w:rPr>
-              <w:t xml:space="preserve">None — authentication is required by everything else</w:t>
-            </w:r>
-          </w:p>
-        </w:tc>
-      </w:tr>
-      <w:tr>
-        <w:tc>
-          <w:tcPr>
-            <w:tcW w:type="dxa" w:w="2256"/>
-            <w:tcMar>
-              <w:top w:type="dxa" w:w="80"/>
-              <w:left w:type="dxa" w:w="100"/>
-              <w:bottom w:type="dxa" w:w="80"/>
-              <w:right w:type="dxa" w:w="100"/>
-            </w:tcMar>
-          </w:tcPr>
-          <w:p>
-            <w:pPr>
-              <w:spacing w:line="276"/>
-            </w:pPr>
-            <w:r>
-              <w:rPr>
-                <w:rFonts w:ascii="Times New Roman" w:cs="Times New Roman" w:eastAsia="Times New Roman" w:hAnsi="Times New Roman"/>
-                <w:sz w:val="22"/>
-                <w:szCs w:val="22"/>
-              </w:rPr>
-              <w:t xml:space="preserve">2</w:t>
-            </w:r>
-          </w:p>
-        </w:tc>
-        <w:tc>
-          <w:tcPr>
-            <w:tcW w:type="dxa" w:w="2256"/>
-            <w:tcMar>
-              <w:top w:type="dxa" w:w="80"/>
-              <w:left w:type="dxa" w:w="100"/>
-              <w:bottom w:type="dxa" w:w="80"/>
-              <w:right w:type="dxa" w:w="100"/>
-            </w:tcMar>
-          </w:tcPr>
-          <w:p>
-            <w:pPr>
-              <w:spacing w:line="276"/>
-            </w:pPr>
-            <w:r>
-              <w:rPr>
-                <w:rFonts w:ascii="Times New Roman" w:cs="Times New Roman" w:eastAsia="Times New Roman" w:hAnsi="Times New Roman"/>
-                <w:sz w:val="22"/>
-                <w:szCs w:val="22"/>
-              </w:rPr>
-              <w:t xml:space="preserve">Fleet &amp; Maintenance</w:t>
-            </w:r>
-          </w:p>
-        </w:tc>
-        <w:tc>
-          <w:tcPr>
-            <w:tcW w:type="dxa" w:w="2256"/>
-            <w:tcMar>
-              <w:top w:type="dxa" w:w="80"/>
-              <w:left w:type="dxa" w:w="100"/>
-              <w:bottom w:type="dxa" w:w="80"/>
-              <w:right w:type="dxa" w:w="100"/>
-            </w:tcMar>
-          </w:tcPr>
-          <w:p>
-            <w:pPr>
-              <w:spacing w:line="276"/>
-            </w:pPr>
-            <w:r>
-              <w:rPr>
-                <w:rFonts w:ascii="Times New Roman" w:cs="Times New Roman" w:eastAsia="Times New Roman" w:hAnsi="Times New Roman"/>
-                <w:sz w:val="22"/>
-                <w:szCs w:val="22"/>
-              </w:rPr>
-              <w:t xml:space="preserve">8</w:t>
-            </w:r>
-          </w:p>
-        </w:tc>
-        <w:tc>
-          <w:tcPr>
-            <w:tcW w:type="dxa" w:w="2258"/>
-            <w:tcMar>
-              <w:top w:type="dxa" w:w="80"/>
-              <w:left w:type="dxa" w:w="100"/>
-              <w:bottom w:type="dxa" w:w="80"/>
-              <w:right w:type="dxa" w:w="100"/>
-            </w:tcMar>
-          </w:tcPr>
-          <w:p>
-            <w:pPr>
-              <w:spacing w:line="276"/>
-            </w:pPr>
-            <w:r>
-              <w:rPr>
-                <w:rFonts w:ascii="Times New Roman" w:cs="Times New Roman" w:eastAsia="Times New Roman" w:hAnsi="Times New Roman"/>
-                <w:sz w:val="22"/>
-                <w:szCs w:val="22"/>
-              </w:rPr>
-              <w:t xml:space="preserve">Identity &amp; Access (roles and permissions)</w:t>
-            </w:r>
-          </w:p>
-        </w:tc>
-      </w:tr>
-      <w:tr>
-        <w:tc>
-          <w:tcPr>
-            <w:tcW w:type="dxa" w:w="2256"/>
-            <w:tcMar>
-              <w:top w:type="dxa" w:w="80"/>
-              <w:left w:type="dxa" w:w="100"/>
-              <w:bottom w:type="dxa" w:w="80"/>
-              <w:right w:type="dxa" w:w="100"/>
-            </w:tcMar>
-          </w:tcPr>
-          <w:p>
-            <w:pPr>
-              <w:spacing w:line="276"/>
-            </w:pPr>
-            <w:r>
-              <w:rPr>
-                <w:rFonts w:ascii="Times New Roman" w:cs="Times New Roman" w:eastAsia="Times New Roman" w:hAnsi="Times New Roman"/>
-                <w:sz w:val="22"/>
-                <w:szCs w:val="22"/>
-              </w:rPr>
-              <w:t xml:space="preserve">3</w:t>
-            </w:r>
-          </w:p>
-        </w:tc>
-        <w:tc>
-          <w:tcPr>
-            <w:tcW w:type="dxa" w:w="2256"/>
-            <w:tcMar>
-              <w:top w:type="dxa" w:w="80"/>
-              <w:left w:type="dxa" w:w="100"/>
-              <w:bottom w:type="dxa" w:w="80"/>
-              <w:right w:type="dxa" w:w="100"/>
-            </w:tcMar>
-          </w:tcPr>
-          <w:p>
-            <w:pPr>
-              <w:spacing w:line="276"/>
-            </w:pPr>
-            <w:r>
-              <w:rPr>
-                <w:rFonts w:ascii="Times New Roman" w:cs="Times New Roman" w:eastAsia="Times New Roman" w:hAnsi="Times New Roman"/>
-                <w:sz w:val="22"/>
-                <w:szCs w:val="22"/>
-              </w:rPr>
-              <w:t xml:space="preserve">Telemetry &amp; GPS</w:t>
-            </w:r>
-          </w:p>
-        </w:tc>
-        <w:tc>
-          <w:tcPr>
-            <w:tcW w:type="dxa" w:w="2256"/>
-            <w:tcMar>
-              <w:top w:type="dxa" w:w="80"/>
-              <w:left w:type="dxa" w:w="100"/>
-              <w:bottom w:type="dxa" w:w="80"/>
-              <w:right w:type="dxa" w:w="100"/>
-            </w:tcMar>
-          </w:tcPr>
-          <w:p>
-            <w:pPr>
-              <w:spacing w:line="276"/>
-            </w:pPr>
-            <w:r>
-              <w:rPr>
-                <w:rFonts w:ascii="Times New Roman" w:cs="Times New Roman" w:eastAsia="Times New Roman" w:hAnsi="Times New Roman"/>
-                <w:sz w:val="22"/>
-                <w:szCs w:val="22"/>
-              </w:rPr>
-              <w:t xml:space="preserve">2</w:t>
-            </w:r>
-          </w:p>
-        </w:tc>
-        <w:tc>
-          <w:tcPr>
-            <w:tcW w:type="dxa" w:w="2258"/>
-            <w:tcMar>
-              <w:top w:type="dxa" w:w="80"/>
-              <w:left w:type="dxa" w:w="100"/>
-              <w:bottom w:type="dxa" w:w="80"/>
-              <w:right w:type="dxa" w:w="100"/>
-            </w:tcMar>
-          </w:tcPr>
-          <w:p>
-            <w:pPr>
-              <w:spacing w:line="276"/>
-            </w:pPr>
-            <w:r>
-              <w:rPr>
-                <w:rFonts w:ascii="Times New Roman" w:cs="Times New Roman" w:eastAsia="Times New Roman" w:hAnsi="Times New Roman"/>
-                <w:sz w:val="22"/>
-                <w:szCs w:val="22"/>
-              </w:rPr>
-              <w:t xml:space="preserve">Fleet &amp; Maintenance (vehicles to track)</w:t>
-            </w:r>
-          </w:p>
-        </w:tc>
-      </w:tr>
-      <w:tr>
-        <w:tc>
-          <w:tcPr>
-            <w:tcW w:type="dxa" w:w="2256"/>
-            <w:tcMar>
-              <w:top w:type="dxa" w:w="80"/>
-              <w:left w:type="dxa" w:w="100"/>
-              <w:bottom w:type="dxa" w:w="80"/>
-              <w:right w:type="dxa" w:w="100"/>
-            </w:tcMar>
-          </w:tcPr>
-          <w:p>
-            <w:pPr>
-              <w:spacing w:line="276"/>
-            </w:pPr>
-            <w:r>
-              <w:rPr>
-                <w:rFonts w:ascii="Times New Roman" w:cs="Times New Roman" w:eastAsia="Times New Roman" w:hAnsi="Times New Roman"/>
-                <w:sz w:val="22"/>
-                <w:szCs w:val="22"/>
-              </w:rPr>
-              <w:t xml:space="preserve">4</w:t>
-            </w:r>
-          </w:p>
-        </w:tc>
-        <w:tc>
-          <w:tcPr>
-            <w:tcW w:type="dxa" w:w="2256"/>
-            <w:tcMar>
-              <w:top w:type="dxa" w:w="80"/>
-              <w:left w:type="dxa" w:w="100"/>
-              <w:bottom w:type="dxa" w:w="80"/>
-              <w:right w:type="dxa" w:w="100"/>
-            </w:tcMar>
-          </w:tcPr>
-          <w:p>
-            <w:pPr>
-              <w:spacing w:line="276"/>
-            </w:pPr>
-            <w:r>
-              <w:rPr>
-                <w:rFonts w:ascii="Times New Roman" w:cs="Times New Roman" w:eastAsia="Times New Roman" w:hAnsi="Times New Roman"/>
-                <w:sz w:val="22"/>
-                <w:szCs w:val="22"/>
-              </w:rPr>
-              <w:t xml:space="preserve">Booking &amp; Reservation</w:t>
-            </w:r>
-          </w:p>
-        </w:tc>
-        <w:tc>
-          <w:tcPr>
-            <w:tcW w:type="dxa" w:w="2256"/>
-            <w:tcMar>
-              <w:top w:type="dxa" w:w="80"/>
-              <w:left w:type="dxa" w:w="100"/>
-              <w:bottom w:type="dxa" w:w="80"/>
-              <w:right w:type="dxa" w:w="100"/>
-            </w:tcMar>
-          </w:tcPr>
-          <w:p>
-            <w:pPr>
-              <w:spacing w:line="276"/>
-            </w:pPr>
-            <w:r>
-              <w:rPr>
-                <w:rFonts w:ascii="Times New Roman" w:cs="Times New Roman" w:eastAsia="Times New Roman" w:hAnsi="Times New Roman"/>
-                <w:sz w:val="22"/>
-                <w:szCs w:val="22"/>
-              </w:rPr>
-              <w:t xml:space="preserve">9</w:t>
-            </w:r>
-          </w:p>
-        </w:tc>
-        <w:tc>
-          <w:tcPr>
-            <w:tcW w:type="dxa" w:w="2258"/>
-            <w:tcMar>
-              <w:top w:type="dxa" w:w="80"/>
-              <w:left w:type="dxa" w:w="100"/>
-              <w:bottom w:type="dxa" w:w="80"/>
-              <w:right w:type="dxa" w:w="100"/>
-            </w:tcMar>
-          </w:tcPr>
-          <w:p>
-            <w:pPr>
-              <w:spacing w:line="276"/>
-            </w:pPr>
-            <w:r>
-              <w:rPr>
-                <w:rFonts w:ascii="Times New Roman" w:cs="Times New Roman" w:eastAsia="Times New Roman" w:hAnsi="Times New Roman"/>
-                <w:sz w:val="22"/>
-                <w:szCs w:val="22"/>
-              </w:rPr>
-              <w:t xml:space="preserve">Identity &amp; Access, Fleet &amp; Maintenance</w:t>
-            </w:r>
-          </w:p>
-        </w:tc>
-      </w:tr>
-      <w:tr>
-        <w:tc>
-          <w:tcPr>
-            <w:tcW w:type="dxa" w:w="2256"/>
-            <w:tcMar>
-              <w:top w:type="dxa" w:w="80"/>
-              <w:left w:type="dxa" w:w="100"/>
-              <w:bottom w:type="dxa" w:w="80"/>
-              <w:right w:type="dxa" w:w="100"/>
-            </w:tcMar>
-          </w:tcPr>
-          <w:p>
-            <w:pPr>
-              <w:spacing w:line="276"/>
-            </w:pPr>
-            <w:r>
-              <w:rPr>
-                <w:rFonts w:ascii="Times New Roman" w:cs="Times New Roman" w:eastAsia="Times New Roman" w:hAnsi="Times New Roman"/>
-                <w:sz w:val="22"/>
-                <w:szCs w:val="22"/>
-              </w:rPr>
-              <w:t xml:space="preserve">5</w:t>
-            </w:r>
-          </w:p>
-        </w:tc>
-        <w:tc>
-          <w:tcPr>
-            <w:tcW w:type="dxa" w:w="2256"/>
-            <w:tcMar>
-              <w:top w:type="dxa" w:w="80"/>
-              <w:left w:type="dxa" w:w="100"/>
-              <w:bottom w:type="dxa" w:w="80"/>
-              <w:right w:type="dxa" w:w="100"/>
-            </w:tcMar>
-          </w:tcPr>
-          <w:p>
-            <w:pPr>
-              <w:spacing w:line="276"/>
-            </w:pPr>
-            <w:r>
-              <w:rPr>
-                <w:rFonts w:ascii="Times New Roman" w:cs="Times New Roman" w:eastAsia="Times New Roman" w:hAnsi="Times New Roman"/>
-                <w:sz w:val="22"/>
-                <w:szCs w:val="22"/>
-              </w:rPr>
-              <w:t xml:space="preserve">Rental Execution</w:t>
-            </w:r>
-          </w:p>
-        </w:tc>
-        <w:tc>
-          <w:tcPr>
-            <w:tcW w:type="dxa" w:w="2256"/>
-            <w:tcMar>
-              <w:top w:type="dxa" w:w="80"/>
-              <w:left w:type="dxa" w:w="100"/>
-              <w:bottom w:type="dxa" w:w="80"/>
-              <w:right w:type="dxa" w:w="100"/>
-            </w:tcMar>
-          </w:tcPr>
-          <w:p>
-            <w:pPr>
-              <w:spacing w:line="276"/>
-            </w:pPr>
-            <w:r>
-              <w:rPr>
-                <w:rFonts w:ascii="Times New Roman" w:cs="Times New Roman" w:eastAsia="Times New Roman" w:hAnsi="Times New Roman"/>
-                <w:sz w:val="22"/>
-                <w:szCs w:val="22"/>
-              </w:rPr>
-              <w:t xml:space="preserve">2</w:t>
-            </w:r>
-          </w:p>
-        </w:tc>
-        <w:tc>
-          <w:tcPr>
-            <w:tcW w:type="dxa" w:w="2258"/>
-            <w:tcMar>
-              <w:top w:type="dxa" w:w="80"/>
-              <w:left w:type="dxa" w:w="100"/>
-              <w:bottom w:type="dxa" w:w="80"/>
-              <w:right w:type="dxa" w:w="100"/>
-            </w:tcMar>
-          </w:tcPr>
-          <w:p>
-            <w:pPr>
-              <w:spacing w:line="276"/>
-            </w:pPr>
-            <w:r>
-              <w:rPr>
-                <w:rFonts w:ascii="Times New Roman" w:cs="Times New Roman" w:eastAsia="Times New Roman" w:hAnsi="Times New Roman"/>
-                <w:sz w:val="22"/>
-                <w:szCs w:val="22"/>
-              </w:rPr>
-              <w:t xml:space="preserve">Booking &amp; Reservation (confirmed reservation)</w:t>
-            </w:r>
-          </w:p>
-        </w:tc>
-      </w:tr>
-      <w:tr>
-        <w:tc>
-          <w:tcPr>
-            <w:tcW w:type="dxa" w:w="2256"/>
-            <w:tcMar>
-              <w:top w:type="dxa" w:w="80"/>
-              <w:left w:type="dxa" w:w="100"/>
-              <w:bottom w:type="dxa" w:w="80"/>
-              <w:right w:type="dxa" w:w="100"/>
-            </w:tcMar>
-          </w:tcPr>
-          <w:p>
-            <w:pPr>
-              <w:spacing w:line="276"/>
-            </w:pPr>
-            <w:r>
-              <w:rPr>
-                <w:rFonts w:ascii="Times New Roman" w:cs="Times New Roman" w:eastAsia="Times New Roman" w:hAnsi="Times New Roman"/>
-                <w:sz w:val="22"/>
-                <w:szCs w:val="22"/>
-              </w:rPr>
-              <w:t xml:space="preserve">6</w:t>
-            </w:r>
-          </w:p>
-        </w:tc>
-        <w:tc>
-          <w:tcPr>
-            <w:tcW w:type="dxa" w:w="2256"/>
-            <w:tcMar>
-              <w:top w:type="dxa" w:w="80"/>
-              <w:left w:type="dxa" w:w="100"/>
-              <w:bottom w:type="dxa" w:w="80"/>
-              <w:right w:type="dxa" w:w="100"/>
-            </w:tcMar>
-          </w:tcPr>
-          <w:p>
-            <w:pPr>
-              <w:spacing w:line="276"/>
-            </w:pPr>
-            <w:r>
-              <w:rPr>
-                <w:rFonts w:ascii="Times New Roman" w:cs="Times New Roman" w:eastAsia="Times New Roman" w:hAnsi="Times New Roman"/>
-                <w:sz w:val="22"/>
-                <w:szCs w:val="22"/>
-              </w:rPr>
-              <w:t xml:space="preserve">Payment &amp; Billing</w:t>
-            </w:r>
-          </w:p>
-        </w:tc>
-        <w:tc>
-          <w:tcPr>
-            <w:tcW w:type="dxa" w:w="2256"/>
-            <w:tcMar>
-              <w:top w:type="dxa" w:w="80"/>
-              <w:left w:type="dxa" w:w="100"/>
-              <w:bottom w:type="dxa" w:w="80"/>
-              <w:right w:type="dxa" w:w="100"/>
-            </w:tcMar>
-          </w:tcPr>
-          <w:p>
-            <w:pPr>
-              <w:spacing w:line="276"/>
-            </w:pPr>
-            <w:r>
-              <w:rPr>
-                <w:rFonts w:ascii="Times New Roman" w:cs="Times New Roman" w:eastAsia="Times New Roman" w:hAnsi="Times New Roman"/>
-                <w:sz w:val="22"/>
-                <w:szCs w:val="22"/>
-              </w:rPr>
-              <w:t xml:space="preserve">5</w:t>
-            </w:r>
-          </w:p>
-        </w:tc>
-        <w:tc>
-          <w:tcPr>
-            <w:tcW w:type="dxa" w:w="2258"/>
-            <w:tcMar>
-              <w:top w:type="dxa" w:w="80"/>
-              <w:left w:type="dxa" w:w="100"/>
-              <w:bottom w:type="dxa" w:w="80"/>
-              <w:right w:type="dxa" w:w="100"/>
-            </w:tcMar>
-          </w:tcPr>
-          <w:p>
-            <w:pPr>
-              <w:spacing w:line="276"/>
-            </w:pPr>
-            <w:r>
-              <w:rPr>
-                <w:rFonts w:ascii="Times New Roman" w:cs="Times New Roman" w:eastAsia="Times New Roman" w:hAnsi="Times New Roman"/>
-                <w:sz w:val="22"/>
-                <w:szCs w:val="22"/>
-              </w:rPr>
-              <w:t xml:space="preserve">Booking &amp; Reservation</w:t>
-            </w:r>
-          </w:p>
-        </w:tc>
-      </w:tr>
-      <w:tr>
-        <w:tc>
-          <w:tcPr>
-            <w:tcW w:type="dxa" w:w="2256"/>
-            <w:tcMar>
-              <w:top w:type="dxa" w:w="80"/>
-              <w:left w:type="dxa" w:w="100"/>
-              <w:bottom w:type="dxa" w:w="80"/>
-              <w:right w:type="dxa" w:w="100"/>
-            </w:tcMar>
-          </w:tcPr>
-          <w:p>
-            <w:pPr>
-              <w:spacing w:line="276"/>
-            </w:pPr>
-            <w:r>
-              <w:rPr>
-                <w:rFonts w:ascii="Times New Roman" w:cs="Times New Roman" w:eastAsia="Times New Roman" w:hAnsi="Times New Roman"/>
-                <w:sz w:val="22"/>
-                <w:szCs w:val="22"/>
-              </w:rPr>
-              <w:t xml:space="preserve">7</w:t>
-            </w:r>
-          </w:p>
-        </w:tc>
-        <w:tc>
-          <w:tcPr>
-            <w:tcW w:type="dxa" w:w="2256"/>
-            <w:tcMar>
-              <w:top w:type="dxa" w:w="80"/>
-              <w:left w:type="dxa" w:w="100"/>
-              <w:bottom w:type="dxa" w:w="80"/>
-              <w:right w:type="dxa" w:w="100"/>
-            </w:tcMar>
-          </w:tcPr>
-          <w:p>
-            <w:pPr>
-              <w:spacing w:line="276"/>
-            </w:pPr>
-            <w:r>
-              <w:rPr>
-                <w:rFonts w:ascii="Times New Roman" w:cs="Times New Roman" w:eastAsia="Times New Roman" w:hAnsi="Times New Roman"/>
-                <w:sz w:val="22"/>
-                <w:szCs w:val="22"/>
-              </w:rPr>
-              <w:t xml:space="preserve">Notification</w:t>
-            </w:r>
-          </w:p>
-        </w:tc>
-        <w:tc>
-          <w:tcPr>
-            <w:tcW w:type="dxa" w:w="2256"/>
-            <w:tcMar>
-              <w:top w:type="dxa" w:w="80"/>
-              <w:left w:type="dxa" w:w="100"/>
-              <w:bottom w:type="dxa" w:w="80"/>
-              <w:right w:type="dxa" w:w="100"/>
-            </w:tcMar>
-          </w:tcPr>
-          <w:p>
-            <w:pPr>
-              <w:spacing w:line="276"/>
-            </w:pPr>
-            <w:r>
-              <w:rPr>
-                <w:rFonts w:ascii="Times New Roman" w:cs="Times New Roman" w:eastAsia="Times New Roman" w:hAnsi="Times New Roman"/>
-                <w:sz w:val="22"/>
-                <w:szCs w:val="22"/>
-              </w:rPr>
-              <w:t xml:space="preserve">1</w:t>
-            </w:r>
-          </w:p>
-        </w:tc>
-        <w:tc>
-          <w:tcPr>
-            <w:tcW w:type="dxa" w:w="2258"/>
-            <w:tcMar>
-              <w:top w:type="dxa" w:w="80"/>
-              <w:left w:type="dxa" w:w="100"/>
-              <w:bottom w:type="dxa" w:w="80"/>
-              <w:right w:type="dxa" w:w="100"/>
-            </w:tcMar>
-          </w:tcPr>
-          <w:p>
-            <w:pPr>
-              <w:spacing w:line="276"/>
-            </w:pPr>
-            <w:r>
-              <w:rPr>
-                <w:rFonts w:ascii="Times New Roman" w:cs="Times New Roman" w:eastAsia="Times New Roman" w:hAnsi="Times New Roman"/>
-                <w:sz w:val="22"/>
-                <w:szCs w:val="22"/>
-              </w:rPr>
-              <w:t xml:space="preserve">Cross-cutting across the previous epics' events</w:t>
-            </w:r>
-          </w:p>
-        </w:tc>
-      </w:tr>
-    </w:tbl>
-    <w:p>
-      <w:pPr>
-        <w:spacing w:after="160"/>
-      </w:pPr>
-    </w:p>
-    <w:p>
-      <w:pPr>
-        <w:spacing w:after="200" w:line="480"/>
-        <w:jc w:val="both"/>
-      </w:pPr>
-      <w:r>
-        <w:rPr>
-          <w:rFonts w:ascii="Times New Roman" w:cs="Times New Roman" w:eastAsia="Times New Roman" w:hAnsi="Times New Roman"/>
-          <w:sz w:val="24"/>
-          <w:szCs w:val="24"/>
-        </w:rPr>
-        <w:t xml:space="preserve">With one-week sprints and a 3-person team, each epic can be spread across one or more sprints depending on its number of stories and their point estimates; the exact per-sprint calendar remains subject to each week's Sprint Planning, per the methodology described in section 6.</w:t>
-      </w:r>
-    </w:p>
-    <w:p>
-      <w:pPr>
-        <w:spacing w:after="240" w:before="240" w:line="480"/>
-        <w:jc w:val="center"/>
-      </w:pPr>
-      <w:r>
-        <w:rPr>
-          <w:rFonts w:ascii="Times New Roman" w:cs="Times New Roman" w:eastAsia="Times New Roman" w:hAnsi="Times New Roman"/>
-          <w:b/>
-          <w:bCs/>
-          <w:sz w:val="24"/>
-          <w:szCs w:val="24"/>
-        </w:rPr>
-        <w:t xml:space="preserve">8. Risks and Mitigation</w:t>
       </w:r>
     </w:p>
     <w:tbl>
@@ -6844,7 +5959,7 @@
                 <w:sz w:val="22"/>
                 <w:szCs w:val="22"/>
               </w:rPr>
-              <w:t xml:space="preserve">Risk</w:t>
+              <w:t xml:space="preserve">Order</w:t>
             </w:r>
           </w:p>
         </w:tc>
@@ -6870,7 +5985,7 @@
                 <w:sz w:val="22"/>
                 <w:szCs w:val="22"/>
               </w:rPr>
-              <w:t xml:space="preserve">Source</w:t>
+              <w:t xml:space="preserve">Epic (Bounded Context)</w:t>
             </w:r>
           </w:p>
         </w:tc>
@@ -6896,7 +6011,7 @@
                 <w:sz w:val="22"/>
                 <w:szCs w:val="22"/>
               </w:rPr>
-              <w:t xml:space="preserve">Proposed Mitigation</w:t>
+              <w:t xml:space="preserve">Dependency</w:t>
             </w:r>
           </w:p>
         </w:tc>
@@ -6922,31 +6037,31 @@
                 <w:sz w:val="22"/>
                 <w:szCs w:val="22"/>
               </w:rPr>
-              <w:t xml:space="preserve">Uncoordinated schema migrations across services sharing the database</w:t>
-            </w:r>
-          </w:p>
-        </w:tc>
-        <w:tc>
-          <w:tcPr>
-            <w:tcW w:type="dxa" w:w="3008"/>
-            <w:tcMar>
-              <w:top w:type="dxa" w:w="80"/>
-              <w:left w:type="dxa" w:w="100"/>
-              <w:bottom w:type="dxa" w:w="80"/>
-              <w:right w:type="dxa" w:w="100"/>
-            </w:tcMar>
-          </w:tcPr>
-          <w:p>
-            <w:pPr>
-              <w:spacing w:line="276"/>
-            </w:pPr>
-            <w:r>
-              <w:rPr>
-                <w:rFonts w:ascii="Times New Roman" w:cs="Times New Roman" w:eastAsia="Times New Roman" w:hAnsi="Times New Roman"/>
-                <w:sz w:val="22"/>
-                <w:szCs w:val="22"/>
-              </w:rPr>
-              <w:t xml:space="preserve">ADR-002, ADR-009</w:t>
+              <w:t xml:space="preserve">1</w:t>
+            </w:r>
+          </w:p>
+        </w:tc>
+        <w:tc>
+          <w:tcPr>
+            <w:tcW w:type="dxa" w:w="3008"/>
+            <w:tcMar>
+              <w:top w:type="dxa" w:w="80"/>
+              <w:left w:type="dxa" w:w="100"/>
+              <w:bottom w:type="dxa" w:w="80"/>
+              <w:right w:type="dxa" w:w="100"/>
+            </w:tcMar>
+          </w:tcPr>
+          <w:p>
+            <w:pPr>
+              <w:spacing w:line="276"/>
+            </w:pPr>
+            <w:r>
+              <w:rPr>
+                <w:rFonts w:ascii="Times New Roman" w:cs="Times New Roman" w:eastAsia="Times New Roman" w:hAnsi="Times New Roman"/>
+                <w:sz w:val="22"/>
+                <w:szCs w:val="22"/>
+              </w:rPr>
+              <w:t xml:space="preserve">Identity &amp; Access</w:t>
             </w:r>
           </w:p>
         </w:tc>
@@ -6970,7 +6085,7 @@
                 <w:sz w:val="22"/>
                 <w:szCs w:val="22"/>
               </w:rPr>
-              <w:t xml:space="preserve">Fixed execution order between migration repositories and mandatory review before deploying schema changes</w:t>
+              <w:t xml:space="preserve">None — authentication is required by everything else</w:t>
             </w:r>
           </w:p>
         </w:tc>
@@ -6996,31 +6111,31 @@
                 <w:sz w:val="22"/>
                 <w:szCs w:val="22"/>
               </w:rPr>
-              <w:t xml:space="preserve">Residual Supabase references in the frontend</w:t>
-            </w:r>
-          </w:p>
-        </w:tc>
-        <w:tc>
-          <w:tcPr>
-            <w:tcW w:type="dxa" w:w="3008"/>
-            <w:tcMar>
-              <w:top w:type="dxa" w:w="80"/>
-              <w:left w:type="dxa" w:w="100"/>
-              <w:bottom w:type="dxa" w:w="80"/>
-              <w:right w:type="dxa" w:w="100"/>
-            </w:tcMar>
-          </w:tcPr>
-          <w:p>
-            <w:pPr>
-              <w:spacing w:line="276"/>
-            </w:pPr>
-            <w:r>
-              <w:rPr>
-                <w:rFonts w:ascii="Times New Roman" w:cs="Times New Roman" w:eastAsia="Times New Roman" w:hAnsi="Times New Roman"/>
-                <w:sz w:val="22"/>
-                <w:szCs w:val="22"/>
-              </w:rPr>
-              <w:t xml:space="preserve">ADR-007</w:t>
+              <w:t xml:space="preserve">2</w:t>
+            </w:r>
+          </w:p>
+        </w:tc>
+        <w:tc>
+          <w:tcPr>
+            <w:tcW w:type="dxa" w:w="3008"/>
+            <w:tcMar>
+              <w:top w:type="dxa" w:w="80"/>
+              <w:left w:type="dxa" w:w="100"/>
+              <w:bottom w:type="dxa" w:w="80"/>
+              <w:right w:type="dxa" w:w="100"/>
+            </w:tcMar>
+          </w:tcPr>
+          <w:p>
+            <w:pPr>
+              <w:spacing w:line="276"/>
+            </w:pPr>
+            <w:r>
+              <w:rPr>
+                <w:rFonts w:ascii="Times New Roman" w:cs="Times New Roman" w:eastAsia="Times New Roman" w:hAnsi="Times New Roman"/>
+                <w:sz w:val="22"/>
+                <w:szCs w:val="22"/>
+              </w:rPr>
+              <w:t xml:space="preserve">Fleet &amp; Maintenance</w:t>
             </w:r>
           </w:p>
         </w:tc>
@@ -7044,7 +6159,7 @@
                 <w:sz w:val="22"/>
                 <w:szCs w:val="22"/>
               </w:rPr>
-              <w:t xml:space="preserve">Treat them as explicit technical debt; do not expand them without updating the corresponding ADR</w:t>
+              <w:t xml:space="preserve">Identity &amp; Access (roles and permissions)</w:t>
             </w:r>
           </w:p>
         </w:tc>
@@ -7070,31 +6185,31 @@
                 <w:sz w:val="22"/>
                 <w:szCs w:val="22"/>
               </w:rPr>
-              <w:t xml:space="preserve">Rental-contract routes exposed outside the MVP scope</w:t>
-            </w:r>
-          </w:p>
-        </w:tc>
-        <w:tc>
-          <w:tcPr>
-            <w:tcW w:type="dxa" w:w="3008"/>
-            <w:tcMar>
-              <w:top w:type="dxa" w:w="80"/>
-              <w:left w:type="dxa" w:w="100"/>
-              <w:bottom w:type="dxa" w:w="80"/>
-              <w:right w:type="dxa" w:w="100"/>
-            </w:tcMar>
-          </w:tcPr>
-          <w:p>
-            <w:pPr>
-              <w:spacing w:line="276"/>
-            </w:pPr>
-            <w:r>
-              <w:rPr>
-                <w:rFonts w:ascii="Times New Roman" w:cs="Times New Roman" w:eastAsia="Times New Roman" w:hAnsi="Times New Roman"/>
-                <w:sz w:val="22"/>
-                <w:szCs w:val="22"/>
-              </w:rPr>
-              <w:t xml:space="preserve">ADR-008</w:t>
+              <w:t xml:space="preserve">3</w:t>
+            </w:r>
+          </w:p>
+        </w:tc>
+        <w:tc>
+          <w:tcPr>
+            <w:tcW w:type="dxa" w:w="3008"/>
+            <w:tcMar>
+              <w:top w:type="dxa" w:w="80"/>
+              <w:left w:type="dxa" w:w="100"/>
+              <w:bottom w:type="dxa" w:w="80"/>
+              <w:right w:type="dxa" w:w="100"/>
+            </w:tcMar>
+          </w:tcPr>
+          <w:p>
+            <w:pPr>
+              <w:spacing w:line="276"/>
+            </w:pPr>
+            <w:r>
+              <w:rPr>
+                <w:rFonts w:ascii="Times New Roman" w:cs="Times New Roman" w:eastAsia="Times New Roman" w:hAnsi="Times New Roman"/>
+                <w:sz w:val="22"/>
+                <w:szCs w:val="22"/>
+              </w:rPr>
+              <w:t xml:space="preserve">Telemetry &amp; GPS</w:t>
             </w:r>
           </w:p>
         </w:tc>
@@ -7118,7 +6233,7 @@
                 <w:sz w:val="22"/>
                 <w:szCs w:val="22"/>
               </w:rPr>
-              <w:t xml:space="preserve">Hide or remove active navigation to those routes until an approved scope change exists</w:t>
+              <w:t xml:space="preserve">Fleet &amp; Maintenance (vehicles to track)</w:t>
             </w:r>
           </w:p>
         </w:tc>
@@ -7144,31 +6259,31 @@
                 <w:sz w:val="22"/>
                 <w:szCs w:val="22"/>
               </w:rPr>
-              <w:t xml:space="preserve">Inconsistent folder conventions in the web frontend (letter casing)</w:t>
-            </w:r>
-          </w:p>
-        </w:tc>
-        <w:tc>
-          <w:tcPr>
-            <w:tcW w:type="dxa" w:w="3008"/>
-            <w:tcMar>
-              <w:top w:type="dxa" w:w="80"/>
-              <w:left w:type="dxa" w:w="100"/>
-              <w:bottom w:type="dxa" w:w="80"/>
-              <w:right w:type="dxa" w:w="100"/>
-            </w:tcMar>
-          </w:tcPr>
-          <w:p>
-            <w:pPr>
-              <w:spacing w:line="276"/>
-            </w:pPr>
-            <w:r>
-              <w:rPr>
-                <w:rFonts w:ascii="Times New Roman" w:cs="Times New Roman" w:eastAsia="Times New Roman" w:hAnsi="Times New Roman"/>
-                <w:sz w:val="22"/>
-                <w:szCs w:val="22"/>
-              </w:rPr>
-              <w:t xml:space="preserve">ADR-006</w:t>
+              <w:t xml:space="preserve">4</w:t>
+            </w:r>
+          </w:p>
+        </w:tc>
+        <w:tc>
+          <w:tcPr>
+            <w:tcW w:type="dxa" w:w="3008"/>
+            <w:tcMar>
+              <w:top w:type="dxa" w:w="80"/>
+              <w:left w:type="dxa" w:w="100"/>
+              <w:bottom w:type="dxa" w:w="80"/>
+              <w:right w:type="dxa" w:w="100"/>
+            </w:tcMar>
+          </w:tcPr>
+          <w:p>
+            <w:pPr>
+              <w:spacing w:line="276"/>
+            </w:pPr>
+            <w:r>
+              <w:rPr>
+                <w:rFonts w:ascii="Times New Roman" w:cs="Times New Roman" w:eastAsia="Times New Roman" w:hAnsi="Times New Roman"/>
+                <w:sz w:val="22"/>
+                <w:szCs w:val="22"/>
+              </w:rPr>
+              <w:t xml:space="preserve">Booking &amp; Reservation</w:t>
             </w:r>
           </w:p>
         </w:tc>
@@ -7192,7 +6307,7 @@
                 <w:sz w:val="22"/>
                 <w:szCs w:val="22"/>
               </w:rPr>
-              <w:t xml:space="preserve">Require the standardized convention for new code; migrate existing code incrementally</w:t>
+              <w:t xml:space="preserve">Identity &amp; Access, Fleet &amp; Maintenance</w:t>
             </w:r>
           </w:p>
         </w:tc>
@@ -7218,31 +6333,31 @@
                 <w:sz w:val="22"/>
                 <w:szCs w:val="22"/>
               </w:rPr>
-              <w:t xml:space="preserve">Backlog with unassigned sprint schedule</w:t>
-            </w:r>
-          </w:p>
-        </w:tc>
-        <w:tc>
-          <w:tcPr>
-            <w:tcW w:type="dxa" w:w="3008"/>
-            <w:tcMar>
-              <w:top w:type="dxa" w:w="80"/>
-              <w:left w:type="dxa" w:w="100"/>
-              <w:bottom w:type="dxa" w:w="80"/>
-              <w:right w:type="dxa" w:w="100"/>
-            </w:tcMar>
-          </w:tcPr>
-          <w:p>
-            <w:pPr>
-              <w:spacing w:line="276"/>
-            </w:pPr>
-            <w:r>
-              <w:rPr>
-                <w:rFonts w:ascii="Times New Roman" w:cs="Times New Roman" w:eastAsia="Times New Roman" w:hAnsi="Times New Roman"/>
-                <w:sz w:val="22"/>
-                <w:szCs w:val="22"/>
-              </w:rPr>
-              <w:t xml:space="preserve">04-requirements/user-stories.md</w:t>
+              <w:t xml:space="preserve">5</w:t>
+            </w:r>
+          </w:p>
+        </w:tc>
+        <w:tc>
+          <w:tcPr>
+            <w:tcW w:type="dxa" w:w="3008"/>
+            <w:tcMar>
+              <w:top w:type="dxa" w:w="80"/>
+              <w:left w:type="dxa" w:w="100"/>
+              <w:bottom w:type="dxa" w:w="80"/>
+              <w:right w:type="dxa" w:w="100"/>
+            </w:tcMar>
+          </w:tcPr>
+          <w:p>
+            <w:pPr>
+              <w:spacing w:line="276"/>
+            </w:pPr>
+            <w:r>
+              <w:rPr>
+                <w:rFonts w:ascii="Times New Roman" w:cs="Times New Roman" w:eastAsia="Times New Roman" w:hAnsi="Times New Roman"/>
+                <w:sz w:val="22"/>
+                <w:szCs w:val="22"/>
+              </w:rPr>
+              <w:t xml:space="preserve">Rental Execution</w:t>
             </w:r>
           </w:p>
         </w:tc>
@@ -7266,7 +6381,7 @@
                 <w:sz w:val="22"/>
                 <w:szCs w:val="22"/>
               </w:rPr>
-              <w:t xml:space="preserve">Prioritize assigning sprints following the dependency order proposed in section 7</w:t>
+              <w:t xml:space="preserve">Booking &amp; Reservation (confirmed reservation)</w:t>
             </w:r>
           </w:p>
         </w:tc>
@@ -7292,31 +6407,31 @@
                 <w:sz w:val="22"/>
                 <w:szCs w:val="22"/>
               </w:rPr>
-              <w:t xml:space="preserve">Estimation disagreement among team members</w:t>
-            </w:r>
-          </w:p>
-        </w:tc>
-        <w:tc>
-          <w:tcPr>
-            <w:tcW w:type="dxa" w:w="3008"/>
-            <w:tcMar>
-              <w:top w:type="dxa" w:w="80"/>
-              <w:left w:type="dxa" w:w="100"/>
-              <w:bottom w:type="dxa" w:w="80"/>
-              <w:right w:type="dxa" w:w="100"/>
-            </w:tcMar>
-          </w:tcPr>
-          <w:p>
-            <w:pPr>
-              <w:spacing w:line="276"/>
-            </w:pPr>
-            <w:r>
-              <w:rPr>
-                <w:rFonts w:ascii="Times New Roman" w:cs="Times New Roman" w:eastAsia="Times New Roman" w:hAnsi="Times New Roman"/>
-                <w:sz w:val="22"/>
-                <w:szCs w:val="22"/>
-              </w:rPr>
-              <w:t xml:space="preserve">00-governance/agile-conventions.md</w:t>
+              <w:t xml:space="preserve">6</w:t>
+            </w:r>
+          </w:p>
+        </w:tc>
+        <w:tc>
+          <w:tcPr>
+            <w:tcW w:type="dxa" w:w="3008"/>
+            <w:tcMar>
+              <w:top w:type="dxa" w:w="80"/>
+              <w:left w:type="dxa" w:w="100"/>
+              <w:bottom w:type="dxa" w:w="80"/>
+              <w:right w:type="dxa" w:w="100"/>
+            </w:tcMar>
+          </w:tcPr>
+          <w:p>
+            <w:pPr>
+              <w:spacing w:line="276"/>
+            </w:pPr>
+            <w:r>
+              <w:rPr>
+                <w:rFonts w:ascii="Times New Roman" w:cs="Times New Roman" w:eastAsia="Times New Roman" w:hAnsi="Times New Roman"/>
+                <w:sz w:val="22"/>
+                <w:szCs w:val="22"/>
+              </w:rPr>
+              <w:t xml:space="preserve">Payment &amp; Billing</w:t>
             </w:r>
           </w:p>
         </w:tc>
@@ -7340,7 +6455,81 @@
                 <w:sz w:val="22"/>
                 <w:szCs w:val="22"/>
               </w:rPr>
-              <w:t xml:space="preserve">Planning Poker with a mandatory-discussion rule whenever estimates differ by 2 or more levels on the Fibonacci scale</w:t>
+              <w:t xml:space="preserve">Booking &amp; Reservation</w:t>
+            </w:r>
+          </w:p>
+        </w:tc>
+      </w:tr>
+      <w:tr>
+        <w:tc>
+          <w:tcPr>
+            <w:tcW w:type="dxa" w:w="3008"/>
+            <w:tcMar>
+              <w:top w:type="dxa" w:w="80"/>
+              <w:left w:type="dxa" w:w="100"/>
+              <w:bottom w:type="dxa" w:w="80"/>
+              <w:right w:type="dxa" w:w="100"/>
+            </w:tcMar>
+          </w:tcPr>
+          <w:p>
+            <w:pPr>
+              <w:spacing w:line="276"/>
+            </w:pPr>
+            <w:r>
+              <w:rPr>
+                <w:rFonts w:ascii="Times New Roman" w:cs="Times New Roman" w:eastAsia="Times New Roman" w:hAnsi="Times New Roman"/>
+                <w:sz w:val="22"/>
+                <w:szCs w:val="22"/>
+              </w:rPr>
+              <w:t xml:space="preserve">7</w:t>
+            </w:r>
+          </w:p>
+        </w:tc>
+        <w:tc>
+          <w:tcPr>
+            <w:tcW w:type="dxa" w:w="3008"/>
+            <w:tcMar>
+              <w:top w:type="dxa" w:w="80"/>
+              <w:left w:type="dxa" w:w="100"/>
+              <w:bottom w:type="dxa" w:w="80"/>
+              <w:right w:type="dxa" w:w="100"/>
+            </w:tcMar>
+          </w:tcPr>
+          <w:p>
+            <w:pPr>
+              <w:spacing w:line="276"/>
+            </w:pPr>
+            <w:r>
+              <w:rPr>
+                <w:rFonts w:ascii="Times New Roman" w:cs="Times New Roman" w:eastAsia="Times New Roman" w:hAnsi="Times New Roman"/>
+                <w:sz w:val="22"/>
+                <w:szCs w:val="22"/>
+              </w:rPr>
+              <w:t xml:space="preserve">Notification</w:t>
+            </w:r>
+          </w:p>
+        </w:tc>
+        <w:tc>
+          <w:tcPr>
+            <w:tcW w:type="dxa" w:w="3010"/>
+            <w:tcMar>
+              <w:top w:type="dxa" w:w="80"/>
+              <w:left w:type="dxa" w:w="100"/>
+              <w:bottom w:type="dxa" w:w="80"/>
+              <w:right w:type="dxa" w:w="100"/>
+            </w:tcMar>
+          </w:tcPr>
+          <w:p>
+            <w:pPr>
+              <w:spacing w:line="276"/>
+            </w:pPr>
+            <w:r>
+              <w:rPr>
+                <w:rFonts w:ascii="Times New Roman" w:cs="Times New Roman" w:eastAsia="Times New Roman" w:hAnsi="Times New Roman"/>
+                <w:sz w:val="22"/>
+                <w:szCs w:val="22"/>
+              </w:rPr>
+              <w:t xml:space="preserve">Cross-cutting across the previous epics' events</w:t>
             </w:r>
           </w:p>
         </w:tc>
@@ -7353,6 +6542,20 @@
     </w:p>
     <w:p>
       <w:pPr>
+        <w:spacing w:after="200" w:line="480"/>
+        <w:jc w:val="both"/>
+      </w:pPr>
+      <w:r>
+        <w:rPr>
+          <w:rFonts w:ascii="Times New Roman" w:cs="Times New Roman" w:eastAsia="Times New Roman" w:hAnsi="Times New Roman"/>
+          <w:sz w:val="24"/>
+          <w:szCs w:val="24"/>
+        </w:rPr>
+        <w:t xml:space="preserve">With one-week sprints and a 3-person team, each epic can be spread across one or more sprints depending on its number of stories and their point estimates; the exact per-sprint calendar remains subject to each week's Sprint Planning, per the methodology described in section 6.</w:t>
+      </w:r>
+    </w:p>
+    <w:p>
+      <w:pPr>
         <w:spacing w:after="240" w:before="240" w:line="480"/>
         <w:jc w:val="center"/>
       </w:pPr>
@@ -7364,6 +6567,572 @@
           <w:sz w:val="24"/>
           <w:szCs w:val="24"/>
         </w:rPr>
+        <w:t xml:space="preserve">8. Risks and Mitigation</w:t>
+      </w:r>
+    </w:p>
+    <w:tbl>
+      <w:tblPr>
+        <w:tblW w:type="dxa" w:w="9026"/>
+        <w:tblBorders>
+          <w:top w:val="single" w:color="000000" w:sz="6"/>
+          <w:left w:val="none" w:color="FFFFFF" w:sz="0"/>
+          <w:bottom w:val="single" w:color="000000" w:sz="6"/>
+          <w:right w:val="none" w:color="FFFFFF" w:sz="0"/>
+          <w:insideH w:val="single" w:color="999999" w:sz="2"/>
+          <w:insideV w:val="none" w:color="FFFFFF" w:sz="0"/>
+        </w:tblBorders>
+      </w:tblPr>
+      <w:tblGrid>
+        <w:gridCol w:w="3008"/>
+        <w:gridCol w:w="3008"/>
+        <w:gridCol w:w="3010"/>
+      </w:tblGrid>
+      <w:tr>
+        <w:trPr>
+          <w:tblHeader/>
+        </w:trPr>
+        <w:tc>
+          <w:tcPr>
+            <w:tcW w:type="dxa" w:w="3008"/>
+            <w:tcMar>
+              <w:top w:type="dxa" w:w="80"/>
+              <w:left w:type="dxa" w:w="100"/>
+              <w:bottom w:type="dxa" w:w="80"/>
+              <w:right w:type="dxa" w:w="100"/>
+            </w:tcMar>
+          </w:tcPr>
+          <w:p>
+            <w:pPr>
+              <w:spacing w:line="276"/>
+            </w:pPr>
+            <w:r>
+              <w:rPr>
+                <w:rFonts w:ascii="Times New Roman" w:cs="Times New Roman" w:eastAsia="Times New Roman" w:hAnsi="Times New Roman"/>
+                <w:b/>
+                <w:bCs/>
+                <w:sz w:val="22"/>
+                <w:szCs w:val="22"/>
+              </w:rPr>
+              <w:t xml:space="preserve">Risk</w:t>
+            </w:r>
+          </w:p>
+        </w:tc>
+        <w:tc>
+          <w:tcPr>
+            <w:tcW w:type="dxa" w:w="3008"/>
+            <w:tcMar>
+              <w:top w:type="dxa" w:w="80"/>
+              <w:left w:type="dxa" w:w="100"/>
+              <w:bottom w:type="dxa" w:w="80"/>
+              <w:right w:type="dxa" w:w="100"/>
+            </w:tcMar>
+          </w:tcPr>
+          <w:p>
+            <w:pPr>
+              <w:spacing w:line="276"/>
+            </w:pPr>
+            <w:r>
+              <w:rPr>
+                <w:rFonts w:ascii="Times New Roman" w:cs="Times New Roman" w:eastAsia="Times New Roman" w:hAnsi="Times New Roman"/>
+                <w:b/>
+                <w:bCs/>
+                <w:sz w:val="22"/>
+                <w:szCs w:val="22"/>
+              </w:rPr>
+              <w:t xml:space="preserve">Source</w:t>
+            </w:r>
+          </w:p>
+        </w:tc>
+        <w:tc>
+          <w:tcPr>
+            <w:tcW w:type="dxa" w:w="3010"/>
+            <w:tcMar>
+              <w:top w:type="dxa" w:w="80"/>
+              <w:left w:type="dxa" w:w="100"/>
+              <w:bottom w:type="dxa" w:w="80"/>
+              <w:right w:type="dxa" w:w="100"/>
+            </w:tcMar>
+          </w:tcPr>
+          <w:p>
+            <w:pPr>
+              <w:spacing w:line="276"/>
+            </w:pPr>
+            <w:r>
+              <w:rPr>
+                <w:rFonts w:ascii="Times New Roman" w:cs="Times New Roman" w:eastAsia="Times New Roman" w:hAnsi="Times New Roman"/>
+                <w:b/>
+                <w:bCs/>
+                <w:sz w:val="22"/>
+                <w:szCs w:val="22"/>
+              </w:rPr>
+              <w:t xml:space="preserve">Proposed Mitigation</w:t>
+            </w:r>
+          </w:p>
+        </w:tc>
+      </w:tr>
+      <w:tr>
+        <w:tc>
+          <w:tcPr>
+            <w:tcW w:type="dxa" w:w="3008"/>
+            <w:tcMar>
+              <w:top w:type="dxa" w:w="80"/>
+              <w:left w:type="dxa" w:w="100"/>
+              <w:bottom w:type="dxa" w:w="80"/>
+              <w:right w:type="dxa" w:w="100"/>
+            </w:tcMar>
+          </w:tcPr>
+          <w:p>
+            <w:pPr>
+              <w:spacing w:line="276"/>
+            </w:pPr>
+            <w:r>
+              <w:rPr>
+                <w:rFonts w:ascii="Times New Roman" w:cs="Times New Roman" w:eastAsia="Times New Roman" w:hAnsi="Times New Roman"/>
+                <w:sz w:val="22"/>
+                <w:szCs w:val="22"/>
+              </w:rPr>
+              <w:t xml:space="preserve">Uncoordinated schema migrations across services sharing the database</w:t>
+            </w:r>
+          </w:p>
+        </w:tc>
+        <w:tc>
+          <w:tcPr>
+            <w:tcW w:type="dxa" w:w="3008"/>
+            <w:tcMar>
+              <w:top w:type="dxa" w:w="80"/>
+              <w:left w:type="dxa" w:w="100"/>
+              <w:bottom w:type="dxa" w:w="80"/>
+              <w:right w:type="dxa" w:w="100"/>
+            </w:tcMar>
+          </w:tcPr>
+          <w:p>
+            <w:pPr>
+              <w:spacing w:line="276"/>
+            </w:pPr>
+            <w:r>
+              <w:rPr>
+                <w:rFonts w:ascii="Times New Roman" w:cs="Times New Roman" w:eastAsia="Times New Roman" w:hAnsi="Times New Roman"/>
+                <w:sz w:val="22"/>
+                <w:szCs w:val="22"/>
+              </w:rPr>
+              <w:t xml:space="preserve">ADR-002, ADR-009</w:t>
+            </w:r>
+          </w:p>
+        </w:tc>
+        <w:tc>
+          <w:tcPr>
+            <w:tcW w:type="dxa" w:w="3010"/>
+            <w:tcMar>
+              <w:top w:type="dxa" w:w="80"/>
+              <w:left w:type="dxa" w:w="100"/>
+              <w:bottom w:type="dxa" w:w="80"/>
+              <w:right w:type="dxa" w:w="100"/>
+            </w:tcMar>
+          </w:tcPr>
+          <w:p>
+            <w:pPr>
+              <w:spacing w:line="276"/>
+            </w:pPr>
+            <w:r>
+              <w:rPr>
+                <w:rFonts w:ascii="Times New Roman" w:cs="Times New Roman" w:eastAsia="Times New Roman" w:hAnsi="Times New Roman"/>
+                <w:sz w:val="22"/>
+                <w:szCs w:val="22"/>
+              </w:rPr>
+              <w:t xml:space="preserve">Fixed execution order between migration repositories and mandatory review before deploying schema changes</w:t>
+            </w:r>
+          </w:p>
+        </w:tc>
+      </w:tr>
+      <w:tr>
+        <w:tc>
+          <w:tcPr>
+            <w:tcW w:type="dxa" w:w="3008"/>
+            <w:tcMar>
+              <w:top w:type="dxa" w:w="80"/>
+              <w:left w:type="dxa" w:w="100"/>
+              <w:bottom w:type="dxa" w:w="80"/>
+              <w:right w:type="dxa" w:w="100"/>
+            </w:tcMar>
+          </w:tcPr>
+          <w:p>
+            <w:pPr>
+              <w:spacing w:line="276"/>
+            </w:pPr>
+            <w:r>
+              <w:rPr>
+                <w:rFonts w:ascii="Times New Roman" w:cs="Times New Roman" w:eastAsia="Times New Roman" w:hAnsi="Times New Roman"/>
+                <w:sz w:val="22"/>
+                <w:szCs w:val="22"/>
+              </w:rPr>
+              <w:t xml:space="preserve">Residual Supabase references in the frontend</w:t>
+            </w:r>
+          </w:p>
+        </w:tc>
+        <w:tc>
+          <w:tcPr>
+            <w:tcW w:type="dxa" w:w="3008"/>
+            <w:tcMar>
+              <w:top w:type="dxa" w:w="80"/>
+              <w:left w:type="dxa" w:w="100"/>
+              <w:bottom w:type="dxa" w:w="80"/>
+              <w:right w:type="dxa" w:w="100"/>
+            </w:tcMar>
+          </w:tcPr>
+          <w:p>
+            <w:pPr>
+              <w:spacing w:line="276"/>
+            </w:pPr>
+            <w:r>
+              <w:rPr>
+                <w:rFonts w:ascii="Times New Roman" w:cs="Times New Roman" w:eastAsia="Times New Roman" w:hAnsi="Times New Roman"/>
+                <w:sz w:val="22"/>
+                <w:szCs w:val="22"/>
+              </w:rPr>
+              <w:t xml:space="preserve">ADR-007</w:t>
+            </w:r>
+          </w:p>
+        </w:tc>
+        <w:tc>
+          <w:tcPr>
+            <w:tcW w:type="dxa" w:w="3010"/>
+            <w:tcMar>
+              <w:top w:type="dxa" w:w="80"/>
+              <w:left w:type="dxa" w:w="100"/>
+              <w:bottom w:type="dxa" w:w="80"/>
+              <w:right w:type="dxa" w:w="100"/>
+            </w:tcMar>
+          </w:tcPr>
+          <w:p>
+            <w:pPr>
+              <w:spacing w:line="276"/>
+            </w:pPr>
+            <w:r>
+              <w:rPr>
+                <w:rFonts w:ascii="Times New Roman" w:cs="Times New Roman" w:eastAsia="Times New Roman" w:hAnsi="Times New Roman"/>
+                <w:sz w:val="22"/>
+                <w:szCs w:val="22"/>
+              </w:rPr>
+              <w:t xml:space="preserve">Treat them as explicit technical debt; do not expand them without updating the corresponding ADR</w:t>
+            </w:r>
+          </w:p>
+        </w:tc>
+      </w:tr>
+      <w:tr>
+        <w:tc>
+          <w:tcPr>
+            <w:tcW w:type="dxa" w:w="3008"/>
+            <w:tcMar>
+              <w:top w:type="dxa" w:w="80"/>
+              <w:left w:type="dxa" w:w="100"/>
+              <w:bottom w:type="dxa" w:w="80"/>
+              <w:right w:type="dxa" w:w="100"/>
+            </w:tcMar>
+          </w:tcPr>
+          <w:p>
+            <w:pPr>
+              <w:spacing w:line="276"/>
+            </w:pPr>
+            <w:r>
+              <w:rPr>
+                <w:rFonts w:ascii="Times New Roman" w:cs="Times New Roman" w:eastAsia="Times New Roman" w:hAnsi="Times New Roman"/>
+                <w:sz w:val="22"/>
+                <w:szCs w:val="22"/>
+              </w:rPr>
+              <w:t xml:space="preserve">Rental-contract routes exposed outside the MVP scope</w:t>
+            </w:r>
+          </w:p>
+        </w:tc>
+        <w:tc>
+          <w:tcPr>
+            <w:tcW w:type="dxa" w:w="3008"/>
+            <w:tcMar>
+              <w:top w:type="dxa" w:w="80"/>
+              <w:left w:type="dxa" w:w="100"/>
+              <w:bottom w:type="dxa" w:w="80"/>
+              <w:right w:type="dxa" w:w="100"/>
+            </w:tcMar>
+          </w:tcPr>
+          <w:p>
+            <w:pPr>
+              <w:spacing w:line="276"/>
+            </w:pPr>
+            <w:r>
+              <w:rPr>
+                <w:rFonts w:ascii="Times New Roman" w:cs="Times New Roman" w:eastAsia="Times New Roman" w:hAnsi="Times New Roman"/>
+                <w:sz w:val="22"/>
+                <w:szCs w:val="22"/>
+              </w:rPr>
+              <w:t xml:space="preserve">ADR-008</w:t>
+            </w:r>
+          </w:p>
+        </w:tc>
+        <w:tc>
+          <w:tcPr>
+            <w:tcW w:type="dxa" w:w="3010"/>
+            <w:tcMar>
+              <w:top w:type="dxa" w:w="80"/>
+              <w:left w:type="dxa" w:w="100"/>
+              <w:bottom w:type="dxa" w:w="80"/>
+              <w:right w:type="dxa" w:w="100"/>
+            </w:tcMar>
+          </w:tcPr>
+          <w:p>
+            <w:pPr>
+              <w:spacing w:line="276"/>
+            </w:pPr>
+            <w:r>
+              <w:rPr>
+                <w:rFonts w:ascii="Times New Roman" w:cs="Times New Roman" w:eastAsia="Times New Roman" w:hAnsi="Times New Roman"/>
+                <w:sz w:val="22"/>
+                <w:szCs w:val="22"/>
+              </w:rPr>
+              <w:t xml:space="preserve">Hide or remove active navigation to those routes until an approved scope change exists</w:t>
+            </w:r>
+          </w:p>
+        </w:tc>
+      </w:tr>
+      <w:tr>
+        <w:tc>
+          <w:tcPr>
+            <w:tcW w:type="dxa" w:w="3008"/>
+            <w:tcMar>
+              <w:top w:type="dxa" w:w="80"/>
+              <w:left w:type="dxa" w:w="100"/>
+              <w:bottom w:type="dxa" w:w="80"/>
+              <w:right w:type="dxa" w:w="100"/>
+            </w:tcMar>
+          </w:tcPr>
+          <w:p>
+            <w:pPr>
+              <w:spacing w:line="276"/>
+            </w:pPr>
+            <w:r>
+              <w:rPr>
+                <w:rFonts w:ascii="Times New Roman" w:cs="Times New Roman" w:eastAsia="Times New Roman" w:hAnsi="Times New Roman"/>
+                <w:sz w:val="22"/>
+                <w:szCs w:val="22"/>
+              </w:rPr>
+              <w:t xml:space="preserve">Inconsistent folder conventions in the web frontend (letter casing)</w:t>
+            </w:r>
+          </w:p>
+        </w:tc>
+        <w:tc>
+          <w:tcPr>
+            <w:tcW w:type="dxa" w:w="3008"/>
+            <w:tcMar>
+              <w:top w:type="dxa" w:w="80"/>
+              <w:left w:type="dxa" w:w="100"/>
+              <w:bottom w:type="dxa" w:w="80"/>
+              <w:right w:type="dxa" w:w="100"/>
+            </w:tcMar>
+          </w:tcPr>
+          <w:p>
+            <w:pPr>
+              <w:spacing w:line="276"/>
+            </w:pPr>
+            <w:r>
+              <w:rPr>
+                <w:rFonts w:ascii="Times New Roman" w:cs="Times New Roman" w:eastAsia="Times New Roman" w:hAnsi="Times New Roman"/>
+                <w:sz w:val="22"/>
+                <w:szCs w:val="22"/>
+              </w:rPr>
+              <w:t xml:space="preserve">ADR-006</w:t>
+            </w:r>
+          </w:p>
+        </w:tc>
+        <w:tc>
+          <w:tcPr>
+            <w:tcW w:type="dxa" w:w="3010"/>
+            <w:tcMar>
+              <w:top w:type="dxa" w:w="80"/>
+              <w:left w:type="dxa" w:w="100"/>
+              <w:bottom w:type="dxa" w:w="80"/>
+              <w:right w:type="dxa" w:w="100"/>
+            </w:tcMar>
+          </w:tcPr>
+          <w:p>
+            <w:pPr>
+              <w:spacing w:line="276"/>
+            </w:pPr>
+            <w:r>
+              <w:rPr>
+                <w:rFonts w:ascii="Times New Roman" w:cs="Times New Roman" w:eastAsia="Times New Roman" w:hAnsi="Times New Roman"/>
+                <w:sz w:val="22"/>
+                <w:szCs w:val="22"/>
+              </w:rPr>
+              <w:t xml:space="preserve">Require the standardized convention for new code; migrate existing code incrementally</w:t>
+            </w:r>
+          </w:p>
+        </w:tc>
+      </w:tr>
+      <w:tr>
+        <w:tc>
+          <w:tcPr>
+            <w:tcW w:type="dxa" w:w="3008"/>
+            <w:tcMar>
+              <w:top w:type="dxa" w:w="80"/>
+              <w:left w:type="dxa" w:w="100"/>
+              <w:bottom w:type="dxa" w:w="80"/>
+              <w:right w:type="dxa" w:w="100"/>
+            </w:tcMar>
+          </w:tcPr>
+          <w:p>
+            <w:pPr>
+              <w:spacing w:line="276"/>
+            </w:pPr>
+            <w:r>
+              <w:rPr>
+                <w:rFonts w:ascii="Times New Roman" w:cs="Times New Roman" w:eastAsia="Times New Roman" w:hAnsi="Times New Roman"/>
+                <w:sz w:val="22"/>
+                <w:szCs w:val="22"/>
+              </w:rPr>
+              <w:t xml:space="preserve">Backlog with unassigned sprint schedule</w:t>
+            </w:r>
+          </w:p>
+        </w:tc>
+        <w:tc>
+          <w:tcPr>
+            <w:tcW w:type="dxa" w:w="3008"/>
+            <w:tcMar>
+              <w:top w:type="dxa" w:w="80"/>
+              <w:left w:type="dxa" w:w="100"/>
+              <w:bottom w:type="dxa" w:w="80"/>
+              <w:right w:type="dxa" w:w="100"/>
+            </w:tcMar>
+          </w:tcPr>
+          <w:p>
+            <w:pPr>
+              <w:spacing w:line="276"/>
+            </w:pPr>
+            <w:r>
+              <w:rPr>
+                <w:rFonts w:ascii="Times New Roman" w:cs="Times New Roman" w:eastAsia="Times New Roman" w:hAnsi="Times New Roman"/>
+                <w:sz w:val="22"/>
+                <w:szCs w:val="22"/>
+              </w:rPr>
+              <w:t xml:space="preserve">04-requirements/user-stories.md</w:t>
+            </w:r>
+          </w:p>
+        </w:tc>
+        <w:tc>
+          <w:tcPr>
+            <w:tcW w:type="dxa" w:w="3010"/>
+            <w:tcMar>
+              <w:top w:type="dxa" w:w="80"/>
+              <w:left w:type="dxa" w:w="100"/>
+              <w:bottom w:type="dxa" w:w="80"/>
+              <w:right w:type="dxa" w:w="100"/>
+            </w:tcMar>
+          </w:tcPr>
+          <w:p>
+            <w:pPr>
+              <w:spacing w:line="276"/>
+            </w:pPr>
+            <w:r>
+              <w:rPr>
+                <w:rFonts w:ascii="Times New Roman" w:cs="Times New Roman" w:eastAsia="Times New Roman" w:hAnsi="Times New Roman"/>
+                <w:sz w:val="22"/>
+                <w:szCs w:val="22"/>
+              </w:rPr>
+              <w:t xml:space="preserve">Prioritize assigning sprints following the dependency order proposed in section 7</w:t>
+            </w:r>
+          </w:p>
+        </w:tc>
+      </w:tr>
+      <w:tr>
+        <w:tc>
+          <w:tcPr>
+            <w:tcW w:type="dxa" w:w="3008"/>
+            <w:tcMar>
+              <w:top w:type="dxa" w:w="80"/>
+              <w:left w:type="dxa" w:w="100"/>
+              <w:bottom w:type="dxa" w:w="80"/>
+              <w:right w:type="dxa" w:w="100"/>
+            </w:tcMar>
+          </w:tcPr>
+          <w:p>
+            <w:pPr>
+              <w:spacing w:line="276"/>
+            </w:pPr>
+            <w:r>
+              <w:rPr>
+                <w:rFonts w:ascii="Times New Roman" w:cs="Times New Roman" w:eastAsia="Times New Roman" w:hAnsi="Times New Roman"/>
+                <w:sz w:val="22"/>
+                <w:szCs w:val="22"/>
+              </w:rPr>
+              <w:t xml:space="preserve">Estimation disagreement among team members</w:t>
+            </w:r>
+          </w:p>
+        </w:tc>
+        <w:tc>
+          <w:tcPr>
+            <w:tcW w:type="dxa" w:w="3008"/>
+            <w:tcMar>
+              <w:top w:type="dxa" w:w="80"/>
+              <w:left w:type="dxa" w:w="100"/>
+              <w:bottom w:type="dxa" w:w="80"/>
+              <w:right w:type="dxa" w:w="100"/>
+            </w:tcMar>
+          </w:tcPr>
+          <w:p>
+            <w:pPr>
+              <w:spacing w:line="276"/>
+            </w:pPr>
+            <w:r>
+              <w:rPr>
+                <w:rFonts w:ascii="Times New Roman" w:cs="Times New Roman" w:eastAsia="Times New Roman" w:hAnsi="Times New Roman"/>
+                <w:sz w:val="22"/>
+                <w:szCs w:val="22"/>
+              </w:rPr>
+              <w:t xml:space="preserve">00-governance/agile-conventions.md</w:t>
+            </w:r>
+          </w:p>
+        </w:tc>
+        <w:tc>
+          <w:tcPr>
+            <w:tcW w:type="dxa" w:w="3010"/>
+            <w:tcMar>
+              <w:top w:type="dxa" w:w="80"/>
+              <w:left w:type="dxa" w:w="100"/>
+              <w:bottom w:type="dxa" w:w="80"/>
+              <w:right w:type="dxa" w:w="100"/>
+            </w:tcMar>
+          </w:tcPr>
+          <w:p>
+            <w:pPr>
+              <w:spacing w:line="276"/>
+            </w:pPr>
+            <w:r>
+              <w:rPr>
+                <w:rFonts w:ascii="Times New Roman" w:cs="Times New Roman" w:eastAsia="Times New Roman" w:hAnsi="Times New Roman"/>
+                <w:sz w:val="22"/>
+                <w:szCs w:val="22"/>
+              </w:rPr>
+              <w:t xml:space="preserve">Planning Poker with a mandatory-discussion rule whenever estimates differ by 2 or more levels on the Fibonacci scale</w:t>
+            </w:r>
+          </w:p>
+        </w:tc>
+      </w:tr>
+    </w:tbl>
+    <w:p>
+      <w:pPr>
+        <w:spacing w:after="160"/>
+      </w:pPr>
+    </w:p>
+    <w:p>
+      <w:pPr>
+        <w:spacing w:after="240" w:before="240" w:line="480"/>
+        <w:jc w:val="center"/>
+      </w:pPr>
+      <w:r>
+        <w:rPr>
+          <w:rFonts w:ascii="Times New Roman" w:cs="Times New Roman" w:eastAsia="Times New Roman" w:hAnsi="Times New Roman"/>
+          <w:b/>
+          <w:bCs/>
+          <w:sz w:val="24"/>
+          <w:szCs w:val="24"/>
+        </w:rPr>
         <w:t xml:space="preserve">9. Conclusions</w:t>
       </w:r>
     </w:p>
@@ -7378,7 +7147,7 @@
           <w:sz w:val="24"/>
           <w:szCs w:val="24"/>
         </w:rPr>
-        <w:t xml:space="preserve">The technical solution proposed for RentaMovil is backed by nine architectural decisions already recorded and evaluated against concrete alternatives, with a technology stack in widespread industry use and feasible for a three-member team within the training program's timeframe. The main pending task before formal execution begins is reconciling the backlog's status and assigning concrete sprints to the 32 already-refined user stories, following the dependency order between epics proposed in this document.</w:t>
+        <w:t xml:space="preserve">The technical solution proposed for RentaMovil is backed by nine architectural decisions already recorded and evaluated against concrete alternatives, with a technology stack in widespread industry use and feasible for a three-member team within the training program's timeframe. The backlog's 31 user stories are already refined; sprint execution follows the dependency order between epics proposed in this document.</w:t>
       </w:r>
     </w:p>
     <w:p>

--- a/03-documentacion-propuesta-tecnica/RentaMovil_Technical_Proposal_Documentation_APA_English.docx
+++ b/03-documentacion-propuesta-tecnica/RentaMovil_Technical_Proposal_Documentation_APA_English.docx
@@ -5867,7 +5867,23 @@
           <w:sz w:val="24"/>
           <w:szCs w:val="24"/>
         </w:rPr>
-        <w:t xml:space="preserve">7. Current Status and Proposed Schedule</w:t>
+        <w:t xml:space="preserve">7. Required Resources</w:t>
+      </w:r>
+    </w:p>
+    <w:p>
+      <w:pPr>
+        <w:spacing w:after="160" w:before="200" w:line="480"/>
+        <w:jc w:val="left"/>
+      </w:pPr>
+      <w:r>
+        <w:rPr>
+          <w:rFonts w:ascii="Times New Roman" w:cs="Times New Roman" w:eastAsia="Times New Roman" w:hAnsi="Times New Roman"/>
+          <w:b/>
+          <w:bCs/>
+          <w:sz w:val="24"/>
+          <w:szCs w:val="24"/>
+        </w:rPr>
+        <w:t xml:space="preserve">7.1 Human resources</w:t>
       </w:r>
     </w:p>
     <w:p>
@@ -5881,39 +5897,7 @@
           <w:sz w:val="24"/>
           <w:szCs w:val="24"/>
         </w:rPr>
-        <w:t xml:space="preserve">The project backlog, documented in </w:t>
-      </w:r>
-      <w:r>
-        <w:rPr>
-          <w:rFonts w:ascii="Times New Roman" w:cs="Times New Roman" w:eastAsia="Times New Roman" w:hAnsi="Times New Roman"/>
-          <w:i/>
-          <w:iCs/>
-          <w:sz w:val="24"/>
-          <w:szCs w:val="24"/>
-        </w:rPr>
-        <w:t xml:space="preserve">04-requirements/user-stories.md</w:t>
-      </w:r>
-      <w:r>
-        <w:rPr>
-          <w:rFonts w:ascii="Times New Roman" w:cs="Times New Roman" w:eastAsia="Times New Roman" w:hAnsi="Times New Roman"/>
-          <w:sz w:val="24"/>
-          <w:szCs w:val="24"/>
-        </w:rPr>
-        <w:t xml:space="preserve">, is organized into 7 epics (one per Bounded Context) with 31 user stories in total, estimated between 2 and 5 points each.</w:t>
-      </w:r>
-    </w:p>
-    <w:p>
-      <w:pPr>
-        <w:spacing w:after="200" w:line="480"/>
-        <w:jc w:val="both"/>
-      </w:pPr>
-      <w:r>
-        <w:rPr>
-          <w:rFonts w:ascii="Times New Roman" w:cs="Times New Roman" w:eastAsia="Times New Roman" w:hAnsi="Times New Roman"/>
-          <w:sz w:val="24"/>
-          <w:szCs w:val="24"/>
-        </w:rPr>
-        <w:t xml:space="preserve">This proposal suggests executing the epics in the same dependency order that already governs database migrations between services (section 2.8), so that no service depends on tables or contracts that do not yet exist:</w:t>
+        <w:t xml:space="preserve">The team is made up of 3 members, with the roles already defined in the project's requirements specification:</w:t>
       </w:r>
     </w:p>
     <w:tbl>
@@ -5959,7 +5943,7 @@
                 <w:sz w:val="22"/>
                 <w:szCs w:val="22"/>
               </w:rPr>
-              <w:t xml:space="preserve">Order</w:t>
+              <w:t xml:space="preserve">Member</w:t>
             </w:r>
           </w:p>
         </w:tc>
@@ -5985,7 +5969,7 @@
                 <w:sz w:val="22"/>
                 <w:szCs w:val="22"/>
               </w:rPr>
-              <w:t xml:space="preserve">Epic (Bounded Context)</w:t>
+              <w:t xml:space="preserve">Role</w:t>
             </w:r>
           </w:p>
         </w:tc>
@@ -6011,7 +5995,7 @@
                 <w:sz w:val="22"/>
                 <w:szCs w:val="22"/>
               </w:rPr>
-              <w:t xml:space="preserve">Dependency</w:t>
+              <w:t xml:space="preserve">Responsibility</w:t>
             </w:r>
           </w:p>
         </w:tc>
@@ -6037,31 +6021,31 @@
                 <w:sz w:val="22"/>
                 <w:szCs w:val="22"/>
               </w:rPr>
-              <w:t xml:space="preserve">1</w:t>
-            </w:r>
-          </w:p>
-        </w:tc>
-        <w:tc>
-          <w:tcPr>
-            <w:tcW w:type="dxa" w:w="3008"/>
-            <w:tcMar>
-              <w:top w:type="dxa" w:w="80"/>
-              <w:left w:type="dxa" w:w="100"/>
-              <w:bottom w:type="dxa" w:w="80"/>
-              <w:right w:type="dxa" w:w="100"/>
-            </w:tcMar>
-          </w:tcPr>
-          <w:p>
-            <w:pPr>
-              <w:spacing w:line="276"/>
-            </w:pPr>
-            <w:r>
-              <w:rPr>
-                <w:rFonts w:ascii="Times New Roman" w:cs="Times New Roman" w:eastAsia="Times New Roman" w:hAnsi="Times New Roman"/>
-                <w:sz w:val="22"/>
-                <w:szCs w:val="22"/>
-              </w:rPr>
-              <w:t xml:space="preserve">Identity &amp; Access</w:t>
+              <w:t xml:space="preserve">Nicole Dayana Ramírez Vargas</w:t>
+            </w:r>
+          </w:p>
+        </w:tc>
+        <w:tc>
+          <w:tcPr>
+            <w:tcW w:type="dxa" w:w="3008"/>
+            <w:tcMar>
+              <w:top w:type="dxa" w:w="80"/>
+              <w:left w:type="dxa" w:w="100"/>
+              <w:bottom w:type="dxa" w:w="80"/>
+              <w:right w:type="dxa" w:w="100"/>
+            </w:tcMar>
+          </w:tcPr>
+          <w:p>
+            <w:pPr>
+              <w:spacing w:line="276"/>
+            </w:pPr>
+            <w:r>
+              <w:rPr>
+                <w:rFonts w:ascii="Times New Roman" w:cs="Times New Roman" w:eastAsia="Times New Roman" w:hAnsi="Times New Roman"/>
+                <w:sz w:val="22"/>
+                <w:szCs w:val="22"/>
+              </w:rPr>
+              <w:t xml:space="preserve">Lead</w:t>
             </w:r>
           </w:p>
         </w:tc>
@@ -6085,7 +6069,7 @@
                 <w:sz w:val="22"/>
                 <w:szCs w:val="22"/>
               </w:rPr>
-              <w:t xml:space="preserve">None — authentication is required by everything else</w:t>
+              <w:t xml:space="preserve">Lead, plan, and oversee the project delivery</w:t>
             </w:r>
           </w:p>
         </w:tc>
@@ -6111,31 +6095,31 @@
                 <w:sz w:val="22"/>
                 <w:szCs w:val="22"/>
               </w:rPr>
-              <w:t xml:space="preserve">2</w:t>
-            </w:r>
-          </w:p>
-        </w:tc>
-        <w:tc>
-          <w:tcPr>
-            <w:tcW w:type="dxa" w:w="3008"/>
-            <w:tcMar>
-              <w:top w:type="dxa" w:w="80"/>
-              <w:left w:type="dxa" w:w="100"/>
-              <w:bottom w:type="dxa" w:w="80"/>
-              <w:right w:type="dxa" w:w="100"/>
-            </w:tcMar>
-          </w:tcPr>
-          <w:p>
-            <w:pPr>
-              <w:spacing w:line="276"/>
-            </w:pPr>
-            <w:r>
-              <w:rPr>
-                <w:rFonts w:ascii="Times New Roman" w:cs="Times New Roman" w:eastAsia="Times New Roman" w:hAnsi="Times New Roman"/>
-                <w:sz w:val="22"/>
-                <w:szCs w:val="22"/>
-              </w:rPr>
-              <w:t xml:space="preserve">Fleet &amp; Maintenance</w:t>
+              <w:t xml:space="preserve">David Santiago Erez Rodríguez</w:t>
+            </w:r>
+          </w:p>
+        </w:tc>
+        <w:tc>
+          <w:tcPr>
+            <w:tcW w:type="dxa" w:w="3008"/>
+            <w:tcMar>
+              <w:top w:type="dxa" w:w="80"/>
+              <w:left w:type="dxa" w:w="100"/>
+              <w:bottom w:type="dxa" w:w="80"/>
+              <w:right w:type="dxa" w:w="100"/>
+            </w:tcMar>
+          </w:tcPr>
+          <w:p>
+            <w:pPr>
+              <w:spacing w:line="276"/>
+            </w:pPr>
+            <w:r>
+              <w:rPr>
+                <w:rFonts w:ascii="Times New Roman" w:cs="Times New Roman" w:eastAsia="Times New Roman" w:hAnsi="Times New Roman"/>
+                <w:sz w:val="22"/>
+                <w:szCs w:val="22"/>
+              </w:rPr>
+              <w:t xml:space="preserve">Developer</w:t>
             </w:r>
           </w:p>
         </w:tc>
@@ -6159,7 +6143,7 @@
                 <w:sz w:val="22"/>
                 <w:szCs w:val="22"/>
               </w:rPr>
-              <w:t xml:space="preserve">Identity &amp; Access (roles and permissions)</w:t>
+              <w:t xml:space="preserve">Build the web application</w:t>
             </w:r>
           </w:p>
         </w:tc>
@@ -6185,31 +6169,31 @@
                 <w:sz w:val="22"/>
                 <w:szCs w:val="22"/>
               </w:rPr>
-              <w:t xml:space="preserve">3</w:t>
-            </w:r>
-          </w:p>
-        </w:tc>
-        <w:tc>
-          <w:tcPr>
-            <w:tcW w:type="dxa" w:w="3008"/>
-            <w:tcMar>
-              <w:top w:type="dxa" w:w="80"/>
-              <w:left w:type="dxa" w:w="100"/>
-              <w:bottom w:type="dxa" w:w="80"/>
-              <w:right w:type="dxa" w:w="100"/>
-            </w:tcMar>
-          </w:tcPr>
-          <w:p>
-            <w:pPr>
-              <w:spacing w:line="276"/>
-            </w:pPr>
-            <w:r>
-              <w:rPr>
-                <w:rFonts w:ascii="Times New Roman" w:cs="Times New Roman" w:eastAsia="Times New Roman" w:hAnsi="Times New Roman"/>
-                <w:sz w:val="22"/>
-                <w:szCs w:val="22"/>
-              </w:rPr>
-              <w:t xml:space="preserve">Telemetry &amp; GPS</w:t>
+              <w:t xml:space="preserve">Thiago Fabian Rojas Guevara</w:t>
+            </w:r>
+          </w:p>
+        </w:tc>
+        <w:tc>
+          <w:tcPr>
+            <w:tcW w:type="dxa" w:w="3008"/>
+            <w:tcMar>
+              <w:top w:type="dxa" w:w="80"/>
+              <w:left w:type="dxa" w:w="100"/>
+              <w:bottom w:type="dxa" w:w="80"/>
+              <w:right w:type="dxa" w:w="100"/>
+            </w:tcMar>
+          </w:tcPr>
+          <w:p>
+            <w:pPr>
+              <w:spacing w:line="276"/>
+            </w:pPr>
+            <w:r>
+              <w:rPr>
+                <w:rFonts w:ascii="Times New Roman" w:cs="Times New Roman" w:eastAsia="Times New Roman" w:hAnsi="Times New Roman"/>
+                <w:sz w:val="22"/>
+                <w:szCs w:val="22"/>
+              </w:rPr>
+              <w:t xml:space="preserve">Analyst</w:t>
             </w:r>
           </w:p>
         </w:tc>
@@ -6233,7 +6217,116 @@
                 <w:sz w:val="22"/>
                 <w:szCs w:val="22"/>
               </w:rPr>
-              <w:t xml:space="preserve">Fleet &amp; Maintenance (vehicles to track)</w:t>
+              <w:t xml:space="preserve">Information analysis, design, and programming</w:t>
+            </w:r>
+          </w:p>
+        </w:tc>
+      </w:tr>
+    </w:tbl>
+    <w:p>
+      <w:pPr>
+        <w:spacing w:after="160"/>
+      </w:pPr>
+    </w:p>
+    <w:p>
+      <w:pPr>
+        <w:spacing w:after="200" w:line="480"/>
+        <w:jc w:val="both"/>
+      </w:pPr>
+      <w:r>
+        <w:rPr>
+          <w:rFonts w:ascii="Times New Roman" w:cs="Times New Roman" w:eastAsia="Times New Roman" w:hAnsi="Times New Roman"/>
+          <w:sz w:val="24"/>
+          <w:szCs w:val="24"/>
+        </w:rPr>
+        <w:t xml:space="preserve">(RentaMovil, 2026, Document 1 — Software Requirements Specification, section 1.7)</w:t>
+      </w:r>
+    </w:p>
+    <w:p>
+      <w:pPr>
+        <w:spacing w:after="160" w:before="200" w:line="480"/>
+        <w:jc w:val="left"/>
+      </w:pPr>
+      <w:r>
+        <w:rPr>
+          <w:rFonts w:ascii="Times New Roman" w:cs="Times New Roman" w:eastAsia="Times New Roman" w:hAnsi="Times New Roman"/>
+          <w:b/>
+          <w:bCs/>
+          <w:sz w:val="24"/>
+          <w:szCs w:val="24"/>
+        </w:rPr>
+        <w:t xml:space="preserve">7.2 Software resources</w:t>
+      </w:r>
+    </w:p>
+    <w:tbl>
+      <w:tblPr>
+        <w:tblW w:type="dxa" w:w="9026"/>
+        <w:tblBorders>
+          <w:top w:val="single" w:color="000000" w:sz="6"/>
+          <w:left w:val="none" w:color="FFFFFF" w:sz="0"/>
+          <w:bottom w:val="single" w:color="000000" w:sz="6"/>
+          <w:right w:val="none" w:color="FFFFFF" w:sz="0"/>
+          <w:insideH w:val="single" w:color="999999" w:sz="2"/>
+          <w:insideV w:val="none" w:color="FFFFFF" w:sz="0"/>
+        </w:tblBorders>
+      </w:tblPr>
+      <w:tblGrid>
+        <w:gridCol w:w="4513"/>
+        <w:gridCol w:w="4513"/>
+      </w:tblGrid>
+      <w:tr>
+        <w:trPr>
+          <w:tblHeader/>
+        </w:trPr>
+        <w:tc>
+          <w:tcPr>
+            <w:tcW w:type="dxa" w:w="4513"/>
+            <w:tcMar>
+              <w:top w:type="dxa" w:w="80"/>
+              <w:left w:type="dxa" w:w="100"/>
+              <w:bottom w:type="dxa" w:w="80"/>
+              <w:right w:type="dxa" w:w="100"/>
+            </w:tcMar>
+          </w:tcPr>
+          <w:p>
+            <w:pPr>
+              <w:spacing w:line="276"/>
+            </w:pPr>
+            <w:r>
+              <w:rPr>
+                <w:rFonts w:ascii="Times New Roman" w:cs="Times New Roman" w:eastAsia="Times New Roman" w:hAnsi="Times New Roman"/>
+                <w:b/>
+                <w:bCs/>
+                <w:sz w:val="22"/>
+                <w:szCs w:val="22"/>
+              </w:rPr>
+              <w:t xml:space="preserve">Category</w:t>
+            </w:r>
+          </w:p>
+        </w:tc>
+        <w:tc>
+          <w:tcPr>
+            <w:tcW w:type="dxa" w:w="4513"/>
+            <w:tcMar>
+              <w:top w:type="dxa" w:w="80"/>
+              <w:left w:type="dxa" w:w="100"/>
+              <w:bottom w:type="dxa" w:w="80"/>
+              <w:right w:type="dxa" w:w="100"/>
+            </w:tcMar>
+          </w:tcPr>
+          <w:p>
+            <w:pPr>
+              <w:spacing w:line="276"/>
+            </w:pPr>
+            <w:r>
+              <w:rPr>
+                <w:rFonts w:ascii="Times New Roman" w:cs="Times New Roman" w:eastAsia="Times New Roman" w:hAnsi="Times New Roman"/>
+                <w:b/>
+                <w:bCs/>
+                <w:sz w:val="22"/>
+                <w:szCs w:val="22"/>
+              </w:rPr>
+              <w:t xml:space="preserve">Tools</w:t>
             </w:r>
           </w:p>
         </w:tc>
@@ -6241,73 +6334,49 @@
       <w:tr>
         <w:tc>
           <w:tcPr>
-            <w:tcW w:type="dxa" w:w="3008"/>
-            <w:tcMar>
-              <w:top w:type="dxa" w:w="80"/>
-              <w:left w:type="dxa" w:w="100"/>
-              <w:bottom w:type="dxa" w:w="80"/>
-              <w:right w:type="dxa" w:w="100"/>
-            </w:tcMar>
-          </w:tcPr>
-          <w:p>
-            <w:pPr>
-              <w:spacing w:line="276"/>
-            </w:pPr>
-            <w:r>
-              <w:rPr>
-                <w:rFonts w:ascii="Times New Roman" w:cs="Times New Roman" w:eastAsia="Times New Roman" w:hAnsi="Times New Roman"/>
-                <w:sz w:val="22"/>
-                <w:szCs w:val="22"/>
-              </w:rPr>
-              <w:t xml:space="preserve">4</w:t>
-            </w:r>
-          </w:p>
-        </w:tc>
-        <w:tc>
-          <w:tcPr>
-            <w:tcW w:type="dxa" w:w="3008"/>
-            <w:tcMar>
-              <w:top w:type="dxa" w:w="80"/>
-              <w:left w:type="dxa" w:w="100"/>
-              <w:bottom w:type="dxa" w:w="80"/>
-              <w:right w:type="dxa" w:w="100"/>
-            </w:tcMar>
-          </w:tcPr>
-          <w:p>
-            <w:pPr>
-              <w:spacing w:line="276"/>
-            </w:pPr>
-            <w:r>
-              <w:rPr>
-                <w:rFonts w:ascii="Times New Roman" w:cs="Times New Roman" w:eastAsia="Times New Roman" w:hAnsi="Times New Roman"/>
-                <w:sz w:val="22"/>
-                <w:szCs w:val="22"/>
-              </w:rPr>
-              <w:t xml:space="preserve">Booking &amp; Reservation</w:t>
-            </w:r>
-          </w:p>
-        </w:tc>
-        <w:tc>
-          <w:tcPr>
-            <w:tcW w:type="dxa" w:w="3010"/>
-            <w:tcMar>
-              <w:top w:type="dxa" w:w="80"/>
-              <w:left w:type="dxa" w:w="100"/>
-              <w:bottom w:type="dxa" w:w="80"/>
-              <w:right w:type="dxa" w:w="100"/>
-            </w:tcMar>
-          </w:tcPr>
-          <w:p>
-            <w:pPr>
-              <w:spacing w:line="276"/>
-            </w:pPr>
-            <w:r>
-              <w:rPr>
-                <w:rFonts w:ascii="Times New Roman" w:cs="Times New Roman" w:eastAsia="Times New Roman" w:hAnsi="Times New Roman"/>
-                <w:sz w:val="22"/>
-                <w:szCs w:val="22"/>
-              </w:rPr>
-              <w:t xml:space="preserve">Identity &amp; Access, Fleet &amp; Maintenance</w:t>
+            <w:tcW w:type="dxa" w:w="4513"/>
+            <w:tcMar>
+              <w:top w:type="dxa" w:w="80"/>
+              <w:left w:type="dxa" w:w="100"/>
+              <w:bottom w:type="dxa" w:w="80"/>
+              <w:right w:type="dxa" w:w="100"/>
+            </w:tcMar>
+          </w:tcPr>
+          <w:p>
+            <w:pPr>
+              <w:spacing w:line="276"/>
+            </w:pPr>
+            <w:r>
+              <w:rPr>
+                <w:rFonts w:ascii="Times New Roman" w:cs="Times New Roman" w:eastAsia="Times New Roman" w:hAnsi="Times New Roman"/>
+                <w:sz w:val="22"/>
+                <w:szCs w:val="22"/>
+              </w:rPr>
+              <w:t xml:space="preserve">Backend</w:t>
+            </w:r>
+          </w:p>
+        </w:tc>
+        <w:tc>
+          <w:tcPr>
+            <w:tcW w:type="dxa" w:w="4513"/>
+            <w:tcMar>
+              <w:top w:type="dxa" w:w="80"/>
+              <w:left w:type="dxa" w:w="100"/>
+              <w:bottom w:type="dxa" w:w="80"/>
+              <w:right w:type="dxa" w:w="100"/>
+            </w:tcMar>
+          </w:tcPr>
+          <w:p>
+            <w:pPr>
+              <w:spacing w:line="276"/>
+            </w:pPr>
+            <w:r>
+              <w:rPr>
+                <w:rFonts w:ascii="Times New Roman" w:cs="Times New Roman" w:eastAsia="Times New Roman" w:hAnsi="Times New Roman"/>
+                <w:sz w:val="22"/>
+                <w:szCs w:val="22"/>
+              </w:rPr>
+              <w:t xml:space="preserve">Java (JDK), Spring Boot, Maven/Gradle</w:t>
             </w:r>
           </w:p>
         </w:tc>
@@ -6315,73 +6384,49 @@
       <w:tr>
         <w:tc>
           <w:tcPr>
-            <w:tcW w:type="dxa" w:w="3008"/>
-            <w:tcMar>
-              <w:top w:type="dxa" w:w="80"/>
-              <w:left w:type="dxa" w:w="100"/>
-              <w:bottom w:type="dxa" w:w="80"/>
-              <w:right w:type="dxa" w:w="100"/>
-            </w:tcMar>
-          </w:tcPr>
-          <w:p>
-            <w:pPr>
-              <w:spacing w:line="276"/>
-            </w:pPr>
-            <w:r>
-              <w:rPr>
-                <w:rFonts w:ascii="Times New Roman" w:cs="Times New Roman" w:eastAsia="Times New Roman" w:hAnsi="Times New Roman"/>
-                <w:sz w:val="22"/>
-                <w:szCs w:val="22"/>
-              </w:rPr>
-              <w:t xml:space="preserve">5</w:t>
-            </w:r>
-          </w:p>
-        </w:tc>
-        <w:tc>
-          <w:tcPr>
-            <w:tcW w:type="dxa" w:w="3008"/>
-            <w:tcMar>
-              <w:top w:type="dxa" w:w="80"/>
-              <w:left w:type="dxa" w:w="100"/>
-              <w:bottom w:type="dxa" w:w="80"/>
-              <w:right w:type="dxa" w:w="100"/>
-            </w:tcMar>
-          </w:tcPr>
-          <w:p>
-            <w:pPr>
-              <w:spacing w:line="276"/>
-            </w:pPr>
-            <w:r>
-              <w:rPr>
-                <w:rFonts w:ascii="Times New Roman" w:cs="Times New Roman" w:eastAsia="Times New Roman" w:hAnsi="Times New Roman"/>
-                <w:sz w:val="22"/>
-                <w:szCs w:val="22"/>
-              </w:rPr>
-              <w:t xml:space="preserve">Rental Execution</w:t>
-            </w:r>
-          </w:p>
-        </w:tc>
-        <w:tc>
-          <w:tcPr>
-            <w:tcW w:type="dxa" w:w="3010"/>
-            <w:tcMar>
-              <w:top w:type="dxa" w:w="80"/>
-              <w:left w:type="dxa" w:w="100"/>
-              <w:bottom w:type="dxa" w:w="80"/>
-              <w:right w:type="dxa" w:w="100"/>
-            </w:tcMar>
-          </w:tcPr>
-          <w:p>
-            <w:pPr>
-              <w:spacing w:line="276"/>
-            </w:pPr>
-            <w:r>
-              <w:rPr>
-                <w:rFonts w:ascii="Times New Roman" w:cs="Times New Roman" w:eastAsia="Times New Roman" w:hAnsi="Times New Roman"/>
-                <w:sz w:val="22"/>
-                <w:szCs w:val="22"/>
-              </w:rPr>
-              <w:t xml:space="preserve">Booking &amp; Reservation (confirmed reservation)</w:t>
+            <w:tcW w:type="dxa" w:w="4513"/>
+            <w:tcMar>
+              <w:top w:type="dxa" w:w="80"/>
+              <w:left w:type="dxa" w:w="100"/>
+              <w:bottom w:type="dxa" w:w="80"/>
+              <w:right w:type="dxa" w:w="100"/>
+            </w:tcMar>
+          </w:tcPr>
+          <w:p>
+            <w:pPr>
+              <w:spacing w:line="276"/>
+            </w:pPr>
+            <w:r>
+              <w:rPr>
+                <w:rFonts w:ascii="Times New Roman" w:cs="Times New Roman" w:eastAsia="Times New Roman" w:hAnsi="Times New Roman"/>
+                <w:sz w:val="22"/>
+                <w:szCs w:val="22"/>
+              </w:rPr>
+              <w:t xml:space="preserve">Database</w:t>
+            </w:r>
+          </w:p>
+        </w:tc>
+        <w:tc>
+          <w:tcPr>
+            <w:tcW w:type="dxa" w:w="4513"/>
+            <w:tcMar>
+              <w:top w:type="dxa" w:w="80"/>
+              <w:left w:type="dxa" w:w="100"/>
+              <w:bottom w:type="dxa" w:w="80"/>
+              <w:right w:type="dxa" w:w="100"/>
+            </w:tcMar>
+          </w:tcPr>
+          <w:p>
+            <w:pPr>
+              <w:spacing w:line="276"/>
+            </w:pPr>
+            <w:r>
+              <w:rPr>
+                <w:rFonts w:ascii="Times New Roman" w:cs="Times New Roman" w:eastAsia="Times New Roman" w:hAnsi="Times New Roman"/>
+                <w:sz w:val="22"/>
+                <w:szCs w:val="22"/>
+              </w:rPr>
+              <w:t xml:space="preserve">Microsoft SQL Server Developer Edition, Liquibase</w:t>
             </w:r>
           </w:p>
         </w:tc>
@@ -6389,73 +6434,49 @@
       <w:tr>
         <w:tc>
           <w:tcPr>
-            <w:tcW w:type="dxa" w:w="3008"/>
-            <w:tcMar>
-              <w:top w:type="dxa" w:w="80"/>
-              <w:left w:type="dxa" w:w="100"/>
-              <w:bottom w:type="dxa" w:w="80"/>
-              <w:right w:type="dxa" w:w="100"/>
-            </w:tcMar>
-          </w:tcPr>
-          <w:p>
-            <w:pPr>
-              <w:spacing w:line="276"/>
-            </w:pPr>
-            <w:r>
-              <w:rPr>
-                <w:rFonts w:ascii="Times New Roman" w:cs="Times New Roman" w:eastAsia="Times New Roman" w:hAnsi="Times New Roman"/>
-                <w:sz w:val="22"/>
-                <w:szCs w:val="22"/>
-              </w:rPr>
-              <w:t xml:space="preserve">6</w:t>
-            </w:r>
-          </w:p>
-        </w:tc>
-        <w:tc>
-          <w:tcPr>
-            <w:tcW w:type="dxa" w:w="3008"/>
-            <w:tcMar>
-              <w:top w:type="dxa" w:w="80"/>
-              <w:left w:type="dxa" w:w="100"/>
-              <w:bottom w:type="dxa" w:w="80"/>
-              <w:right w:type="dxa" w:w="100"/>
-            </w:tcMar>
-          </w:tcPr>
-          <w:p>
-            <w:pPr>
-              <w:spacing w:line="276"/>
-            </w:pPr>
-            <w:r>
-              <w:rPr>
-                <w:rFonts w:ascii="Times New Roman" w:cs="Times New Roman" w:eastAsia="Times New Roman" w:hAnsi="Times New Roman"/>
-                <w:sz w:val="22"/>
-                <w:szCs w:val="22"/>
-              </w:rPr>
-              <w:t xml:space="preserve">Payment &amp; Billing</w:t>
-            </w:r>
-          </w:p>
-        </w:tc>
-        <w:tc>
-          <w:tcPr>
-            <w:tcW w:type="dxa" w:w="3010"/>
-            <w:tcMar>
-              <w:top w:type="dxa" w:w="80"/>
-              <w:left w:type="dxa" w:w="100"/>
-              <w:bottom w:type="dxa" w:w="80"/>
-              <w:right w:type="dxa" w:w="100"/>
-            </w:tcMar>
-          </w:tcPr>
-          <w:p>
-            <w:pPr>
-              <w:spacing w:line="276"/>
-            </w:pPr>
-            <w:r>
-              <w:rPr>
-                <w:rFonts w:ascii="Times New Roman" w:cs="Times New Roman" w:eastAsia="Times New Roman" w:hAnsi="Times New Roman"/>
-                <w:sz w:val="22"/>
-                <w:szCs w:val="22"/>
-              </w:rPr>
-              <w:t xml:space="preserve">Booking &amp; Reservation</w:t>
+            <w:tcW w:type="dxa" w:w="4513"/>
+            <w:tcMar>
+              <w:top w:type="dxa" w:w="80"/>
+              <w:left w:type="dxa" w:w="100"/>
+              <w:bottom w:type="dxa" w:w="80"/>
+              <w:right w:type="dxa" w:w="100"/>
+            </w:tcMar>
+          </w:tcPr>
+          <w:p>
+            <w:pPr>
+              <w:spacing w:line="276"/>
+            </w:pPr>
+            <w:r>
+              <w:rPr>
+                <w:rFonts w:ascii="Times New Roman" w:cs="Times New Roman" w:eastAsia="Times New Roman" w:hAnsi="Times New Roman"/>
+                <w:sz w:val="22"/>
+                <w:szCs w:val="22"/>
+              </w:rPr>
+              <w:t xml:space="preserve">Web frontend</w:t>
+            </w:r>
+          </w:p>
+        </w:tc>
+        <w:tc>
+          <w:tcPr>
+            <w:tcW w:type="dxa" w:w="4513"/>
+            <w:tcMar>
+              <w:top w:type="dxa" w:w="80"/>
+              <w:left w:type="dxa" w:w="100"/>
+              <w:bottom w:type="dxa" w:w="80"/>
+              <w:right w:type="dxa" w:w="100"/>
+            </w:tcMar>
+          </w:tcPr>
+          <w:p>
+            <w:pPr>
+              <w:spacing w:line="276"/>
+            </w:pPr>
+            <w:r>
+              <w:rPr>
+                <w:rFonts w:ascii="Times New Roman" w:cs="Times New Roman" w:eastAsia="Times New Roman" w:hAnsi="Times New Roman"/>
+                <w:sz w:val="22"/>
+                <w:szCs w:val="22"/>
+              </w:rPr>
+              <w:t xml:space="preserve">Node.js, React, Vite</w:t>
             </w:r>
           </w:p>
         </w:tc>
@@ -6463,73 +6484,249 @@
       <w:tr>
         <w:tc>
           <w:tcPr>
-            <w:tcW w:type="dxa" w:w="3008"/>
-            <w:tcMar>
-              <w:top w:type="dxa" w:w="80"/>
-              <w:left w:type="dxa" w:w="100"/>
-              <w:bottom w:type="dxa" w:w="80"/>
-              <w:right w:type="dxa" w:w="100"/>
-            </w:tcMar>
-          </w:tcPr>
-          <w:p>
-            <w:pPr>
-              <w:spacing w:line="276"/>
-            </w:pPr>
-            <w:r>
-              <w:rPr>
-                <w:rFonts w:ascii="Times New Roman" w:cs="Times New Roman" w:eastAsia="Times New Roman" w:hAnsi="Times New Roman"/>
-                <w:sz w:val="22"/>
-                <w:szCs w:val="22"/>
-              </w:rPr>
-              <w:t xml:space="preserve">7</w:t>
-            </w:r>
-          </w:p>
-        </w:tc>
-        <w:tc>
-          <w:tcPr>
-            <w:tcW w:type="dxa" w:w="3008"/>
-            <w:tcMar>
-              <w:top w:type="dxa" w:w="80"/>
-              <w:left w:type="dxa" w:w="100"/>
-              <w:bottom w:type="dxa" w:w="80"/>
-              <w:right w:type="dxa" w:w="100"/>
-            </w:tcMar>
-          </w:tcPr>
-          <w:p>
-            <w:pPr>
-              <w:spacing w:line="276"/>
-            </w:pPr>
-            <w:r>
-              <w:rPr>
-                <w:rFonts w:ascii="Times New Roman" w:cs="Times New Roman" w:eastAsia="Times New Roman" w:hAnsi="Times New Roman"/>
-                <w:sz w:val="22"/>
-                <w:szCs w:val="22"/>
-              </w:rPr>
-              <w:t xml:space="preserve">Notification</w:t>
-            </w:r>
-          </w:p>
-        </w:tc>
-        <w:tc>
-          <w:tcPr>
-            <w:tcW w:type="dxa" w:w="3010"/>
-            <w:tcMar>
-              <w:top w:type="dxa" w:w="80"/>
-              <w:left w:type="dxa" w:w="100"/>
-              <w:bottom w:type="dxa" w:w="80"/>
-              <w:right w:type="dxa" w:w="100"/>
-            </w:tcMar>
-          </w:tcPr>
-          <w:p>
-            <w:pPr>
-              <w:spacing w:line="276"/>
-            </w:pPr>
-            <w:r>
-              <w:rPr>
-                <w:rFonts w:ascii="Times New Roman" w:cs="Times New Roman" w:eastAsia="Times New Roman" w:hAnsi="Times New Roman"/>
-                <w:sz w:val="22"/>
-                <w:szCs w:val="22"/>
-              </w:rPr>
-              <w:t xml:space="preserve">Cross-cutting across the previous epics' events</w:t>
+            <w:tcW w:type="dxa" w:w="4513"/>
+            <w:tcMar>
+              <w:top w:type="dxa" w:w="80"/>
+              <w:left w:type="dxa" w:w="100"/>
+              <w:bottom w:type="dxa" w:w="80"/>
+              <w:right w:type="dxa" w:w="100"/>
+            </w:tcMar>
+          </w:tcPr>
+          <w:p>
+            <w:pPr>
+              <w:spacing w:line="276"/>
+            </w:pPr>
+            <w:r>
+              <w:rPr>
+                <w:rFonts w:ascii="Times New Roman" w:cs="Times New Roman" w:eastAsia="Times New Roman" w:hAnsi="Times New Roman"/>
+                <w:sz w:val="22"/>
+                <w:szCs w:val="22"/>
+              </w:rPr>
+              <w:t xml:space="preserve">Mobile application</w:t>
+            </w:r>
+          </w:p>
+        </w:tc>
+        <w:tc>
+          <w:tcPr>
+            <w:tcW w:type="dxa" w:w="4513"/>
+            <w:tcMar>
+              <w:top w:type="dxa" w:w="80"/>
+              <w:left w:type="dxa" w:w="100"/>
+              <w:bottom w:type="dxa" w:w="80"/>
+              <w:right w:type="dxa" w:w="100"/>
+            </w:tcMar>
+          </w:tcPr>
+          <w:p>
+            <w:pPr>
+              <w:spacing w:line="276"/>
+            </w:pPr>
+            <w:r>
+              <w:rPr>
+                <w:rFonts w:ascii="Times New Roman" w:cs="Times New Roman" w:eastAsia="Times New Roman" w:hAnsi="Times New Roman"/>
+                <w:sz w:val="22"/>
+                <w:szCs w:val="22"/>
+              </w:rPr>
+              <w:t xml:space="preserve">Expo, React Native</w:t>
+            </w:r>
+          </w:p>
+        </w:tc>
+      </w:tr>
+      <w:tr>
+        <w:tc>
+          <w:tcPr>
+            <w:tcW w:type="dxa" w:w="4513"/>
+            <w:tcMar>
+              <w:top w:type="dxa" w:w="80"/>
+              <w:left w:type="dxa" w:w="100"/>
+              <w:bottom w:type="dxa" w:w="80"/>
+              <w:right w:type="dxa" w:w="100"/>
+            </w:tcMar>
+          </w:tcPr>
+          <w:p>
+            <w:pPr>
+              <w:spacing w:line="276"/>
+            </w:pPr>
+            <w:r>
+              <w:rPr>
+                <w:rFonts w:ascii="Times New Roman" w:cs="Times New Roman" w:eastAsia="Times New Roman" w:hAnsi="Times New Roman"/>
+                <w:sz w:val="22"/>
+                <w:szCs w:val="22"/>
+              </w:rPr>
+              <w:t xml:space="preserve">Version control</w:t>
+            </w:r>
+          </w:p>
+        </w:tc>
+        <w:tc>
+          <w:tcPr>
+            <w:tcW w:type="dxa" w:w="4513"/>
+            <w:tcMar>
+              <w:top w:type="dxa" w:w="80"/>
+              <w:left w:type="dxa" w:w="100"/>
+              <w:bottom w:type="dxa" w:w="80"/>
+              <w:right w:type="dxa" w:w="100"/>
+            </w:tcMar>
+          </w:tcPr>
+          <w:p>
+            <w:pPr>
+              <w:spacing w:line="276"/>
+            </w:pPr>
+            <w:r>
+              <w:rPr>
+                <w:rFonts w:ascii="Times New Roman" w:cs="Times New Roman" w:eastAsia="Times New Roman" w:hAnsi="Times New Roman"/>
+                <w:sz w:val="22"/>
+                <w:szCs w:val="22"/>
+              </w:rPr>
+              <w:t xml:space="preserve">Git, GitHub</w:t>
+            </w:r>
+          </w:p>
+        </w:tc>
+      </w:tr>
+      <w:tr>
+        <w:tc>
+          <w:tcPr>
+            <w:tcW w:type="dxa" w:w="4513"/>
+            <w:tcMar>
+              <w:top w:type="dxa" w:w="80"/>
+              <w:left w:type="dxa" w:w="100"/>
+              <w:bottom w:type="dxa" w:w="80"/>
+              <w:right w:type="dxa" w:w="100"/>
+            </w:tcMar>
+          </w:tcPr>
+          <w:p>
+            <w:pPr>
+              <w:spacing w:line="276"/>
+            </w:pPr>
+            <w:r>
+              <w:rPr>
+                <w:rFonts w:ascii="Times New Roman" w:cs="Times New Roman" w:eastAsia="Times New Roman" w:hAnsi="Times New Roman"/>
+                <w:sz w:val="22"/>
+                <w:szCs w:val="22"/>
+              </w:rPr>
+              <w:t xml:space="preserve">Backlog management</w:t>
+            </w:r>
+          </w:p>
+        </w:tc>
+        <w:tc>
+          <w:tcPr>
+            <w:tcW w:type="dxa" w:w="4513"/>
+            <w:tcMar>
+              <w:top w:type="dxa" w:w="80"/>
+              <w:left w:type="dxa" w:w="100"/>
+              <w:bottom w:type="dxa" w:w="80"/>
+              <w:right w:type="dxa" w:w="100"/>
+            </w:tcMar>
+          </w:tcPr>
+          <w:p>
+            <w:pPr>
+              <w:spacing w:line="276"/>
+            </w:pPr>
+            <w:r>
+              <w:rPr>
+                <w:rFonts w:ascii="Times New Roman" w:cs="Times New Roman" w:eastAsia="Times New Roman" w:hAnsi="Times New Roman"/>
+                <w:sz w:val="22"/>
+                <w:szCs w:val="22"/>
+              </w:rPr>
+              <w:t xml:space="preserve">Jira</w:t>
+            </w:r>
+          </w:p>
+        </w:tc>
+      </w:tr>
+      <w:tr>
+        <w:tc>
+          <w:tcPr>
+            <w:tcW w:type="dxa" w:w="4513"/>
+            <w:tcMar>
+              <w:top w:type="dxa" w:w="80"/>
+              <w:left w:type="dxa" w:w="100"/>
+              <w:bottom w:type="dxa" w:w="80"/>
+              <w:right w:type="dxa" w:w="100"/>
+            </w:tcMar>
+          </w:tcPr>
+          <w:p>
+            <w:pPr>
+              <w:spacing w:line="276"/>
+            </w:pPr>
+            <w:r>
+              <w:rPr>
+                <w:rFonts w:ascii="Times New Roman" w:cs="Times New Roman" w:eastAsia="Times New Roman" w:hAnsi="Times New Roman"/>
+                <w:sz w:val="22"/>
+                <w:szCs w:val="22"/>
+              </w:rPr>
+              <w:t xml:space="preserve">Containers</w:t>
+            </w:r>
+          </w:p>
+        </w:tc>
+        <w:tc>
+          <w:tcPr>
+            <w:tcW w:type="dxa" w:w="4513"/>
+            <w:tcMar>
+              <w:top w:type="dxa" w:w="80"/>
+              <w:left w:type="dxa" w:w="100"/>
+              <w:bottom w:type="dxa" w:w="80"/>
+              <w:right w:type="dxa" w:w="100"/>
+            </w:tcMar>
+          </w:tcPr>
+          <w:p>
+            <w:pPr>
+              <w:spacing w:line="276"/>
+            </w:pPr>
+            <w:r>
+              <w:rPr>
+                <w:rFonts w:ascii="Times New Roman" w:cs="Times New Roman" w:eastAsia="Times New Roman" w:hAnsi="Times New Roman"/>
+                <w:sz w:val="22"/>
+                <w:szCs w:val="22"/>
+              </w:rPr>
+              <w:t xml:space="preserve">Docker</w:t>
+            </w:r>
+          </w:p>
+        </w:tc>
+      </w:tr>
+      <w:tr>
+        <w:tc>
+          <w:tcPr>
+            <w:tcW w:type="dxa" w:w="4513"/>
+            <w:tcMar>
+              <w:top w:type="dxa" w:w="80"/>
+              <w:left w:type="dxa" w:w="100"/>
+              <w:bottom w:type="dxa" w:w="80"/>
+              <w:right w:type="dxa" w:w="100"/>
+            </w:tcMar>
+          </w:tcPr>
+          <w:p>
+            <w:pPr>
+              <w:spacing w:line="276"/>
+            </w:pPr>
+            <w:r>
+              <w:rPr>
+                <w:rFonts w:ascii="Times New Roman" w:cs="Times New Roman" w:eastAsia="Times New Roman" w:hAnsi="Times New Roman"/>
+                <w:sz w:val="22"/>
+                <w:szCs w:val="22"/>
+              </w:rPr>
+              <w:t xml:space="preserve">Development environments</w:t>
+            </w:r>
+          </w:p>
+        </w:tc>
+        <w:tc>
+          <w:tcPr>
+            <w:tcW w:type="dxa" w:w="4513"/>
+            <w:tcMar>
+              <w:top w:type="dxa" w:w="80"/>
+              <w:left w:type="dxa" w:w="100"/>
+              <w:bottom w:type="dxa" w:w="80"/>
+              <w:right w:type="dxa" w:w="100"/>
+            </w:tcMar>
+          </w:tcPr>
+          <w:p>
+            <w:pPr>
+              <w:spacing w:line="276"/>
+            </w:pPr>
+            <w:r>
+              <w:rPr>
+                <w:rFonts w:ascii="Times New Roman" w:cs="Times New Roman" w:eastAsia="Times New Roman" w:hAnsi="Times New Roman"/>
+                <w:sz w:val="22"/>
+                <w:szCs w:val="22"/>
+              </w:rPr>
+              <w:t xml:space="preserve">Team IDEs (IntelliJ IDEA, Visual Studio Code)</w:t>
             </w:r>
           </w:p>
         </w:tc>
@@ -6551,7 +6748,37 @@
           <w:sz w:val="24"/>
           <w:szCs w:val="24"/>
         </w:rPr>
-        <w:t xml:space="preserve">With one-week sprints and a 3-person team, each epic can be spread across one or more sprints depending on its number of stories and their point estimates; the exact per-sprint calendar remains subject to each week's Sprint Planning, per the methodology described in section 6.</w:t>
+        <w:t xml:space="preserve">Every tool listed is open source or has a free tier sufficient for the MVP's scope, consistent with the economic feasibility described in section 5.3.</w:t>
+      </w:r>
+    </w:p>
+    <w:p>
+      <w:pPr>
+        <w:spacing w:after="160" w:before="200" w:line="480"/>
+        <w:jc w:val="left"/>
+      </w:pPr>
+      <w:r>
+        <w:rPr>
+          <w:rFonts w:ascii="Times New Roman" w:cs="Times New Roman" w:eastAsia="Times New Roman" w:hAnsi="Times New Roman"/>
+          <w:b/>
+          <w:bCs/>
+          <w:sz w:val="24"/>
+          <w:szCs w:val="24"/>
+        </w:rPr>
+        <w:t xml:space="preserve">7.3 Hardware resources</w:t>
+      </w:r>
+    </w:p>
+    <w:p>
+      <w:pPr>
+        <w:spacing w:after="200" w:line="480"/>
+        <w:jc w:val="both"/>
+      </w:pPr>
+      <w:r>
+        <w:rPr>
+          <w:rFonts w:ascii="Times New Roman" w:cs="Times New Roman" w:eastAsia="Times New Roman" w:hAnsi="Times New Roman"/>
+          <w:sz w:val="24"/>
+          <w:szCs w:val="24"/>
+        </w:rPr>
+        <w:t xml:space="preserve">The project does not require production servers: development, testing, and integration run on the team members' own computers and local Docker containers. Mobile application testing runs on emulators (Android/iOS) or the team's own physical devices, with no additional infrastructure.</w:t>
       </w:r>
     </w:p>
     <w:p>
@@ -6567,7 +6794,53 @@
           <w:sz w:val="24"/>
           <w:szCs w:val="24"/>
         </w:rPr>
-        <w:t xml:space="preserve">8. Risks and Mitigation</w:t>
+        <w:t xml:space="preserve">8. Current Status and Proposed Schedule</w:t>
+      </w:r>
+    </w:p>
+    <w:p>
+      <w:pPr>
+        <w:spacing w:after="200" w:line="480"/>
+        <w:jc w:val="both"/>
+      </w:pPr>
+      <w:r>
+        <w:rPr>
+          <w:rFonts w:ascii="Times New Roman" w:cs="Times New Roman" w:eastAsia="Times New Roman" w:hAnsi="Times New Roman"/>
+          <w:sz w:val="24"/>
+          <w:szCs w:val="24"/>
+        </w:rPr>
+        <w:t xml:space="preserve">The project backlog, documented in </w:t>
+      </w:r>
+      <w:r>
+        <w:rPr>
+          <w:rFonts w:ascii="Times New Roman" w:cs="Times New Roman" w:eastAsia="Times New Roman" w:hAnsi="Times New Roman"/>
+          <w:i/>
+          <w:iCs/>
+          <w:sz w:val="24"/>
+          <w:szCs w:val="24"/>
+        </w:rPr>
+        <w:t xml:space="preserve">04-requirements/user-stories.md</w:t>
+      </w:r>
+      <w:r>
+        <w:rPr>
+          <w:rFonts w:ascii="Times New Roman" w:cs="Times New Roman" w:eastAsia="Times New Roman" w:hAnsi="Times New Roman"/>
+          <w:sz w:val="24"/>
+          <w:szCs w:val="24"/>
+        </w:rPr>
+        <w:t xml:space="preserve">, is organized into 7 epics (one per Bounded Context) with 31 user stories in total, estimated between 2 and 5 points each.</w:t>
+      </w:r>
+    </w:p>
+    <w:p>
+      <w:pPr>
+        <w:spacing w:after="200" w:line="480"/>
+        <w:jc w:val="both"/>
+      </w:pPr>
+      <w:r>
+        <w:rPr>
+          <w:rFonts w:ascii="Times New Roman" w:cs="Times New Roman" w:eastAsia="Times New Roman" w:hAnsi="Times New Roman"/>
+          <w:sz w:val="24"/>
+          <w:szCs w:val="24"/>
+        </w:rPr>
+        <w:t xml:space="preserve">This proposal suggests executing the epics in the same dependency order that already governs database migrations between services (section 2.8), so that no service depends on tables or contracts that do not yet exist:</w:t>
       </w:r>
     </w:p>
     <w:tbl>
@@ -6613,7 +6886,7 @@
                 <w:sz w:val="22"/>
                 <w:szCs w:val="22"/>
               </w:rPr>
-              <w:t xml:space="preserve">Risk</w:t>
+              <w:t xml:space="preserve">Order</w:t>
             </w:r>
           </w:p>
         </w:tc>
@@ -6639,7 +6912,7 @@
                 <w:sz w:val="22"/>
                 <w:szCs w:val="22"/>
               </w:rPr>
-              <w:t xml:space="preserve">Source</w:t>
+              <w:t xml:space="preserve">Epic (Bounded Context)</w:t>
             </w:r>
           </w:p>
         </w:tc>
@@ -6665,7 +6938,7 @@
                 <w:sz w:val="22"/>
                 <w:szCs w:val="22"/>
               </w:rPr>
-              <w:t xml:space="preserve">Proposed Mitigation</w:t>
+              <w:t xml:space="preserve">Dependency</w:t>
             </w:r>
           </w:p>
         </w:tc>
@@ -6691,31 +6964,31 @@
                 <w:sz w:val="22"/>
                 <w:szCs w:val="22"/>
               </w:rPr>
-              <w:t xml:space="preserve">Uncoordinated schema migrations across services sharing the database</w:t>
-            </w:r>
-          </w:p>
-        </w:tc>
-        <w:tc>
-          <w:tcPr>
-            <w:tcW w:type="dxa" w:w="3008"/>
-            <w:tcMar>
-              <w:top w:type="dxa" w:w="80"/>
-              <w:left w:type="dxa" w:w="100"/>
-              <w:bottom w:type="dxa" w:w="80"/>
-              <w:right w:type="dxa" w:w="100"/>
-            </w:tcMar>
-          </w:tcPr>
-          <w:p>
-            <w:pPr>
-              <w:spacing w:line="276"/>
-            </w:pPr>
-            <w:r>
-              <w:rPr>
-                <w:rFonts w:ascii="Times New Roman" w:cs="Times New Roman" w:eastAsia="Times New Roman" w:hAnsi="Times New Roman"/>
-                <w:sz w:val="22"/>
-                <w:szCs w:val="22"/>
-              </w:rPr>
-              <w:t xml:space="preserve">ADR-002, ADR-009</w:t>
+              <w:t xml:space="preserve">1</w:t>
+            </w:r>
+          </w:p>
+        </w:tc>
+        <w:tc>
+          <w:tcPr>
+            <w:tcW w:type="dxa" w:w="3008"/>
+            <w:tcMar>
+              <w:top w:type="dxa" w:w="80"/>
+              <w:left w:type="dxa" w:w="100"/>
+              <w:bottom w:type="dxa" w:w="80"/>
+              <w:right w:type="dxa" w:w="100"/>
+            </w:tcMar>
+          </w:tcPr>
+          <w:p>
+            <w:pPr>
+              <w:spacing w:line="276"/>
+            </w:pPr>
+            <w:r>
+              <w:rPr>
+                <w:rFonts w:ascii="Times New Roman" w:cs="Times New Roman" w:eastAsia="Times New Roman" w:hAnsi="Times New Roman"/>
+                <w:sz w:val="22"/>
+                <w:szCs w:val="22"/>
+              </w:rPr>
+              <w:t xml:space="preserve">Identity &amp; Access</w:t>
             </w:r>
           </w:p>
         </w:tc>
@@ -6739,7 +7012,7 @@
                 <w:sz w:val="22"/>
                 <w:szCs w:val="22"/>
               </w:rPr>
-              <w:t xml:space="preserve">Fixed execution order between migration repositories and mandatory review before deploying schema changes</w:t>
+              <w:t xml:space="preserve">None — authentication is required by everything else</w:t>
             </w:r>
           </w:p>
         </w:tc>
@@ -6765,31 +7038,31 @@
                 <w:sz w:val="22"/>
                 <w:szCs w:val="22"/>
               </w:rPr>
-              <w:t xml:space="preserve">Residual Supabase references in the frontend</w:t>
-            </w:r>
-          </w:p>
-        </w:tc>
-        <w:tc>
-          <w:tcPr>
-            <w:tcW w:type="dxa" w:w="3008"/>
-            <w:tcMar>
-              <w:top w:type="dxa" w:w="80"/>
-              <w:left w:type="dxa" w:w="100"/>
-              <w:bottom w:type="dxa" w:w="80"/>
-              <w:right w:type="dxa" w:w="100"/>
-            </w:tcMar>
-          </w:tcPr>
-          <w:p>
-            <w:pPr>
-              <w:spacing w:line="276"/>
-            </w:pPr>
-            <w:r>
-              <w:rPr>
-                <w:rFonts w:ascii="Times New Roman" w:cs="Times New Roman" w:eastAsia="Times New Roman" w:hAnsi="Times New Roman"/>
-                <w:sz w:val="22"/>
-                <w:szCs w:val="22"/>
-              </w:rPr>
-              <w:t xml:space="preserve">ADR-007</w:t>
+              <w:t xml:space="preserve">2</w:t>
+            </w:r>
+          </w:p>
+        </w:tc>
+        <w:tc>
+          <w:tcPr>
+            <w:tcW w:type="dxa" w:w="3008"/>
+            <w:tcMar>
+              <w:top w:type="dxa" w:w="80"/>
+              <w:left w:type="dxa" w:w="100"/>
+              <w:bottom w:type="dxa" w:w="80"/>
+              <w:right w:type="dxa" w:w="100"/>
+            </w:tcMar>
+          </w:tcPr>
+          <w:p>
+            <w:pPr>
+              <w:spacing w:line="276"/>
+            </w:pPr>
+            <w:r>
+              <w:rPr>
+                <w:rFonts w:ascii="Times New Roman" w:cs="Times New Roman" w:eastAsia="Times New Roman" w:hAnsi="Times New Roman"/>
+                <w:sz w:val="22"/>
+                <w:szCs w:val="22"/>
+              </w:rPr>
+              <w:t xml:space="preserve">Fleet &amp; Maintenance</w:t>
             </w:r>
           </w:p>
         </w:tc>
@@ -6813,7 +7086,7 @@
                 <w:sz w:val="22"/>
                 <w:szCs w:val="22"/>
               </w:rPr>
-              <w:t xml:space="preserve">Treat them as explicit technical debt; do not expand them without updating the corresponding ADR</w:t>
+              <w:t xml:space="preserve">Identity &amp; Access (roles and permissions)</w:t>
             </w:r>
           </w:p>
         </w:tc>
@@ -6839,31 +7112,31 @@
                 <w:sz w:val="22"/>
                 <w:szCs w:val="22"/>
               </w:rPr>
-              <w:t xml:space="preserve">Rental-contract routes exposed outside the MVP scope</w:t>
-            </w:r>
-          </w:p>
-        </w:tc>
-        <w:tc>
-          <w:tcPr>
-            <w:tcW w:type="dxa" w:w="3008"/>
-            <w:tcMar>
-              <w:top w:type="dxa" w:w="80"/>
-              <w:left w:type="dxa" w:w="100"/>
-              <w:bottom w:type="dxa" w:w="80"/>
-              <w:right w:type="dxa" w:w="100"/>
-            </w:tcMar>
-          </w:tcPr>
-          <w:p>
-            <w:pPr>
-              <w:spacing w:line="276"/>
-            </w:pPr>
-            <w:r>
-              <w:rPr>
-                <w:rFonts w:ascii="Times New Roman" w:cs="Times New Roman" w:eastAsia="Times New Roman" w:hAnsi="Times New Roman"/>
-                <w:sz w:val="22"/>
-                <w:szCs w:val="22"/>
-              </w:rPr>
-              <w:t xml:space="preserve">ADR-008</w:t>
+              <w:t xml:space="preserve">3</w:t>
+            </w:r>
+          </w:p>
+        </w:tc>
+        <w:tc>
+          <w:tcPr>
+            <w:tcW w:type="dxa" w:w="3008"/>
+            <w:tcMar>
+              <w:top w:type="dxa" w:w="80"/>
+              <w:left w:type="dxa" w:w="100"/>
+              <w:bottom w:type="dxa" w:w="80"/>
+              <w:right w:type="dxa" w:w="100"/>
+            </w:tcMar>
+          </w:tcPr>
+          <w:p>
+            <w:pPr>
+              <w:spacing w:line="276"/>
+            </w:pPr>
+            <w:r>
+              <w:rPr>
+                <w:rFonts w:ascii="Times New Roman" w:cs="Times New Roman" w:eastAsia="Times New Roman" w:hAnsi="Times New Roman"/>
+                <w:sz w:val="22"/>
+                <w:szCs w:val="22"/>
+              </w:rPr>
+              <w:t xml:space="preserve">Telemetry &amp; GPS</w:t>
             </w:r>
           </w:p>
         </w:tc>
@@ -6887,7 +7160,7 @@
                 <w:sz w:val="22"/>
                 <w:szCs w:val="22"/>
               </w:rPr>
-              <w:t xml:space="preserve">Hide or remove active navigation to those routes until an approved scope change exists</w:t>
+              <w:t xml:space="preserve">Fleet &amp; Maintenance (vehicles to track)</w:t>
             </w:r>
           </w:p>
         </w:tc>
@@ -6913,31 +7186,31 @@
                 <w:sz w:val="22"/>
                 <w:szCs w:val="22"/>
               </w:rPr>
-              <w:t xml:space="preserve">Inconsistent folder conventions in the web frontend (letter casing)</w:t>
-            </w:r>
-          </w:p>
-        </w:tc>
-        <w:tc>
-          <w:tcPr>
-            <w:tcW w:type="dxa" w:w="3008"/>
-            <w:tcMar>
-              <w:top w:type="dxa" w:w="80"/>
-              <w:left w:type="dxa" w:w="100"/>
-              <w:bottom w:type="dxa" w:w="80"/>
-              <w:right w:type="dxa" w:w="100"/>
-            </w:tcMar>
-          </w:tcPr>
-          <w:p>
-            <w:pPr>
-              <w:spacing w:line="276"/>
-            </w:pPr>
-            <w:r>
-              <w:rPr>
-                <w:rFonts w:ascii="Times New Roman" w:cs="Times New Roman" w:eastAsia="Times New Roman" w:hAnsi="Times New Roman"/>
-                <w:sz w:val="22"/>
-                <w:szCs w:val="22"/>
-              </w:rPr>
-              <w:t xml:space="preserve">ADR-006</w:t>
+              <w:t xml:space="preserve">4</w:t>
+            </w:r>
+          </w:p>
+        </w:tc>
+        <w:tc>
+          <w:tcPr>
+            <w:tcW w:type="dxa" w:w="3008"/>
+            <w:tcMar>
+              <w:top w:type="dxa" w:w="80"/>
+              <w:left w:type="dxa" w:w="100"/>
+              <w:bottom w:type="dxa" w:w="80"/>
+              <w:right w:type="dxa" w:w="100"/>
+            </w:tcMar>
+          </w:tcPr>
+          <w:p>
+            <w:pPr>
+              <w:spacing w:line="276"/>
+            </w:pPr>
+            <w:r>
+              <w:rPr>
+                <w:rFonts w:ascii="Times New Roman" w:cs="Times New Roman" w:eastAsia="Times New Roman" w:hAnsi="Times New Roman"/>
+                <w:sz w:val="22"/>
+                <w:szCs w:val="22"/>
+              </w:rPr>
+              <w:t xml:space="preserve">Booking &amp; Reservation</w:t>
             </w:r>
           </w:p>
         </w:tc>
@@ -6961,7 +7234,7 @@
                 <w:sz w:val="22"/>
                 <w:szCs w:val="22"/>
               </w:rPr>
-              <w:t xml:space="preserve">Require the standardized convention for new code; migrate existing code incrementally</w:t>
+              <w:t xml:space="preserve">Identity &amp; Access, Fleet &amp; Maintenance</w:t>
             </w:r>
           </w:p>
         </w:tc>
@@ -6987,31 +7260,31 @@
                 <w:sz w:val="22"/>
                 <w:szCs w:val="22"/>
               </w:rPr>
-              <w:t xml:space="preserve">Backlog with unassigned sprint schedule</w:t>
-            </w:r>
-          </w:p>
-        </w:tc>
-        <w:tc>
-          <w:tcPr>
-            <w:tcW w:type="dxa" w:w="3008"/>
-            <w:tcMar>
-              <w:top w:type="dxa" w:w="80"/>
-              <w:left w:type="dxa" w:w="100"/>
-              <w:bottom w:type="dxa" w:w="80"/>
-              <w:right w:type="dxa" w:w="100"/>
-            </w:tcMar>
-          </w:tcPr>
-          <w:p>
-            <w:pPr>
-              <w:spacing w:line="276"/>
-            </w:pPr>
-            <w:r>
-              <w:rPr>
-                <w:rFonts w:ascii="Times New Roman" w:cs="Times New Roman" w:eastAsia="Times New Roman" w:hAnsi="Times New Roman"/>
-                <w:sz w:val="22"/>
-                <w:szCs w:val="22"/>
-              </w:rPr>
-              <w:t xml:space="preserve">04-requirements/user-stories.md</w:t>
+              <w:t xml:space="preserve">5</w:t>
+            </w:r>
+          </w:p>
+        </w:tc>
+        <w:tc>
+          <w:tcPr>
+            <w:tcW w:type="dxa" w:w="3008"/>
+            <w:tcMar>
+              <w:top w:type="dxa" w:w="80"/>
+              <w:left w:type="dxa" w:w="100"/>
+              <w:bottom w:type="dxa" w:w="80"/>
+              <w:right w:type="dxa" w:w="100"/>
+            </w:tcMar>
+          </w:tcPr>
+          <w:p>
+            <w:pPr>
+              <w:spacing w:line="276"/>
+            </w:pPr>
+            <w:r>
+              <w:rPr>
+                <w:rFonts w:ascii="Times New Roman" w:cs="Times New Roman" w:eastAsia="Times New Roman" w:hAnsi="Times New Roman"/>
+                <w:sz w:val="22"/>
+                <w:szCs w:val="22"/>
+              </w:rPr>
+              <w:t xml:space="preserve">Rental Execution</w:t>
             </w:r>
           </w:p>
         </w:tc>
@@ -7035,7 +7308,7 @@
                 <w:sz w:val="22"/>
                 <w:szCs w:val="22"/>
               </w:rPr>
-              <w:t xml:space="preserve">Prioritize assigning sprints following the dependency order proposed in section 7</w:t>
+              <w:t xml:space="preserve">Booking &amp; Reservation (confirmed reservation)</w:t>
             </w:r>
           </w:p>
         </w:tc>
@@ -7061,31 +7334,31 @@
                 <w:sz w:val="22"/>
                 <w:szCs w:val="22"/>
               </w:rPr>
-              <w:t xml:space="preserve">Estimation disagreement among team members</w:t>
-            </w:r>
-          </w:p>
-        </w:tc>
-        <w:tc>
-          <w:tcPr>
-            <w:tcW w:type="dxa" w:w="3008"/>
-            <w:tcMar>
-              <w:top w:type="dxa" w:w="80"/>
-              <w:left w:type="dxa" w:w="100"/>
-              <w:bottom w:type="dxa" w:w="80"/>
-              <w:right w:type="dxa" w:w="100"/>
-            </w:tcMar>
-          </w:tcPr>
-          <w:p>
-            <w:pPr>
-              <w:spacing w:line="276"/>
-            </w:pPr>
-            <w:r>
-              <w:rPr>
-                <w:rFonts w:ascii="Times New Roman" w:cs="Times New Roman" w:eastAsia="Times New Roman" w:hAnsi="Times New Roman"/>
-                <w:sz w:val="22"/>
-                <w:szCs w:val="22"/>
-              </w:rPr>
-              <w:t xml:space="preserve">00-governance/agile-conventions.md</w:t>
+              <w:t xml:space="preserve">6</w:t>
+            </w:r>
+          </w:p>
+        </w:tc>
+        <w:tc>
+          <w:tcPr>
+            <w:tcW w:type="dxa" w:w="3008"/>
+            <w:tcMar>
+              <w:top w:type="dxa" w:w="80"/>
+              <w:left w:type="dxa" w:w="100"/>
+              <w:bottom w:type="dxa" w:w="80"/>
+              <w:right w:type="dxa" w:w="100"/>
+            </w:tcMar>
+          </w:tcPr>
+          <w:p>
+            <w:pPr>
+              <w:spacing w:line="276"/>
+            </w:pPr>
+            <w:r>
+              <w:rPr>
+                <w:rFonts w:ascii="Times New Roman" w:cs="Times New Roman" w:eastAsia="Times New Roman" w:hAnsi="Times New Roman"/>
+                <w:sz w:val="22"/>
+                <w:szCs w:val="22"/>
+              </w:rPr>
+              <w:t xml:space="preserve">Payment &amp; Billing</w:t>
             </w:r>
           </w:p>
         </w:tc>
@@ -7109,7 +7382,81 @@
                 <w:sz w:val="22"/>
                 <w:szCs w:val="22"/>
               </w:rPr>
-              <w:t xml:space="preserve">Planning Poker with a mandatory-discussion rule whenever estimates differ by 2 or more levels on the Fibonacci scale</w:t>
+              <w:t xml:space="preserve">Booking &amp; Reservation</w:t>
+            </w:r>
+          </w:p>
+        </w:tc>
+      </w:tr>
+      <w:tr>
+        <w:tc>
+          <w:tcPr>
+            <w:tcW w:type="dxa" w:w="3008"/>
+            <w:tcMar>
+              <w:top w:type="dxa" w:w="80"/>
+              <w:left w:type="dxa" w:w="100"/>
+              <w:bottom w:type="dxa" w:w="80"/>
+              <w:right w:type="dxa" w:w="100"/>
+            </w:tcMar>
+          </w:tcPr>
+          <w:p>
+            <w:pPr>
+              <w:spacing w:line="276"/>
+            </w:pPr>
+            <w:r>
+              <w:rPr>
+                <w:rFonts w:ascii="Times New Roman" w:cs="Times New Roman" w:eastAsia="Times New Roman" w:hAnsi="Times New Roman"/>
+                <w:sz w:val="22"/>
+                <w:szCs w:val="22"/>
+              </w:rPr>
+              <w:t xml:space="preserve">7</w:t>
+            </w:r>
+          </w:p>
+        </w:tc>
+        <w:tc>
+          <w:tcPr>
+            <w:tcW w:type="dxa" w:w="3008"/>
+            <w:tcMar>
+              <w:top w:type="dxa" w:w="80"/>
+              <w:left w:type="dxa" w:w="100"/>
+              <w:bottom w:type="dxa" w:w="80"/>
+              <w:right w:type="dxa" w:w="100"/>
+            </w:tcMar>
+          </w:tcPr>
+          <w:p>
+            <w:pPr>
+              <w:spacing w:line="276"/>
+            </w:pPr>
+            <w:r>
+              <w:rPr>
+                <w:rFonts w:ascii="Times New Roman" w:cs="Times New Roman" w:eastAsia="Times New Roman" w:hAnsi="Times New Roman"/>
+                <w:sz w:val="22"/>
+                <w:szCs w:val="22"/>
+              </w:rPr>
+              <w:t xml:space="preserve">Notification</w:t>
+            </w:r>
+          </w:p>
+        </w:tc>
+        <w:tc>
+          <w:tcPr>
+            <w:tcW w:type="dxa" w:w="3010"/>
+            <w:tcMar>
+              <w:top w:type="dxa" w:w="80"/>
+              <w:left w:type="dxa" w:w="100"/>
+              <w:bottom w:type="dxa" w:w="80"/>
+              <w:right w:type="dxa" w:w="100"/>
+            </w:tcMar>
+          </w:tcPr>
+          <w:p>
+            <w:pPr>
+              <w:spacing w:line="276"/>
+            </w:pPr>
+            <w:r>
+              <w:rPr>
+                <w:rFonts w:ascii="Times New Roman" w:cs="Times New Roman" w:eastAsia="Times New Roman" w:hAnsi="Times New Roman"/>
+                <w:sz w:val="22"/>
+                <w:szCs w:val="22"/>
+              </w:rPr>
+              <w:t xml:space="preserve">Cross-cutting across the previous epics' events</w:t>
             </w:r>
           </w:p>
         </w:tc>
@@ -7122,6 +7469,20 @@
     </w:p>
     <w:p>
       <w:pPr>
+        <w:spacing w:after="200" w:line="480"/>
+        <w:jc w:val="both"/>
+      </w:pPr>
+      <w:r>
+        <w:rPr>
+          <w:rFonts w:ascii="Times New Roman" w:cs="Times New Roman" w:eastAsia="Times New Roman" w:hAnsi="Times New Roman"/>
+          <w:sz w:val="24"/>
+          <w:szCs w:val="24"/>
+        </w:rPr>
+        <w:t xml:space="preserve">With one-week sprints and a 3-person team, each epic can be spread across one or more sprints depending on its number of stories and their point estimates; the exact per-sprint calendar remains subject to each week's Sprint Planning, per the methodology described in section 6.</w:t>
+      </w:r>
+    </w:p>
+    <w:p>
+      <w:pPr>
         <w:spacing w:after="240" w:before="240" w:line="480"/>
         <w:jc w:val="center"/>
       </w:pPr>
@@ -7133,7 +7494,573 @@
           <w:sz w:val="24"/>
           <w:szCs w:val="24"/>
         </w:rPr>
-        <w:t xml:space="preserve">9. Conclusions</w:t>
+        <w:t xml:space="preserve">9. Risks and Mitigation</w:t>
+      </w:r>
+    </w:p>
+    <w:tbl>
+      <w:tblPr>
+        <w:tblW w:type="dxa" w:w="9026"/>
+        <w:tblBorders>
+          <w:top w:val="single" w:color="000000" w:sz="6"/>
+          <w:left w:val="none" w:color="FFFFFF" w:sz="0"/>
+          <w:bottom w:val="single" w:color="000000" w:sz="6"/>
+          <w:right w:val="none" w:color="FFFFFF" w:sz="0"/>
+          <w:insideH w:val="single" w:color="999999" w:sz="2"/>
+          <w:insideV w:val="none" w:color="FFFFFF" w:sz="0"/>
+        </w:tblBorders>
+      </w:tblPr>
+      <w:tblGrid>
+        <w:gridCol w:w="3008"/>
+        <w:gridCol w:w="3008"/>
+        <w:gridCol w:w="3010"/>
+      </w:tblGrid>
+      <w:tr>
+        <w:trPr>
+          <w:tblHeader/>
+        </w:trPr>
+        <w:tc>
+          <w:tcPr>
+            <w:tcW w:type="dxa" w:w="3008"/>
+            <w:tcMar>
+              <w:top w:type="dxa" w:w="80"/>
+              <w:left w:type="dxa" w:w="100"/>
+              <w:bottom w:type="dxa" w:w="80"/>
+              <w:right w:type="dxa" w:w="100"/>
+            </w:tcMar>
+          </w:tcPr>
+          <w:p>
+            <w:pPr>
+              <w:spacing w:line="276"/>
+            </w:pPr>
+            <w:r>
+              <w:rPr>
+                <w:rFonts w:ascii="Times New Roman" w:cs="Times New Roman" w:eastAsia="Times New Roman" w:hAnsi="Times New Roman"/>
+                <w:b/>
+                <w:bCs/>
+                <w:sz w:val="22"/>
+                <w:szCs w:val="22"/>
+              </w:rPr>
+              <w:t xml:space="preserve">Risk</w:t>
+            </w:r>
+          </w:p>
+        </w:tc>
+        <w:tc>
+          <w:tcPr>
+            <w:tcW w:type="dxa" w:w="3008"/>
+            <w:tcMar>
+              <w:top w:type="dxa" w:w="80"/>
+              <w:left w:type="dxa" w:w="100"/>
+              <w:bottom w:type="dxa" w:w="80"/>
+              <w:right w:type="dxa" w:w="100"/>
+            </w:tcMar>
+          </w:tcPr>
+          <w:p>
+            <w:pPr>
+              <w:spacing w:line="276"/>
+            </w:pPr>
+            <w:r>
+              <w:rPr>
+                <w:rFonts w:ascii="Times New Roman" w:cs="Times New Roman" w:eastAsia="Times New Roman" w:hAnsi="Times New Roman"/>
+                <w:b/>
+                <w:bCs/>
+                <w:sz w:val="22"/>
+                <w:szCs w:val="22"/>
+              </w:rPr>
+              <w:t xml:space="preserve">Source</w:t>
+            </w:r>
+          </w:p>
+        </w:tc>
+        <w:tc>
+          <w:tcPr>
+            <w:tcW w:type="dxa" w:w="3010"/>
+            <w:tcMar>
+              <w:top w:type="dxa" w:w="80"/>
+              <w:left w:type="dxa" w:w="100"/>
+              <w:bottom w:type="dxa" w:w="80"/>
+              <w:right w:type="dxa" w:w="100"/>
+            </w:tcMar>
+          </w:tcPr>
+          <w:p>
+            <w:pPr>
+              <w:spacing w:line="276"/>
+            </w:pPr>
+            <w:r>
+              <w:rPr>
+                <w:rFonts w:ascii="Times New Roman" w:cs="Times New Roman" w:eastAsia="Times New Roman" w:hAnsi="Times New Roman"/>
+                <w:b/>
+                <w:bCs/>
+                <w:sz w:val="22"/>
+                <w:szCs w:val="22"/>
+              </w:rPr>
+              <w:t xml:space="preserve">Proposed Mitigation</w:t>
+            </w:r>
+          </w:p>
+        </w:tc>
+      </w:tr>
+      <w:tr>
+        <w:tc>
+          <w:tcPr>
+            <w:tcW w:type="dxa" w:w="3008"/>
+            <w:tcMar>
+              <w:top w:type="dxa" w:w="80"/>
+              <w:left w:type="dxa" w:w="100"/>
+              <w:bottom w:type="dxa" w:w="80"/>
+              <w:right w:type="dxa" w:w="100"/>
+            </w:tcMar>
+          </w:tcPr>
+          <w:p>
+            <w:pPr>
+              <w:spacing w:line="276"/>
+            </w:pPr>
+            <w:r>
+              <w:rPr>
+                <w:rFonts w:ascii="Times New Roman" w:cs="Times New Roman" w:eastAsia="Times New Roman" w:hAnsi="Times New Roman"/>
+                <w:sz w:val="22"/>
+                <w:szCs w:val="22"/>
+              </w:rPr>
+              <w:t xml:space="preserve">Uncoordinated schema migrations across services sharing the database</w:t>
+            </w:r>
+          </w:p>
+        </w:tc>
+        <w:tc>
+          <w:tcPr>
+            <w:tcW w:type="dxa" w:w="3008"/>
+            <w:tcMar>
+              <w:top w:type="dxa" w:w="80"/>
+              <w:left w:type="dxa" w:w="100"/>
+              <w:bottom w:type="dxa" w:w="80"/>
+              <w:right w:type="dxa" w:w="100"/>
+            </w:tcMar>
+          </w:tcPr>
+          <w:p>
+            <w:pPr>
+              <w:spacing w:line="276"/>
+            </w:pPr>
+            <w:r>
+              <w:rPr>
+                <w:rFonts w:ascii="Times New Roman" w:cs="Times New Roman" w:eastAsia="Times New Roman" w:hAnsi="Times New Roman"/>
+                <w:sz w:val="22"/>
+                <w:szCs w:val="22"/>
+              </w:rPr>
+              <w:t xml:space="preserve">ADR-002, ADR-009</w:t>
+            </w:r>
+          </w:p>
+        </w:tc>
+        <w:tc>
+          <w:tcPr>
+            <w:tcW w:type="dxa" w:w="3010"/>
+            <w:tcMar>
+              <w:top w:type="dxa" w:w="80"/>
+              <w:left w:type="dxa" w:w="100"/>
+              <w:bottom w:type="dxa" w:w="80"/>
+              <w:right w:type="dxa" w:w="100"/>
+            </w:tcMar>
+          </w:tcPr>
+          <w:p>
+            <w:pPr>
+              <w:spacing w:line="276"/>
+            </w:pPr>
+            <w:r>
+              <w:rPr>
+                <w:rFonts w:ascii="Times New Roman" w:cs="Times New Roman" w:eastAsia="Times New Roman" w:hAnsi="Times New Roman"/>
+                <w:sz w:val="22"/>
+                <w:szCs w:val="22"/>
+              </w:rPr>
+              <w:t xml:space="preserve">Fixed execution order between migration repositories and mandatory review before deploying schema changes</w:t>
+            </w:r>
+          </w:p>
+        </w:tc>
+      </w:tr>
+      <w:tr>
+        <w:tc>
+          <w:tcPr>
+            <w:tcW w:type="dxa" w:w="3008"/>
+            <w:tcMar>
+              <w:top w:type="dxa" w:w="80"/>
+              <w:left w:type="dxa" w:w="100"/>
+              <w:bottom w:type="dxa" w:w="80"/>
+              <w:right w:type="dxa" w:w="100"/>
+            </w:tcMar>
+          </w:tcPr>
+          <w:p>
+            <w:pPr>
+              <w:spacing w:line="276"/>
+            </w:pPr>
+            <w:r>
+              <w:rPr>
+                <w:rFonts w:ascii="Times New Roman" w:cs="Times New Roman" w:eastAsia="Times New Roman" w:hAnsi="Times New Roman"/>
+                <w:sz w:val="22"/>
+                <w:szCs w:val="22"/>
+              </w:rPr>
+              <w:t xml:space="preserve">Residual Supabase references in the frontend</w:t>
+            </w:r>
+          </w:p>
+        </w:tc>
+        <w:tc>
+          <w:tcPr>
+            <w:tcW w:type="dxa" w:w="3008"/>
+            <w:tcMar>
+              <w:top w:type="dxa" w:w="80"/>
+              <w:left w:type="dxa" w:w="100"/>
+              <w:bottom w:type="dxa" w:w="80"/>
+              <w:right w:type="dxa" w:w="100"/>
+            </w:tcMar>
+          </w:tcPr>
+          <w:p>
+            <w:pPr>
+              <w:spacing w:line="276"/>
+            </w:pPr>
+            <w:r>
+              <w:rPr>
+                <w:rFonts w:ascii="Times New Roman" w:cs="Times New Roman" w:eastAsia="Times New Roman" w:hAnsi="Times New Roman"/>
+                <w:sz w:val="22"/>
+                <w:szCs w:val="22"/>
+              </w:rPr>
+              <w:t xml:space="preserve">ADR-007</w:t>
+            </w:r>
+          </w:p>
+        </w:tc>
+        <w:tc>
+          <w:tcPr>
+            <w:tcW w:type="dxa" w:w="3010"/>
+            <w:tcMar>
+              <w:top w:type="dxa" w:w="80"/>
+              <w:left w:type="dxa" w:w="100"/>
+              <w:bottom w:type="dxa" w:w="80"/>
+              <w:right w:type="dxa" w:w="100"/>
+            </w:tcMar>
+          </w:tcPr>
+          <w:p>
+            <w:pPr>
+              <w:spacing w:line="276"/>
+            </w:pPr>
+            <w:r>
+              <w:rPr>
+                <w:rFonts w:ascii="Times New Roman" w:cs="Times New Roman" w:eastAsia="Times New Roman" w:hAnsi="Times New Roman"/>
+                <w:sz w:val="22"/>
+                <w:szCs w:val="22"/>
+              </w:rPr>
+              <w:t xml:space="preserve">Treat them as explicit technical debt; do not expand them without updating the corresponding ADR</w:t>
+            </w:r>
+          </w:p>
+        </w:tc>
+      </w:tr>
+      <w:tr>
+        <w:tc>
+          <w:tcPr>
+            <w:tcW w:type="dxa" w:w="3008"/>
+            <w:tcMar>
+              <w:top w:type="dxa" w:w="80"/>
+              <w:left w:type="dxa" w:w="100"/>
+              <w:bottom w:type="dxa" w:w="80"/>
+              <w:right w:type="dxa" w:w="100"/>
+            </w:tcMar>
+          </w:tcPr>
+          <w:p>
+            <w:pPr>
+              <w:spacing w:line="276"/>
+            </w:pPr>
+            <w:r>
+              <w:rPr>
+                <w:rFonts w:ascii="Times New Roman" w:cs="Times New Roman" w:eastAsia="Times New Roman" w:hAnsi="Times New Roman"/>
+                <w:sz w:val="22"/>
+                <w:szCs w:val="22"/>
+              </w:rPr>
+              <w:t xml:space="preserve">Rental-contract routes exposed outside the MVP scope</w:t>
+            </w:r>
+          </w:p>
+        </w:tc>
+        <w:tc>
+          <w:tcPr>
+            <w:tcW w:type="dxa" w:w="3008"/>
+            <w:tcMar>
+              <w:top w:type="dxa" w:w="80"/>
+              <w:left w:type="dxa" w:w="100"/>
+              <w:bottom w:type="dxa" w:w="80"/>
+              <w:right w:type="dxa" w:w="100"/>
+            </w:tcMar>
+          </w:tcPr>
+          <w:p>
+            <w:pPr>
+              <w:spacing w:line="276"/>
+            </w:pPr>
+            <w:r>
+              <w:rPr>
+                <w:rFonts w:ascii="Times New Roman" w:cs="Times New Roman" w:eastAsia="Times New Roman" w:hAnsi="Times New Roman"/>
+                <w:sz w:val="22"/>
+                <w:szCs w:val="22"/>
+              </w:rPr>
+              <w:t xml:space="preserve">ADR-008</w:t>
+            </w:r>
+          </w:p>
+        </w:tc>
+        <w:tc>
+          <w:tcPr>
+            <w:tcW w:type="dxa" w:w="3010"/>
+            <w:tcMar>
+              <w:top w:type="dxa" w:w="80"/>
+              <w:left w:type="dxa" w:w="100"/>
+              <w:bottom w:type="dxa" w:w="80"/>
+              <w:right w:type="dxa" w:w="100"/>
+            </w:tcMar>
+          </w:tcPr>
+          <w:p>
+            <w:pPr>
+              <w:spacing w:line="276"/>
+            </w:pPr>
+            <w:r>
+              <w:rPr>
+                <w:rFonts w:ascii="Times New Roman" w:cs="Times New Roman" w:eastAsia="Times New Roman" w:hAnsi="Times New Roman"/>
+                <w:sz w:val="22"/>
+                <w:szCs w:val="22"/>
+              </w:rPr>
+              <w:t xml:space="preserve">Hide or remove active navigation to those routes until an approved scope change exists</w:t>
+            </w:r>
+          </w:p>
+        </w:tc>
+      </w:tr>
+      <w:tr>
+        <w:tc>
+          <w:tcPr>
+            <w:tcW w:type="dxa" w:w="3008"/>
+            <w:tcMar>
+              <w:top w:type="dxa" w:w="80"/>
+              <w:left w:type="dxa" w:w="100"/>
+              <w:bottom w:type="dxa" w:w="80"/>
+              <w:right w:type="dxa" w:w="100"/>
+            </w:tcMar>
+          </w:tcPr>
+          <w:p>
+            <w:pPr>
+              <w:spacing w:line="276"/>
+            </w:pPr>
+            <w:r>
+              <w:rPr>
+                <w:rFonts w:ascii="Times New Roman" w:cs="Times New Roman" w:eastAsia="Times New Roman" w:hAnsi="Times New Roman"/>
+                <w:sz w:val="22"/>
+                <w:szCs w:val="22"/>
+              </w:rPr>
+              <w:t xml:space="preserve">Inconsistent folder conventions in the web frontend (letter casing)</w:t>
+            </w:r>
+          </w:p>
+        </w:tc>
+        <w:tc>
+          <w:tcPr>
+            <w:tcW w:type="dxa" w:w="3008"/>
+            <w:tcMar>
+              <w:top w:type="dxa" w:w="80"/>
+              <w:left w:type="dxa" w:w="100"/>
+              <w:bottom w:type="dxa" w:w="80"/>
+              <w:right w:type="dxa" w:w="100"/>
+            </w:tcMar>
+          </w:tcPr>
+          <w:p>
+            <w:pPr>
+              <w:spacing w:line="276"/>
+            </w:pPr>
+            <w:r>
+              <w:rPr>
+                <w:rFonts w:ascii="Times New Roman" w:cs="Times New Roman" w:eastAsia="Times New Roman" w:hAnsi="Times New Roman"/>
+                <w:sz w:val="22"/>
+                <w:szCs w:val="22"/>
+              </w:rPr>
+              <w:t xml:space="preserve">ADR-006</w:t>
+            </w:r>
+          </w:p>
+        </w:tc>
+        <w:tc>
+          <w:tcPr>
+            <w:tcW w:type="dxa" w:w="3010"/>
+            <w:tcMar>
+              <w:top w:type="dxa" w:w="80"/>
+              <w:left w:type="dxa" w:w="100"/>
+              <w:bottom w:type="dxa" w:w="80"/>
+              <w:right w:type="dxa" w:w="100"/>
+            </w:tcMar>
+          </w:tcPr>
+          <w:p>
+            <w:pPr>
+              <w:spacing w:line="276"/>
+            </w:pPr>
+            <w:r>
+              <w:rPr>
+                <w:rFonts w:ascii="Times New Roman" w:cs="Times New Roman" w:eastAsia="Times New Roman" w:hAnsi="Times New Roman"/>
+                <w:sz w:val="22"/>
+                <w:szCs w:val="22"/>
+              </w:rPr>
+              <w:t xml:space="preserve">Require the standardized convention for new code; migrate existing code incrementally</w:t>
+            </w:r>
+          </w:p>
+        </w:tc>
+      </w:tr>
+      <w:tr>
+        <w:tc>
+          <w:tcPr>
+            <w:tcW w:type="dxa" w:w="3008"/>
+            <w:tcMar>
+              <w:top w:type="dxa" w:w="80"/>
+              <w:left w:type="dxa" w:w="100"/>
+              <w:bottom w:type="dxa" w:w="80"/>
+              <w:right w:type="dxa" w:w="100"/>
+            </w:tcMar>
+          </w:tcPr>
+          <w:p>
+            <w:pPr>
+              <w:spacing w:line="276"/>
+            </w:pPr>
+            <w:r>
+              <w:rPr>
+                <w:rFonts w:ascii="Times New Roman" w:cs="Times New Roman" w:eastAsia="Times New Roman" w:hAnsi="Times New Roman"/>
+                <w:sz w:val="22"/>
+                <w:szCs w:val="22"/>
+              </w:rPr>
+              <w:t xml:space="preserve">Backlog with unassigned sprint schedule</w:t>
+            </w:r>
+          </w:p>
+        </w:tc>
+        <w:tc>
+          <w:tcPr>
+            <w:tcW w:type="dxa" w:w="3008"/>
+            <w:tcMar>
+              <w:top w:type="dxa" w:w="80"/>
+              <w:left w:type="dxa" w:w="100"/>
+              <w:bottom w:type="dxa" w:w="80"/>
+              <w:right w:type="dxa" w:w="100"/>
+            </w:tcMar>
+          </w:tcPr>
+          <w:p>
+            <w:pPr>
+              <w:spacing w:line="276"/>
+            </w:pPr>
+            <w:r>
+              <w:rPr>
+                <w:rFonts w:ascii="Times New Roman" w:cs="Times New Roman" w:eastAsia="Times New Roman" w:hAnsi="Times New Roman"/>
+                <w:sz w:val="22"/>
+                <w:szCs w:val="22"/>
+              </w:rPr>
+              <w:t xml:space="preserve">04-requirements/user-stories.md</w:t>
+            </w:r>
+          </w:p>
+        </w:tc>
+        <w:tc>
+          <w:tcPr>
+            <w:tcW w:type="dxa" w:w="3010"/>
+            <w:tcMar>
+              <w:top w:type="dxa" w:w="80"/>
+              <w:left w:type="dxa" w:w="100"/>
+              <w:bottom w:type="dxa" w:w="80"/>
+              <w:right w:type="dxa" w:w="100"/>
+            </w:tcMar>
+          </w:tcPr>
+          <w:p>
+            <w:pPr>
+              <w:spacing w:line="276"/>
+            </w:pPr>
+            <w:r>
+              <w:rPr>
+                <w:rFonts w:ascii="Times New Roman" w:cs="Times New Roman" w:eastAsia="Times New Roman" w:hAnsi="Times New Roman"/>
+                <w:sz w:val="22"/>
+                <w:szCs w:val="22"/>
+              </w:rPr>
+              <w:t xml:space="preserve">Prioritize assigning sprints following the dependency order proposed in section 7</w:t>
+            </w:r>
+          </w:p>
+        </w:tc>
+      </w:tr>
+      <w:tr>
+        <w:tc>
+          <w:tcPr>
+            <w:tcW w:type="dxa" w:w="3008"/>
+            <w:tcMar>
+              <w:top w:type="dxa" w:w="80"/>
+              <w:left w:type="dxa" w:w="100"/>
+              <w:bottom w:type="dxa" w:w="80"/>
+              <w:right w:type="dxa" w:w="100"/>
+            </w:tcMar>
+          </w:tcPr>
+          <w:p>
+            <w:pPr>
+              <w:spacing w:line="276"/>
+            </w:pPr>
+            <w:r>
+              <w:rPr>
+                <w:rFonts w:ascii="Times New Roman" w:cs="Times New Roman" w:eastAsia="Times New Roman" w:hAnsi="Times New Roman"/>
+                <w:sz w:val="22"/>
+                <w:szCs w:val="22"/>
+              </w:rPr>
+              <w:t xml:space="preserve">Estimation disagreement among team members</w:t>
+            </w:r>
+          </w:p>
+        </w:tc>
+        <w:tc>
+          <w:tcPr>
+            <w:tcW w:type="dxa" w:w="3008"/>
+            <w:tcMar>
+              <w:top w:type="dxa" w:w="80"/>
+              <w:left w:type="dxa" w:w="100"/>
+              <w:bottom w:type="dxa" w:w="80"/>
+              <w:right w:type="dxa" w:w="100"/>
+            </w:tcMar>
+          </w:tcPr>
+          <w:p>
+            <w:pPr>
+              <w:spacing w:line="276"/>
+            </w:pPr>
+            <w:r>
+              <w:rPr>
+                <w:rFonts w:ascii="Times New Roman" w:cs="Times New Roman" w:eastAsia="Times New Roman" w:hAnsi="Times New Roman"/>
+                <w:sz w:val="22"/>
+                <w:szCs w:val="22"/>
+              </w:rPr>
+              <w:t xml:space="preserve">00-governance/agile-conventions.md</w:t>
+            </w:r>
+          </w:p>
+        </w:tc>
+        <w:tc>
+          <w:tcPr>
+            <w:tcW w:type="dxa" w:w="3010"/>
+            <w:tcMar>
+              <w:top w:type="dxa" w:w="80"/>
+              <w:left w:type="dxa" w:w="100"/>
+              <w:bottom w:type="dxa" w:w="80"/>
+              <w:right w:type="dxa" w:w="100"/>
+            </w:tcMar>
+          </w:tcPr>
+          <w:p>
+            <w:pPr>
+              <w:spacing w:line="276"/>
+            </w:pPr>
+            <w:r>
+              <w:rPr>
+                <w:rFonts w:ascii="Times New Roman" w:cs="Times New Roman" w:eastAsia="Times New Roman" w:hAnsi="Times New Roman"/>
+                <w:sz w:val="22"/>
+                <w:szCs w:val="22"/>
+              </w:rPr>
+              <w:t xml:space="preserve">Planning Poker with a mandatory-discussion rule whenever estimates differ by 2 or more levels on the Fibonacci scale</w:t>
+            </w:r>
+          </w:p>
+        </w:tc>
+      </w:tr>
+    </w:tbl>
+    <w:p>
+      <w:pPr>
+        <w:spacing w:after="160"/>
+      </w:pPr>
+    </w:p>
+    <w:p>
+      <w:pPr>
+        <w:spacing w:after="240" w:before="240" w:line="480"/>
+        <w:jc w:val="center"/>
+      </w:pPr>
+      <w:r>
+        <w:rPr>
+          <w:rFonts w:ascii="Times New Roman" w:cs="Times New Roman" w:eastAsia="Times New Roman" w:hAnsi="Times New Roman"/>
+          <w:b/>
+          <w:bCs/>
+          <w:sz w:val="24"/>
+          <w:szCs w:val="24"/>
+        </w:rPr>
+        <w:t xml:space="preserve">10. Conclusions</w:t>
       </w:r>
     </w:p>
     <w:p>

--- a/03-documentacion-propuesta-tecnica/RentaMovil_Technical_Proposal_Documentation_APA_English.docx
+++ b/03-documentacion-propuesta-tecnica/RentaMovil_Technical_Proposal_Documentation_APA_English.docx
@@ -6778,7 +6778,531 @@
           <w:sz w:val="24"/>
           <w:szCs w:val="24"/>
         </w:rPr>
-        <w:t xml:space="preserve">The project does not require production servers: development, testing, and integration run on the team members' own computers and local Docker containers. Mobile application testing runs on emulators (Android/iOS) or the team's own physical devices, with no additional infrastructure.</w:t>
+        <w:t xml:space="preserve">The project does not require production servers: development, testing, and integration run on the team members' own computers and local Docker containers. Mobile application testing runs on emulators (Android/iOS) or the team's own physical devices, with no additional infrastructure. The exception is the Telemetry &amp; GPS module: to validate real integration with a GPS device, the team purchased a physical module and its components, itemized in the budget in section 7.4.</w:t>
+      </w:r>
+    </w:p>
+    <w:p>
+      <w:pPr>
+        <w:spacing w:after="160" w:before="200" w:line="480"/>
+        <w:jc w:val="left"/>
+      </w:pPr>
+      <w:r>
+        <w:rPr>
+          <w:rFonts w:ascii="Times New Roman" w:cs="Times New Roman" w:eastAsia="Times New Roman" w:hAnsi="Times New Roman"/>
+          <w:b/>
+          <w:bCs/>
+          <w:sz w:val="24"/>
+          <w:szCs w:val="24"/>
+        </w:rPr>
+        <w:t xml:space="preserve">7.4 Estimated Budget</w:t>
+      </w:r>
+    </w:p>
+    <w:p>
+      <w:pPr>
+        <w:spacing w:after="200" w:line="480"/>
+        <w:jc w:val="both"/>
+      </w:pPr>
+      <w:r>
+        <w:rPr>
+          <w:rFonts w:ascii="Times New Roman" w:cs="Times New Roman" w:eastAsia="Times New Roman" w:hAnsi="Times New Roman"/>
+          <w:sz w:val="24"/>
+          <w:szCs w:val="24"/>
+        </w:rPr>
+        <w:t xml:space="preserve">The following are the expenses the team has incurred to date, covered out of pocket by its members, mainly to physically validate the Telemetry &amp; GPS module:</w:t>
+      </w:r>
+    </w:p>
+    <w:tbl>
+      <w:tblPr>
+        <w:tblW w:type="dxa" w:w="9026"/>
+        <w:tblBorders>
+          <w:top w:val="single" w:color="000000" w:sz="6"/>
+          <w:left w:val="none" w:color="FFFFFF" w:sz="0"/>
+          <w:bottom w:val="single" w:color="000000" w:sz="6"/>
+          <w:right w:val="none" w:color="FFFFFF" w:sz="0"/>
+          <w:insideH w:val="single" w:color="999999" w:sz="2"/>
+          <w:insideV w:val="none" w:color="FFFFFF" w:sz="0"/>
+        </w:tblBorders>
+      </w:tblPr>
+      <w:tblGrid>
+        <w:gridCol w:w="3008"/>
+        <w:gridCol w:w="3008"/>
+        <w:gridCol w:w="3010"/>
+      </w:tblGrid>
+      <w:tr>
+        <w:trPr>
+          <w:tblHeader/>
+        </w:trPr>
+        <w:tc>
+          <w:tcPr>
+            <w:tcW w:type="dxa" w:w="3008"/>
+            <w:tcMar>
+              <w:top w:type="dxa" w:w="80"/>
+              <w:left w:type="dxa" w:w="100"/>
+              <w:bottom w:type="dxa" w:w="80"/>
+              <w:right w:type="dxa" w:w="100"/>
+            </w:tcMar>
+          </w:tcPr>
+          <w:p>
+            <w:pPr>
+              <w:spacing w:line="276"/>
+            </w:pPr>
+            <w:r>
+              <w:rPr>
+                <w:rFonts w:ascii="Times New Roman" w:cs="Times New Roman" w:eastAsia="Times New Roman" w:hAnsi="Times New Roman"/>
+                <w:b/>
+                <w:bCs/>
+                <w:sz w:val="22"/>
+                <w:szCs w:val="22"/>
+              </w:rPr>
+              <w:t xml:space="preserve">Item</w:t>
+            </w:r>
+          </w:p>
+        </w:tc>
+        <w:tc>
+          <w:tcPr>
+            <w:tcW w:type="dxa" w:w="3008"/>
+            <w:tcMar>
+              <w:top w:type="dxa" w:w="80"/>
+              <w:left w:type="dxa" w:w="100"/>
+              <w:bottom w:type="dxa" w:w="80"/>
+              <w:right w:type="dxa" w:w="100"/>
+            </w:tcMar>
+          </w:tcPr>
+          <w:p>
+            <w:pPr>
+              <w:spacing w:line="276"/>
+            </w:pPr>
+            <w:r>
+              <w:rPr>
+                <w:rFonts w:ascii="Times New Roman" w:cs="Times New Roman" w:eastAsia="Times New Roman" w:hAnsi="Times New Roman"/>
+                <w:b/>
+                <w:bCs/>
+                <w:sz w:val="22"/>
+                <w:szCs w:val="22"/>
+              </w:rPr>
+              <w:t xml:space="preserve">Description</w:t>
+            </w:r>
+          </w:p>
+        </w:tc>
+        <w:tc>
+          <w:tcPr>
+            <w:tcW w:type="dxa" w:w="3010"/>
+            <w:tcMar>
+              <w:top w:type="dxa" w:w="80"/>
+              <w:left w:type="dxa" w:w="100"/>
+              <w:bottom w:type="dxa" w:w="80"/>
+              <w:right w:type="dxa" w:w="100"/>
+            </w:tcMar>
+          </w:tcPr>
+          <w:p>
+            <w:pPr>
+              <w:spacing w:line="276"/>
+            </w:pPr>
+            <w:r>
+              <w:rPr>
+                <w:rFonts w:ascii="Times New Roman" w:cs="Times New Roman" w:eastAsia="Times New Roman" w:hAnsi="Times New Roman"/>
+                <w:b/>
+                <w:bCs/>
+                <w:sz w:val="22"/>
+                <w:szCs w:val="22"/>
+              </w:rPr>
+              <w:t xml:space="preserve">Approximate cost (COP)</w:t>
+            </w:r>
+          </w:p>
+        </w:tc>
+      </w:tr>
+      <w:tr>
+        <w:tc>
+          <w:tcPr>
+            <w:tcW w:type="dxa" w:w="3008"/>
+            <w:tcMar>
+              <w:top w:type="dxa" w:w="80"/>
+              <w:left w:type="dxa" w:w="100"/>
+              <w:bottom w:type="dxa" w:w="80"/>
+              <w:right w:type="dxa" w:w="100"/>
+            </w:tcMar>
+          </w:tcPr>
+          <w:p>
+            <w:pPr>
+              <w:spacing w:line="276"/>
+            </w:pPr>
+            <w:r>
+              <w:rPr>
+                <w:rFonts w:ascii="Times New Roman" w:cs="Times New Roman" w:eastAsia="Times New Roman" w:hAnsi="Times New Roman"/>
+                <w:sz w:val="22"/>
+                <w:szCs w:val="22"/>
+              </w:rPr>
+              <w:t xml:space="preserve">GPS module and materials</w:t>
+            </w:r>
+          </w:p>
+        </w:tc>
+        <w:tc>
+          <w:tcPr>
+            <w:tcW w:type="dxa" w:w="3008"/>
+            <w:tcMar>
+              <w:top w:type="dxa" w:w="80"/>
+              <w:left w:type="dxa" w:w="100"/>
+              <w:bottom w:type="dxa" w:w="80"/>
+              <w:right w:type="dxa" w:w="100"/>
+            </w:tcMar>
+          </w:tcPr>
+          <w:p>
+            <w:pPr>
+              <w:spacing w:line="276"/>
+            </w:pPr>
+            <w:r>
+              <w:rPr>
+                <w:rFonts w:ascii="Times New Roman" w:cs="Times New Roman" w:eastAsia="Times New Roman" w:hAnsi="Times New Roman"/>
+                <w:sz w:val="22"/>
+                <w:szCs w:val="22"/>
+              </w:rPr>
+              <w:t xml:space="preserve">GPS device and electronic components for the tracking prototype</w:t>
+            </w:r>
+          </w:p>
+        </w:tc>
+        <w:tc>
+          <w:tcPr>
+            <w:tcW w:type="dxa" w:w="3010"/>
+            <w:tcMar>
+              <w:top w:type="dxa" w:w="80"/>
+              <w:left w:type="dxa" w:w="100"/>
+              <w:bottom w:type="dxa" w:w="80"/>
+              <w:right w:type="dxa" w:w="100"/>
+            </w:tcMar>
+          </w:tcPr>
+          <w:p>
+            <w:pPr>
+              <w:spacing w:line="276"/>
+            </w:pPr>
+            <w:r>
+              <w:rPr>
+                <w:rFonts w:ascii="Times New Roman" w:cs="Times New Roman" w:eastAsia="Times New Roman" w:hAnsi="Times New Roman"/>
+                <w:sz w:val="22"/>
+                <w:szCs w:val="22"/>
+              </w:rPr>
+              <w:t xml:space="preserve">$300,000</w:t>
+            </w:r>
+          </w:p>
+        </w:tc>
+      </w:tr>
+      <w:tr>
+        <w:tc>
+          <w:tcPr>
+            <w:tcW w:type="dxa" w:w="3008"/>
+            <w:tcMar>
+              <w:top w:type="dxa" w:w="80"/>
+              <w:left w:type="dxa" w:w="100"/>
+              <w:bottom w:type="dxa" w:w="80"/>
+              <w:right w:type="dxa" w:w="100"/>
+            </w:tcMar>
+          </w:tcPr>
+          <w:p>
+            <w:pPr>
+              <w:spacing w:line="276"/>
+            </w:pPr>
+            <w:r>
+              <w:rPr>
+                <w:rFonts w:ascii="Times New Roman" w:cs="Times New Roman" w:eastAsia="Times New Roman" w:hAnsi="Times New Roman"/>
+                <w:sz w:val="22"/>
+                <w:szCs w:val="22"/>
+              </w:rPr>
+              <w:t xml:space="preserve">Additional electronic supplies</w:t>
+            </w:r>
+          </w:p>
+        </w:tc>
+        <w:tc>
+          <w:tcPr>
+            <w:tcW w:type="dxa" w:w="3008"/>
+            <w:tcMar>
+              <w:top w:type="dxa" w:w="80"/>
+              <w:left w:type="dxa" w:w="100"/>
+              <w:bottom w:type="dxa" w:w="80"/>
+              <w:right w:type="dxa" w:w="100"/>
+            </w:tcMar>
+          </w:tcPr>
+          <w:p>
+            <w:pPr>
+              <w:spacing w:line="276"/>
+            </w:pPr>
+            <w:r>
+              <w:rPr>
+                <w:rFonts w:ascii="Times New Roman" w:cs="Times New Roman" w:eastAsia="Times New Roman" w:hAnsi="Times New Roman"/>
+                <w:sz w:val="22"/>
+                <w:szCs w:val="22"/>
+              </w:rPr>
+              <w:t xml:space="preserve">Cables, connectors, breadboard, and enclosure</w:t>
+            </w:r>
+          </w:p>
+        </w:tc>
+        <w:tc>
+          <w:tcPr>
+            <w:tcW w:type="dxa" w:w="3010"/>
+            <w:tcMar>
+              <w:top w:type="dxa" w:w="80"/>
+              <w:left w:type="dxa" w:w="100"/>
+              <w:bottom w:type="dxa" w:w="80"/>
+              <w:right w:type="dxa" w:w="100"/>
+            </w:tcMar>
+          </w:tcPr>
+          <w:p>
+            <w:pPr>
+              <w:spacing w:line="276"/>
+            </w:pPr>
+            <w:r>
+              <w:rPr>
+                <w:rFonts w:ascii="Times New Roman" w:cs="Times New Roman" w:eastAsia="Times New Roman" w:hAnsi="Times New Roman"/>
+                <w:sz w:val="22"/>
+                <w:szCs w:val="22"/>
+              </w:rPr>
+              <w:t xml:space="preserve">$150,000</w:t>
+            </w:r>
+          </w:p>
+        </w:tc>
+      </w:tr>
+      <w:tr>
+        <w:tc>
+          <w:tcPr>
+            <w:tcW w:type="dxa" w:w="3008"/>
+            <w:tcMar>
+              <w:top w:type="dxa" w:w="80"/>
+              <w:left w:type="dxa" w:w="100"/>
+              <w:bottom w:type="dxa" w:w="80"/>
+              <w:right w:type="dxa" w:w="100"/>
+            </w:tcMar>
+          </w:tcPr>
+          <w:p>
+            <w:pPr>
+              <w:spacing w:line="276"/>
+            </w:pPr>
+            <w:r>
+              <w:rPr>
+                <w:rFonts w:ascii="Times New Roman" w:cs="Times New Roman" w:eastAsia="Times New Roman" w:hAnsi="Times New Roman"/>
+                <w:sz w:val="22"/>
+                <w:szCs w:val="22"/>
+              </w:rPr>
+              <w:t xml:space="preserve">Transportation</w:t>
+            </w:r>
+          </w:p>
+        </w:tc>
+        <w:tc>
+          <w:tcPr>
+            <w:tcW w:type="dxa" w:w="3008"/>
+            <w:tcMar>
+              <w:top w:type="dxa" w:w="80"/>
+              <w:left w:type="dxa" w:w="100"/>
+              <w:bottom w:type="dxa" w:w="80"/>
+              <w:right w:type="dxa" w:w="100"/>
+            </w:tcMar>
+          </w:tcPr>
+          <w:p>
+            <w:pPr>
+              <w:spacing w:line="276"/>
+            </w:pPr>
+            <w:r>
+              <w:rPr>
+                <w:rFonts w:ascii="Times New Roman" w:cs="Times New Roman" w:eastAsia="Times New Roman" w:hAnsi="Times New Roman"/>
+                <w:sz w:val="22"/>
+                <w:szCs w:val="22"/>
+              </w:rPr>
+              <w:t xml:space="preserve">Travel to purchase materials</w:t>
+            </w:r>
+          </w:p>
+        </w:tc>
+        <w:tc>
+          <w:tcPr>
+            <w:tcW w:type="dxa" w:w="3010"/>
+            <w:tcMar>
+              <w:top w:type="dxa" w:w="80"/>
+              <w:left w:type="dxa" w:w="100"/>
+              <w:bottom w:type="dxa" w:w="80"/>
+              <w:right w:type="dxa" w:w="100"/>
+            </w:tcMar>
+          </w:tcPr>
+          <w:p>
+            <w:pPr>
+              <w:spacing w:line="276"/>
+            </w:pPr>
+            <w:r>
+              <w:rPr>
+                <w:rFonts w:ascii="Times New Roman" w:cs="Times New Roman" w:eastAsia="Times New Roman" w:hAnsi="Times New Roman"/>
+                <w:sz w:val="22"/>
+                <w:szCs w:val="22"/>
+              </w:rPr>
+              <w:t xml:space="preserve">$50,000</w:t>
+            </w:r>
+          </w:p>
+        </w:tc>
+      </w:tr>
+      <w:tr>
+        <w:tc>
+          <w:tcPr>
+            <w:tcW w:type="dxa" w:w="3008"/>
+            <w:tcMar>
+              <w:top w:type="dxa" w:w="80"/>
+              <w:left w:type="dxa" w:w="100"/>
+              <w:bottom w:type="dxa" w:w="80"/>
+              <w:right w:type="dxa" w:w="100"/>
+            </w:tcMar>
+          </w:tcPr>
+          <w:p>
+            <w:pPr>
+              <w:spacing w:line="276"/>
+            </w:pPr>
+            <w:r>
+              <w:rPr>
+                <w:rFonts w:ascii="Times New Roman" w:cs="Times New Roman" w:eastAsia="Times New Roman" w:hAnsi="Times New Roman"/>
+                <w:sz w:val="22"/>
+                <w:szCs w:val="22"/>
+              </w:rPr>
+              <w:t xml:space="preserve">Contingency and miscellaneous</w:t>
+            </w:r>
+          </w:p>
+        </w:tc>
+        <w:tc>
+          <w:tcPr>
+            <w:tcW w:type="dxa" w:w="3008"/>
+            <w:tcMar>
+              <w:top w:type="dxa" w:w="80"/>
+              <w:left w:type="dxa" w:w="100"/>
+              <w:bottom w:type="dxa" w:w="80"/>
+              <w:right w:type="dxa" w:w="100"/>
+            </w:tcMar>
+          </w:tcPr>
+          <w:p>
+            <w:pPr>
+              <w:spacing w:line="276"/>
+            </w:pPr>
+            <w:r>
+              <w:rPr>
+                <w:rFonts w:ascii="Times New Roman" w:cs="Times New Roman" w:eastAsia="Times New Roman" w:hAnsi="Times New Roman"/>
+                <w:sz w:val="22"/>
+                <w:szCs w:val="22"/>
+              </w:rPr>
+              <w:t xml:space="preserve">Additional unplanned expenses during purchase and integration</w:t>
+            </w:r>
+          </w:p>
+        </w:tc>
+        <w:tc>
+          <w:tcPr>
+            <w:tcW w:type="dxa" w:w="3010"/>
+            <w:tcMar>
+              <w:top w:type="dxa" w:w="80"/>
+              <w:left w:type="dxa" w:w="100"/>
+              <w:bottom w:type="dxa" w:w="80"/>
+              <w:right w:type="dxa" w:w="100"/>
+            </w:tcMar>
+          </w:tcPr>
+          <w:p>
+            <w:pPr>
+              <w:spacing w:line="276"/>
+            </w:pPr>
+            <w:r>
+              <w:rPr>
+                <w:rFonts w:ascii="Times New Roman" w:cs="Times New Roman" w:eastAsia="Times New Roman" w:hAnsi="Times New Roman"/>
+                <w:sz w:val="22"/>
+                <w:szCs w:val="22"/>
+              </w:rPr>
+              <w:t xml:space="preserve">$100,000</w:t>
+            </w:r>
+          </w:p>
+        </w:tc>
+      </w:tr>
+      <w:tr>
+        <w:tc>
+          <w:tcPr>
+            <w:tcW w:type="dxa" w:w="3008"/>
+            <w:tcMar>
+              <w:top w:type="dxa" w:w="80"/>
+              <w:left w:type="dxa" w:w="100"/>
+              <w:bottom w:type="dxa" w:w="80"/>
+              <w:right w:type="dxa" w:w="100"/>
+            </w:tcMar>
+          </w:tcPr>
+          <w:p>
+            <w:pPr>
+              <w:spacing w:line="276"/>
+            </w:pPr>
+            <w:r>
+              <w:rPr>
+                <w:rFonts w:ascii="Times New Roman" w:cs="Times New Roman" w:eastAsia="Times New Roman" w:hAnsi="Times New Roman"/>
+                <w:b/>
+                <w:bCs/>
+                <w:sz w:val="22"/>
+                <w:szCs w:val="22"/>
+              </w:rPr>
+              <w:t xml:space="preserve">Total</w:t>
+            </w:r>
+          </w:p>
+        </w:tc>
+        <w:tc>
+          <w:tcPr>
+            <w:tcW w:type="dxa" w:w="3008"/>
+            <w:tcMar>
+              <w:top w:type="dxa" w:w="80"/>
+              <w:left w:type="dxa" w:w="100"/>
+              <w:bottom w:type="dxa" w:w="80"/>
+              <w:right w:type="dxa" w:w="100"/>
+            </w:tcMar>
+          </w:tcPr>
+          <w:p>
+            <w:pPr>
+              <w:spacing w:line="276"/>
+            </w:pPr>
+            <w:r>
+              <w:rPr>
+                <w:rFonts w:ascii="Times New Roman" w:cs="Times New Roman" w:eastAsia="Times New Roman" w:hAnsi="Times New Roman"/>
+                <w:sz w:val="22"/>
+                <w:szCs w:val="22"/>
+              </w:rPr>
+              <w:t xml:space="preserve"/>
+            </w:r>
+          </w:p>
+        </w:tc>
+        <w:tc>
+          <w:tcPr>
+            <w:tcW w:type="dxa" w:w="3010"/>
+            <w:tcMar>
+              <w:top w:type="dxa" w:w="80"/>
+              <w:left w:type="dxa" w:w="100"/>
+              <w:bottom w:type="dxa" w:w="80"/>
+              <w:right w:type="dxa" w:w="100"/>
+            </w:tcMar>
+          </w:tcPr>
+          <w:p>
+            <w:pPr>
+              <w:spacing w:line="276"/>
+            </w:pPr>
+            <w:r>
+              <w:rPr>
+                <w:rFonts w:ascii="Times New Roman" w:cs="Times New Roman" w:eastAsia="Times New Roman" w:hAnsi="Times New Roman"/>
+                <w:b/>
+                <w:bCs/>
+                <w:sz w:val="22"/>
+                <w:szCs w:val="22"/>
+              </w:rPr>
+              <w:t xml:space="preserve">$600,000</w:t>
+            </w:r>
+          </w:p>
+        </w:tc>
+      </w:tr>
+    </w:tbl>
+    <w:p>
+      <w:pPr>
+        <w:spacing w:after="160"/>
+      </w:pPr>
+    </w:p>
+    <w:p>
+      <w:pPr>
+        <w:spacing w:after="200" w:line="480"/>
+        <w:jc w:val="both"/>
+      </w:pPr>
+      <w:r>
+        <w:rPr>
+          <w:rFonts w:ascii="Times New Roman" w:cs="Times New Roman" w:eastAsia="Times New Roman" w:hAnsi="Times New Roman"/>
+          <w:sz w:val="24"/>
+          <w:szCs w:val="24"/>
+        </w:rPr>
+        <w:t xml:space="preserve">This figure is an academic estimate, covered by the team itself, and does not represent a production-deployment budget — that analysis falls outside the training program's academic scope, as already noted in the economic feasibility (section 5.3).</w:t>
       </w:r>
     </w:p>
     <w:p>

--- a/03-documentacion-propuesta-tecnica/RentaMovil_Technical_Proposal_Documentation_APA_English.docx
+++ b/03-documentacion-propuesta-tecnica/RentaMovil_Technical_Proposal_Documentation_APA_English.docx
@@ -7054,7 +7054,7 @@
                 <w:sz w:val="22"/>
                 <w:szCs w:val="22"/>
               </w:rPr>
-              <w:t xml:space="preserve">$150,000</w:t>
+              <w:t xml:space="preserve">$50,000</w:t>
             </w:r>
           </w:p>
         </w:tc>
@@ -7202,7 +7202,7 @@
                 <w:sz w:val="22"/>
                 <w:szCs w:val="22"/>
               </w:rPr>
-              <w:t xml:space="preserve">$100,000</w:t>
+              <w:t xml:space="preserve">$200,000</w:t>
             </w:r>
           </w:p>
         </w:tc>

--- a/03-documentacion-propuesta-tecnica/RentaMovil_Technical_Proposal_Documentation_APA_English.docx
+++ b/03-documentacion-propuesta-tecnica/RentaMovil_Technical_Proposal_Documentation_APA_English.docx
@@ -7202,7 +7202,7 @@
                 <w:sz w:val="22"/>
                 <w:szCs w:val="22"/>
               </w:rPr>
-              <w:t xml:space="preserve">$200,000</w:t>
+              <w:t xml:space="preserve">$100,000</w:t>
             </w:r>
           </w:p>
         </w:tc>
@@ -7280,7 +7280,7 @@
                 <w:sz w:val="22"/>
                 <w:szCs w:val="22"/>
               </w:rPr>
-              <w:t xml:space="preserve">$600,000</w:t>
+              <w:t xml:space="preserve">$500,000</w:t>
             </w:r>
           </w:p>
         </w:tc>

--- a/03-documentacion-propuesta-tecnica/RentaMovil_Technical_Proposal_Documentation_APA_English.docx
+++ b/03-documentacion-propuesta-tecnica/RentaMovil_Technical_Proposal_Documentation_APA_English.docx
@@ -7380,9 +7380,10 @@
         </w:tblBorders>
       </w:tblPr>
       <w:tblGrid>
-        <w:gridCol w:w="3008"/>
-        <w:gridCol w:w="3008"/>
-        <w:gridCol w:w="3010"/>
+        <w:gridCol w:w="2256"/>
+        <w:gridCol w:w="2256"/>
+        <w:gridCol w:w="2256"/>
+        <w:gridCol w:w="2258"/>
       </w:tblGrid>
       <w:tr>
         <w:trPr>
@@ -7390,7 +7391,7 @@
         </w:trPr>
         <w:tc>
           <w:tcPr>
-            <w:tcW w:type="dxa" w:w="3008"/>
+            <w:tcW w:type="dxa" w:w="2256"/>
             <w:tcMar>
               <w:top w:type="dxa" w:w="80"/>
               <w:left w:type="dxa" w:w="100"/>
@@ -7416,7 +7417,7 @@
         </w:tc>
         <w:tc>
           <w:tcPr>
-            <w:tcW w:type="dxa" w:w="3008"/>
+            <w:tcW w:type="dxa" w:w="2256"/>
             <w:tcMar>
               <w:top w:type="dxa" w:w="80"/>
               <w:left w:type="dxa" w:w="100"/>
@@ -7442,7 +7443,7 @@
         </w:tc>
         <w:tc>
           <w:tcPr>
-            <w:tcW w:type="dxa" w:w="3010"/>
+            <w:tcW w:type="dxa" w:w="2256"/>
             <w:tcMar>
               <w:top w:type="dxa" w:w="80"/>
               <w:left w:type="dxa" w:w="100"/>
@@ -7466,11 +7467,37 @@
             </w:r>
           </w:p>
         </w:tc>
+        <w:tc>
+          <w:tcPr>
+            <w:tcW w:type="dxa" w:w="2258"/>
+            <w:tcMar>
+              <w:top w:type="dxa" w:w="80"/>
+              <w:left w:type="dxa" w:w="100"/>
+              <w:bottom w:type="dxa" w:w="80"/>
+              <w:right w:type="dxa" w:w="100"/>
+            </w:tcMar>
+          </w:tcPr>
+          <w:p>
+            <w:pPr>
+              <w:spacing w:line="276"/>
+            </w:pPr>
+            <w:r>
+              <w:rPr>
+                <w:rFonts w:ascii="Times New Roman" w:cs="Times New Roman" w:eastAsia="Times New Roman" w:hAnsi="Times New Roman"/>
+                <w:b/>
+                <w:bCs/>
+                <w:sz w:val="22"/>
+                <w:szCs w:val="22"/>
+              </w:rPr>
+              <w:t xml:space="preserve">Estimated Duration</w:t>
+            </w:r>
+          </w:p>
+        </w:tc>
       </w:tr>
       <w:tr>
         <w:tc>
           <w:tcPr>
-            <w:tcW w:type="dxa" w:w="3008"/>
+            <w:tcW w:type="dxa" w:w="2256"/>
             <w:tcMar>
               <w:top w:type="dxa" w:w="80"/>
               <w:left w:type="dxa" w:w="100"/>
@@ -7494,7 +7521,7 @@
         </w:tc>
         <w:tc>
           <w:tcPr>
-            <w:tcW w:type="dxa" w:w="3008"/>
+            <w:tcW w:type="dxa" w:w="2256"/>
             <w:tcMar>
               <w:top w:type="dxa" w:w="80"/>
               <w:left w:type="dxa" w:w="100"/>
@@ -7518,7 +7545,7 @@
         </w:tc>
         <w:tc>
           <w:tcPr>
-            <w:tcW w:type="dxa" w:w="3010"/>
+            <w:tcW w:type="dxa" w:w="2256"/>
             <w:tcMar>
               <w:top w:type="dxa" w:w="80"/>
               <w:left w:type="dxa" w:w="100"/>
@@ -7537,6 +7564,30 @@
                 <w:szCs w:val="22"/>
               </w:rPr>
               <w:t xml:space="preserve">None — authentication is required by everything else</w:t>
+            </w:r>
+          </w:p>
+        </w:tc>
+        <w:tc>
+          <w:tcPr>
+            <w:tcW w:type="dxa" w:w="2258"/>
+            <w:tcMar>
+              <w:top w:type="dxa" w:w="80"/>
+              <w:left w:type="dxa" w:w="100"/>
+              <w:bottom w:type="dxa" w:w="80"/>
+              <w:right w:type="dxa" w:w="100"/>
+            </w:tcMar>
+          </w:tcPr>
+          <w:p>
+            <w:pPr>
+              <w:spacing w:line="276"/>
+            </w:pPr>
+            <w:r>
+              <w:rPr>
+                <w:rFonts w:ascii="Times New Roman" w:cs="Times New Roman" w:eastAsia="Times New Roman" w:hAnsi="Times New Roman"/>
+                <w:sz w:val="22"/>
+                <w:szCs w:val="22"/>
+              </w:rPr>
+              <w:t xml:space="preserve">2 sprints</w:t>
             </w:r>
           </w:p>
         </w:tc>
@@ -7544,7 +7595,7 @@
       <w:tr>
         <w:tc>
           <w:tcPr>
-            <w:tcW w:type="dxa" w:w="3008"/>
+            <w:tcW w:type="dxa" w:w="2256"/>
             <w:tcMar>
               <w:top w:type="dxa" w:w="80"/>
               <w:left w:type="dxa" w:w="100"/>
@@ -7568,7 +7619,7 @@
         </w:tc>
         <w:tc>
           <w:tcPr>
-            <w:tcW w:type="dxa" w:w="3008"/>
+            <w:tcW w:type="dxa" w:w="2256"/>
             <w:tcMar>
               <w:top w:type="dxa" w:w="80"/>
               <w:left w:type="dxa" w:w="100"/>
@@ -7592,7 +7643,7 @@
         </w:tc>
         <w:tc>
           <w:tcPr>
-            <w:tcW w:type="dxa" w:w="3010"/>
+            <w:tcW w:type="dxa" w:w="2256"/>
             <w:tcMar>
               <w:top w:type="dxa" w:w="80"/>
               <w:left w:type="dxa" w:w="100"/>
@@ -7611,6 +7662,30 @@
                 <w:szCs w:val="22"/>
               </w:rPr>
               <w:t xml:space="preserve">Identity &amp; Access (roles and permissions)</w:t>
+            </w:r>
+          </w:p>
+        </w:tc>
+        <w:tc>
+          <w:tcPr>
+            <w:tcW w:type="dxa" w:w="2258"/>
+            <w:tcMar>
+              <w:top w:type="dxa" w:w="80"/>
+              <w:left w:type="dxa" w:w="100"/>
+              <w:bottom w:type="dxa" w:w="80"/>
+              <w:right w:type="dxa" w:w="100"/>
+            </w:tcMar>
+          </w:tcPr>
+          <w:p>
+            <w:pPr>
+              <w:spacing w:line="276"/>
+            </w:pPr>
+            <w:r>
+              <w:rPr>
+                <w:rFonts w:ascii="Times New Roman" w:cs="Times New Roman" w:eastAsia="Times New Roman" w:hAnsi="Times New Roman"/>
+                <w:sz w:val="22"/>
+                <w:szCs w:val="22"/>
+              </w:rPr>
+              <w:t xml:space="preserve">2 sprints</w:t>
             </w:r>
           </w:p>
         </w:tc>
@@ -7618,7 +7693,7 @@
       <w:tr>
         <w:tc>
           <w:tcPr>
-            <w:tcW w:type="dxa" w:w="3008"/>
+            <w:tcW w:type="dxa" w:w="2256"/>
             <w:tcMar>
               <w:top w:type="dxa" w:w="80"/>
               <w:left w:type="dxa" w:w="100"/>
@@ -7642,7 +7717,7 @@
         </w:tc>
         <w:tc>
           <w:tcPr>
-            <w:tcW w:type="dxa" w:w="3008"/>
+            <w:tcW w:type="dxa" w:w="2256"/>
             <w:tcMar>
               <w:top w:type="dxa" w:w="80"/>
               <w:left w:type="dxa" w:w="100"/>
@@ -7666,7 +7741,7 @@
         </w:tc>
         <w:tc>
           <w:tcPr>
-            <w:tcW w:type="dxa" w:w="3010"/>
+            <w:tcW w:type="dxa" w:w="2256"/>
             <w:tcMar>
               <w:top w:type="dxa" w:w="80"/>
               <w:left w:type="dxa" w:w="100"/>
@@ -7685,6 +7760,30 @@
                 <w:szCs w:val="22"/>
               </w:rPr>
               <w:t xml:space="preserve">Fleet &amp; Maintenance (vehicles to track)</w:t>
+            </w:r>
+          </w:p>
+        </w:tc>
+        <w:tc>
+          <w:tcPr>
+            <w:tcW w:type="dxa" w:w="2258"/>
+            <w:tcMar>
+              <w:top w:type="dxa" w:w="80"/>
+              <w:left w:type="dxa" w:w="100"/>
+              <w:bottom w:type="dxa" w:w="80"/>
+              <w:right w:type="dxa" w:w="100"/>
+            </w:tcMar>
+          </w:tcPr>
+          <w:p>
+            <w:pPr>
+              <w:spacing w:line="276"/>
+            </w:pPr>
+            <w:r>
+              <w:rPr>
+                <w:rFonts w:ascii="Times New Roman" w:cs="Times New Roman" w:eastAsia="Times New Roman" w:hAnsi="Times New Roman"/>
+                <w:sz w:val="22"/>
+                <w:szCs w:val="22"/>
+              </w:rPr>
+              <w:t xml:space="preserve">1 sprint</w:t>
             </w:r>
           </w:p>
         </w:tc>
@@ -7692,7 +7791,7 @@
       <w:tr>
         <w:tc>
           <w:tcPr>
-            <w:tcW w:type="dxa" w:w="3008"/>
+            <w:tcW w:type="dxa" w:w="2256"/>
             <w:tcMar>
               <w:top w:type="dxa" w:w="80"/>
               <w:left w:type="dxa" w:w="100"/>
@@ -7716,7 +7815,7 @@
         </w:tc>
         <w:tc>
           <w:tcPr>
-            <w:tcW w:type="dxa" w:w="3008"/>
+            <w:tcW w:type="dxa" w:w="2256"/>
             <w:tcMar>
               <w:top w:type="dxa" w:w="80"/>
               <w:left w:type="dxa" w:w="100"/>
@@ -7740,7 +7839,7 @@
         </w:tc>
         <w:tc>
           <w:tcPr>
-            <w:tcW w:type="dxa" w:w="3010"/>
+            <w:tcW w:type="dxa" w:w="2256"/>
             <w:tcMar>
               <w:top w:type="dxa" w:w="80"/>
               <w:left w:type="dxa" w:w="100"/>
@@ -7759,6 +7858,30 @@
                 <w:szCs w:val="22"/>
               </w:rPr>
               <w:t xml:space="preserve">Identity &amp; Access, Fleet &amp; Maintenance</w:t>
+            </w:r>
+          </w:p>
+        </w:tc>
+        <w:tc>
+          <w:tcPr>
+            <w:tcW w:type="dxa" w:w="2258"/>
+            <w:tcMar>
+              <w:top w:type="dxa" w:w="80"/>
+              <w:left w:type="dxa" w:w="100"/>
+              <w:bottom w:type="dxa" w:w="80"/>
+              <w:right w:type="dxa" w:w="100"/>
+            </w:tcMar>
+          </w:tcPr>
+          <w:p>
+            <w:pPr>
+              <w:spacing w:line="276"/>
+            </w:pPr>
+            <w:r>
+              <w:rPr>
+                <w:rFonts w:ascii="Times New Roman" w:cs="Times New Roman" w:eastAsia="Times New Roman" w:hAnsi="Times New Roman"/>
+                <w:sz w:val="22"/>
+                <w:szCs w:val="22"/>
+              </w:rPr>
+              <w:t xml:space="preserve">2 sprints</w:t>
             </w:r>
           </w:p>
         </w:tc>
@@ -7766,7 +7889,7 @@
       <w:tr>
         <w:tc>
           <w:tcPr>
-            <w:tcW w:type="dxa" w:w="3008"/>
+            <w:tcW w:type="dxa" w:w="2256"/>
             <w:tcMar>
               <w:top w:type="dxa" w:w="80"/>
               <w:left w:type="dxa" w:w="100"/>
@@ -7790,7 +7913,7 @@
         </w:tc>
         <w:tc>
           <w:tcPr>
-            <w:tcW w:type="dxa" w:w="3008"/>
+            <w:tcW w:type="dxa" w:w="2256"/>
             <w:tcMar>
               <w:top w:type="dxa" w:w="80"/>
               <w:left w:type="dxa" w:w="100"/>
@@ -7814,7 +7937,7 @@
         </w:tc>
         <w:tc>
           <w:tcPr>
-            <w:tcW w:type="dxa" w:w="3010"/>
+            <w:tcW w:type="dxa" w:w="2256"/>
             <w:tcMar>
               <w:top w:type="dxa" w:w="80"/>
               <w:left w:type="dxa" w:w="100"/>
@@ -7833,6 +7956,30 @@
                 <w:szCs w:val="22"/>
               </w:rPr>
               <w:t xml:space="preserve">Booking &amp; Reservation (confirmed reservation)</w:t>
+            </w:r>
+          </w:p>
+        </w:tc>
+        <w:tc>
+          <w:tcPr>
+            <w:tcW w:type="dxa" w:w="2258"/>
+            <w:tcMar>
+              <w:top w:type="dxa" w:w="80"/>
+              <w:left w:type="dxa" w:w="100"/>
+              <w:bottom w:type="dxa" w:w="80"/>
+              <w:right w:type="dxa" w:w="100"/>
+            </w:tcMar>
+          </w:tcPr>
+          <w:p>
+            <w:pPr>
+              <w:spacing w:line="276"/>
+            </w:pPr>
+            <w:r>
+              <w:rPr>
+                <w:rFonts w:ascii="Times New Roman" w:cs="Times New Roman" w:eastAsia="Times New Roman" w:hAnsi="Times New Roman"/>
+                <w:sz w:val="22"/>
+                <w:szCs w:val="22"/>
+              </w:rPr>
+              <w:t xml:space="preserve">1 sprint</w:t>
             </w:r>
           </w:p>
         </w:tc>
@@ -7840,7 +7987,7 @@
       <w:tr>
         <w:tc>
           <w:tcPr>
-            <w:tcW w:type="dxa" w:w="3008"/>
+            <w:tcW w:type="dxa" w:w="2256"/>
             <w:tcMar>
               <w:top w:type="dxa" w:w="80"/>
               <w:left w:type="dxa" w:w="100"/>
@@ -7864,7 +8011,7 @@
         </w:tc>
         <w:tc>
           <w:tcPr>
-            <w:tcW w:type="dxa" w:w="3008"/>
+            <w:tcW w:type="dxa" w:w="2256"/>
             <w:tcMar>
               <w:top w:type="dxa" w:w="80"/>
               <w:left w:type="dxa" w:w="100"/>
@@ -7888,7 +8035,7 @@
         </w:tc>
         <w:tc>
           <w:tcPr>
-            <w:tcW w:type="dxa" w:w="3010"/>
+            <w:tcW w:type="dxa" w:w="2256"/>
             <w:tcMar>
               <w:top w:type="dxa" w:w="80"/>
               <w:left w:type="dxa" w:w="100"/>
@@ -7907,6 +8054,30 @@
                 <w:szCs w:val="22"/>
               </w:rPr>
               <w:t xml:space="preserve">Booking &amp; Reservation</w:t>
+            </w:r>
+          </w:p>
+        </w:tc>
+        <w:tc>
+          <w:tcPr>
+            <w:tcW w:type="dxa" w:w="2258"/>
+            <w:tcMar>
+              <w:top w:type="dxa" w:w="80"/>
+              <w:left w:type="dxa" w:w="100"/>
+              <w:bottom w:type="dxa" w:w="80"/>
+              <w:right w:type="dxa" w:w="100"/>
+            </w:tcMar>
+          </w:tcPr>
+          <w:p>
+            <w:pPr>
+              <w:spacing w:line="276"/>
+            </w:pPr>
+            <w:r>
+              <w:rPr>
+                <w:rFonts w:ascii="Times New Roman" w:cs="Times New Roman" w:eastAsia="Times New Roman" w:hAnsi="Times New Roman"/>
+                <w:sz w:val="22"/>
+                <w:szCs w:val="22"/>
+              </w:rPr>
+              <w:t xml:space="preserve">2 sprints</w:t>
             </w:r>
           </w:p>
         </w:tc>
@@ -7914,7 +8085,7 @@
       <w:tr>
         <w:tc>
           <w:tcPr>
-            <w:tcW w:type="dxa" w:w="3008"/>
+            <w:tcW w:type="dxa" w:w="2256"/>
             <w:tcMar>
               <w:top w:type="dxa" w:w="80"/>
               <w:left w:type="dxa" w:w="100"/>
@@ -7938,7 +8109,7 @@
         </w:tc>
         <w:tc>
           <w:tcPr>
-            <w:tcW w:type="dxa" w:w="3008"/>
+            <w:tcW w:type="dxa" w:w="2256"/>
             <w:tcMar>
               <w:top w:type="dxa" w:w="80"/>
               <w:left w:type="dxa" w:w="100"/>
@@ -7962,7 +8133,7 @@
         </w:tc>
         <w:tc>
           <w:tcPr>
-            <w:tcW w:type="dxa" w:w="3010"/>
+            <w:tcW w:type="dxa" w:w="2256"/>
             <w:tcMar>
               <w:top w:type="dxa" w:w="80"/>
               <w:left w:type="dxa" w:w="100"/>
@@ -7981,6 +8152,132 @@
                 <w:szCs w:val="22"/>
               </w:rPr>
               <w:t xml:space="preserve">Cross-cutting across the previous epics' events</w:t>
+            </w:r>
+          </w:p>
+        </w:tc>
+        <w:tc>
+          <w:tcPr>
+            <w:tcW w:type="dxa" w:w="2258"/>
+            <w:tcMar>
+              <w:top w:type="dxa" w:w="80"/>
+              <w:left w:type="dxa" w:w="100"/>
+              <w:bottom w:type="dxa" w:w="80"/>
+              <w:right w:type="dxa" w:w="100"/>
+            </w:tcMar>
+          </w:tcPr>
+          <w:p>
+            <w:pPr>
+              <w:spacing w:line="276"/>
+            </w:pPr>
+            <w:r>
+              <w:rPr>
+                <w:rFonts w:ascii="Times New Roman" w:cs="Times New Roman" w:eastAsia="Times New Roman" w:hAnsi="Times New Roman"/>
+                <w:sz w:val="22"/>
+                <w:szCs w:val="22"/>
+              </w:rPr>
+              <w:t xml:space="preserve">1 sprint</w:t>
+            </w:r>
+          </w:p>
+        </w:tc>
+      </w:tr>
+      <w:tr>
+        <w:tc>
+          <w:tcPr>
+            <w:tcW w:type="dxa" w:w="2256"/>
+            <w:tcMar>
+              <w:top w:type="dxa" w:w="80"/>
+              <w:left w:type="dxa" w:w="100"/>
+              <w:bottom w:type="dxa" w:w="80"/>
+              <w:right w:type="dxa" w:w="100"/>
+            </w:tcMar>
+          </w:tcPr>
+          <w:p>
+            <w:pPr>
+              <w:spacing w:line="276"/>
+            </w:pPr>
+            <w:r>
+              <w:rPr>
+                <w:rFonts w:ascii="Times New Roman" w:cs="Times New Roman" w:eastAsia="Times New Roman" w:hAnsi="Times New Roman"/>
+                <w:b/>
+                <w:bCs/>
+                <w:sz w:val="22"/>
+                <w:szCs w:val="22"/>
+              </w:rPr>
+              <w:t xml:space="preserve">Estimated total</w:t>
+            </w:r>
+          </w:p>
+        </w:tc>
+        <w:tc>
+          <w:tcPr>
+            <w:tcW w:type="dxa" w:w="2256"/>
+            <w:tcMar>
+              <w:top w:type="dxa" w:w="80"/>
+              <w:left w:type="dxa" w:w="100"/>
+              <w:bottom w:type="dxa" w:w="80"/>
+              <w:right w:type="dxa" w:w="100"/>
+            </w:tcMar>
+          </w:tcPr>
+          <w:p>
+            <w:pPr>
+              <w:spacing w:line="276"/>
+            </w:pPr>
+            <w:r>
+              <w:rPr>
+                <w:rFonts w:ascii="Times New Roman" w:cs="Times New Roman" w:eastAsia="Times New Roman" w:hAnsi="Times New Roman"/>
+                <w:sz w:val="22"/>
+                <w:szCs w:val="22"/>
+              </w:rPr>
+              <w:t xml:space="preserve"/>
+            </w:r>
+          </w:p>
+        </w:tc>
+        <w:tc>
+          <w:tcPr>
+            <w:tcW w:type="dxa" w:w="2256"/>
+            <w:tcMar>
+              <w:top w:type="dxa" w:w="80"/>
+              <w:left w:type="dxa" w:w="100"/>
+              <w:bottom w:type="dxa" w:w="80"/>
+              <w:right w:type="dxa" w:w="100"/>
+            </w:tcMar>
+          </w:tcPr>
+          <w:p>
+            <w:pPr>
+              <w:spacing w:line="276"/>
+            </w:pPr>
+            <w:r>
+              <w:rPr>
+                <w:rFonts w:ascii="Times New Roman" w:cs="Times New Roman" w:eastAsia="Times New Roman" w:hAnsi="Times New Roman"/>
+                <w:sz w:val="22"/>
+                <w:szCs w:val="22"/>
+              </w:rPr>
+              <w:t xml:space="preserve"/>
+            </w:r>
+          </w:p>
+        </w:tc>
+        <w:tc>
+          <w:tcPr>
+            <w:tcW w:type="dxa" w:w="2258"/>
+            <w:tcMar>
+              <w:top w:type="dxa" w:w="80"/>
+              <w:left w:type="dxa" w:w="100"/>
+              <w:bottom w:type="dxa" w:w="80"/>
+              <w:right w:type="dxa" w:w="100"/>
+            </w:tcMar>
+          </w:tcPr>
+          <w:p>
+            <w:pPr>
+              <w:spacing w:line="276"/>
+            </w:pPr>
+            <w:r>
+              <w:rPr>
+                <w:rFonts w:ascii="Times New Roman" w:cs="Times New Roman" w:eastAsia="Times New Roman" w:hAnsi="Times New Roman"/>
+                <w:b/>
+                <w:bCs/>
+                <w:sz w:val="22"/>
+                <w:szCs w:val="22"/>
+              </w:rPr>
+              <w:t xml:space="preserve">11 sprints (≈ 11 weeks)</w:t>
             </w:r>
           </w:p>
         </w:tc>
@@ -8002,7 +8299,7 @@
           <w:sz w:val="24"/>
           <w:szCs w:val="24"/>
         </w:rPr>
-        <w:t xml:space="preserve">With one-week sprints and a 3-person team, each epic can be spread across one or more sprints depending on its number of stories and their point estimates; the exact per-sprint calendar remains subject to each week's Sprint Planning, per the methodology described in section 6.</w:t>
+        <w:t xml:space="preserve">With one-week sprints and a 3-person team, the full project is estimated at roughly 11 weeks of execution, from the first Sprint Planning through the closing of the last epic. Per-epic duration is a planning estimate, proportional to its relative complexity; the team does not yet have recorded real velocity data (RentaMovil, 2026, 00-governance/agile-conventions.md), so no concrete calendar dates are set — the start and end of each sprint remain subject to each week's Sprint Planning, per the methodology described in section 6.</w:t>
       </w:r>
     </w:p>
     <w:p>

--- a/03-documentacion-propuesta-tecnica/RentaMovil_Technical_Proposal_Documentation_APA_English.docx
+++ b/03-documentacion-propuesta-tecnica/RentaMovil_Technical_Proposal_Documentation_APA_English.docx
@@ -6794,7 +6794,7 @@
           <w:sz w:val="24"/>
           <w:szCs w:val="24"/>
         </w:rPr>
-        <w:t xml:space="preserve">7.4 Estimated Budget</w:t>
+        <w:t xml:space="preserve">7.4 One-Time Materials and Expenses</w:t>
       </w:r>
     </w:p>
     <w:p>
@@ -7230,7 +7230,7 @@
                 <w:sz w:val="22"/>
                 <w:szCs w:val="22"/>
               </w:rPr>
-              <w:t xml:space="preserve">Total</w:t>
+              <w:t xml:space="preserve">One-time expenses subtotal</w:t>
             </w:r>
           </w:p>
         </w:tc>
@@ -7293,6 +7293,22 @@
     </w:p>
     <w:p>
       <w:pPr>
+        <w:spacing w:after="160" w:before="200" w:line="480"/>
+        <w:jc w:val="left"/>
+      </w:pPr>
+      <w:r>
+        <w:rPr>
+          <w:rFonts w:ascii="Times New Roman" w:cs="Times New Roman" w:eastAsia="Times New Roman" w:hAnsi="Times New Roman"/>
+          <w:b/>
+          <w:bCs/>
+          <w:sz w:val="24"/>
+          <w:szCs w:val="24"/>
+        </w:rPr>
+        <w:t xml:space="preserve">7.5 Recurring Costs and Total Estimated Project Cost</w:t>
+      </w:r>
+    </w:p>
+    <w:p>
+      <w:pPr>
         <w:spacing w:after="200" w:line="480"/>
         <w:jc w:val="both"/>
       </w:pPr>
@@ -7302,7 +7318,703 @@
           <w:sz w:val="24"/>
           <w:szCs w:val="24"/>
         </w:rPr>
-        <w:t xml:space="preserve">This figure is an academic estimate, covered by the team itself, and does not represent a production-deployment budget — that analysis falls outside the training program's academic scope, as already noted in the economic feasibility (section 5.3).</w:t>
+        <w:t xml:space="preserve">Taking the project's total duration as </w:t>
+      </w:r>
+      <w:r>
+        <w:rPr>
+          <w:rFonts w:ascii="Times New Roman" w:cs="Times New Roman" w:eastAsia="Times New Roman" w:hAnsi="Times New Roman"/>
+          <w:b/>
+          <w:bCs/>
+          <w:sz w:val="24"/>
+          <w:szCs w:val="24"/>
+        </w:rPr>
+        <w:t xml:space="preserve">18 months</w:t>
+      </w:r>
+      <w:r>
+        <w:rPr>
+          <w:rFonts w:ascii="Times New Roman" w:cs="Times New Roman" w:eastAsia="Times New Roman" w:hAnsi="Times New Roman"/>
+          <w:sz w:val="24"/>
+          <w:szCs w:val="24"/>
+        </w:rPr>
+        <w:t xml:space="preserve"> (the team's full time in the training program, not only the sprint-execution weeks in section 8), the following recurring monthly costs are also estimated: each team member's salary and the internet and electricity services used during development.</w:t>
+      </w:r>
+    </w:p>
+    <w:tbl>
+      <w:tblPr>
+        <w:tblW w:type="dxa" w:w="9026"/>
+        <w:tblBorders>
+          <w:top w:val="single" w:color="000000" w:sz="6"/>
+          <w:left w:val="none" w:color="FFFFFF" w:sz="0"/>
+          <w:bottom w:val="single" w:color="000000" w:sz="6"/>
+          <w:right w:val="none" w:color="FFFFFF" w:sz="0"/>
+          <w:insideH w:val="single" w:color="999999" w:sz="2"/>
+          <w:insideV w:val="none" w:color="FFFFFF" w:sz="0"/>
+        </w:tblBorders>
+      </w:tblPr>
+      <w:tblGrid>
+        <w:gridCol w:w="2256"/>
+        <w:gridCol w:w="2256"/>
+        <w:gridCol w:w="2256"/>
+        <w:gridCol w:w="2258"/>
+      </w:tblGrid>
+      <w:tr>
+        <w:trPr>
+          <w:tblHeader/>
+        </w:trPr>
+        <w:tc>
+          <w:tcPr>
+            <w:tcW w:type="dxa" w:w="2256"/>
+            <w:tcMar>
+              <w:top w:type="dxa" w:w="80"/>
+              <w:left w:type="dxa" w:w="100"/>
+              <w:bottom w:type="dxa" w:w="80"/>
+              <w:right w:type="dxa" w:w="100"/>
+            </w:tcMar>
+          </w:tcPr>
+          <w:p>
+            <w:pPr>
+              <w:spacing w:line="276"/>
+            </w:pPr>
+            <w:r>
+              <w:rPr>
+                <w:rFonts w:ascii="Times New Roman" w:cs="Times New Roman" w:eastAsia="Times New Roman" w:hAnsi="Times New Roman"/>
+                <w:b/>
+                <w:bCs/>
+                <w:sz w:val="22"/>
+                <w:szCs w:val="22"/>
+              </w:rPr>
+              <w:t xml:space="preserve">Item</w:t>
+            </w:r>
+          </w:p>
+        </w:tc>
+        <w:tc>
+          <w:tcPr>
+            <w:tcW w:type="dxa" w:w="2256"/>
+            <w:tcMar>
+              <w:top w:type="dxa" w:w="80"/>
+              <w:left w:type="dxa" w:w="100"/>
+              <w:bottom w:type="dxa" w:w="80"/>
+              <w:right w:type="dxa" w:w="100"/>
+            </w:tcMar>
+          </w:tcPr>
+          <w:p>
+            <w:pPr>
+              <w:spacing w:line="276"/>
+            </w:pPr>
+            <w:r>
+              <w:rPr>
+                <w:rFonts w:ascii="Times New Roman" w:cs="Times New Roman" w:eastAsia="Times New Roman" w:hAnsi="Times New Roman"/>
+                <w:b/>
+                <w:bCs/>
+                <w:sz w:val="22"/>
+                <w:szCs w:val="22"/>
+              </w:rPr>
+              <w:t xml:space="preserve">Monthly cost (COP)</w:t>
+            </w:r>
+          </w:p>
+        </w:tc>
+        <w:tc>
+          <w:tcPr>
+            <w:tcW w:type="dxa" w:w="2256"/>
+            <w:tcMar>
+              <w:top w:type="dxa" w:w="80"/>
+              <w:left w:type="dxa" w:w="100"/>
+              <w:bottom w:type="dxa" w:w="80"/>
+              <w:right w:type="dxa" w:w="100"/>
+            </w:tcMar>
+          </w:tcPr>
+          <w:p>
+            <w:pPr>
+              <w:spacing w:line="276"/>
+            </w:pPr>
+            <w:r>
+              <w:rPr>
+                <w:rFonts w:ascii="Times New Roman" w:cs="Times New Roman" w:eastAsia="Times New Roman" w:hAnsi="Times New Roman"/>
+                <w:b/>
+                <w:bCs/>
+                <w:sz w:val="22"/>
+                <w:szCs w:val="22"/>
+              </w:rPr>
+              <w:t xml:space="preserve">Months</w:t>
+            </w:r>
+          </w:p>
+        </w:tc>
+        <w:tc>
+          <w:tcPr>
+            <w:tcW w:type="dxa" w:w="2258"/>
+            <w:tcMar>
+              <w:top w:type="dxa" w:w="80"/>
+              <w:left w:type="dxa" w:w="100"/>
+              <w:bottom w:type="dxa" w:w="80"/>
+              <w:right w:type="dxa" w:w="100"/>
+            </w:tcMar>
+          </w:tcPr>
+          <w:p>
+            <w:pPr>
+              <w:spacing w:line="276"/>
+            </w:pPr>
+            <w:r>
+              <w:rPr>
+                <w:rFonts w:ascii="Times New Roman" w:cs="Times New Roman" w:eastAsia="Times New Roman" w:hAnsi="Times New Roman"/>
+                <w:b/>
+                <w:bCs/>
+                <w:sz w:val="22"/>
+                <w:szCs w:val="22"/>
+              </w:rPr>
+              <w:t xml:space="preserve">Total cost (COP)</w:t>
+            </w:r>
+          </w:p>
+        </w:tc>
+      </w:tr>
+      <w:tr>
+        <w:tc>
+          <w:tcPr>
+            <w:tcW w:type="dxa" w:w="2256"/>
+            <w:tcMar>
+              <w:top w:type="dxa" w:w="80"/>
+              <w:left w:type="dxa" w:w="100"/>
+              <w:bottom w:type="dxa" w:w="80"/>
+              <w:right w:type="dxa" w:w="100"/>
+            </w:tcMar>
+          </w:tcPr>
+          <w:p>
+            <w:pPr>
+              <w:spacing w:line="276"/>
+            </w:pPr>
+            <w:r>
+              <w:rPr>
+                <w:rFonts w:ascii="Times New Roman" w:cs="Times New Roman" w:eastAsia="Times New Roman" w:hAnsi="Times New Roman"/>
+                <w:sz w:val="22"/>
+                <w:szCs w:val="22"/>
+              </w:rPr>
+              <w:t xml:space="preserve">Team salary (3 members × $800,000)</w:t>
+            </w:r>
+          </w:p>
+        </w:tc>
+        <w:tc>
+          <w:tcPr>
+            <w:tcW w:type="dxa" w:w="2256"/>
+            <w:tcMar>
+              <w:top w:type="dxa" w:w="80"/>
+              <w:left w:type="dxa" w:w="100"/>
+              <w:bottom w:type="dxa" w:w="80"/>
+              <w:right w:type="dxa" w:w="100"/>
+            </w:tcMar>
+          </w:tcPr>
+          <w:p>
+            <w:pPr>
+              <w:spacing w:line="276"/>
+            </w:pPr>
+            <w:r>
+              <w:rPr>
+                <w:rFonts w:ascii="Times New Roman" w:cs="Times New Roman" w:eastAsia="Times New Roman" w:hAnsi="Times New Roman"/>
+                <w:sz w:val="22"/>
+                <w:szCs w:val="22"/>
+              </w:rPr>
+              <w:t xml:space="preserve">$2,400,000</w:t>
+            </w:r>
+          </w:p>
+        </w:tc>
+        <w:tc>
+          <w:tcPr>
+            <w:tcW w:type="dxa" w:w="2256"/>
+            <w:tcMar>
+              <w:top w:type="dxa" w:w="80"/>
+              <w:left w:type="dxa" w:w="100"/>
+              <w:bottom w:type="dxa" w:w="80"/>
+              <w:right w:type="dxa" w:w="100"/>
+            </w:tcMar>
+          </w:tcPr>
+          <w:p>
+            <w:pPr>
+              <w:spacing w:line="276"/>
+            </w:pPr>
+            <w:r>
+              <w:rPr>
+                <w:rFonts w:ascii="Times New Roman" w:cs="Times New Roman" w:eastAsia="Times New Roman" w:hAnsi="Times New Roman"/>
+                <w:sz w:val="22"/>
+                <w:szCs w:val="22"/>
+              </w:rPr>
+              <w:t xml:space="preserve">18</w:t>
+            </w:r>
+          </w:p>
+        </w:tc>
+        <w:tc>
+          <w:tcPr>
+            <w:tcW w:type="dxa" w:w="2258"/>
+            <w:tcMar>
+              <w:top w:type="dxa" w:w="80"/>
+              <w:left w:type="dxa" w:w="100"/>
+              <w:bottom w:type="dxa" w:w="80"/>
+              <w:right w:type="dxa" w:w="100"/>
+            </w:tcMar>
+          </w:tcPr>
+          <w:p>
+            <w:pPr>
+              <w:spacing w:line="276"/>
+            </w:pPr>
+            <w:r>
+              <w:rPr>
+                <w:rFonts w:ascii="Times New Roman" w:cs="Times New Roman" w:eastAsia="Times New Roman" w:hAnsi="Times New Roman"/>
+                <w:sz w:val="22"/>
+                <w:szCs w:val="22"/>
+              </w:rPr>
+              <w:t xml:space="preserve">$43,200,000</w:t>
+            </w:r>
+          </w:p>
+        </w:tc>
+      </w:tr>
+      <w:tr>
+        <w:tc>
+          <w:tcPr>
+            <w:tcW w:type="dxa" w:w="2256"/>
+            <w:tcMar>
+              <w:top w:type="dxa" w:w="80"/>
+              <w:left w:type="dxa" w:w="100"/>
+              <w:bottom w:type="dxa" w:w="80"/>
+              <w:right w:type="dxa" w:w="100"/>
+            </w:tcMar>
+          </w:tcPr>
+          <w:p>
+            <w:pPr>
+              <w:spacing w:line="276"/>
+            </w:pPr>
+            <w:r>
+              <w:rPr>
+                <w:rFonts w:ascii="Times New Roman" w:cs="Times New Roman" w:eastAsia="Times New Roman" w:hAnsi="Times New Roman"/>
+                <w:sz w:val="22"/>
+                <w:szCs w:val="22"/>
+              </w:rPr>
+              <w:t xml:space="preserve">Services (internet and electricity, whole team)</w:t>
+            </w:r>
+          </w:p>
+        </w:tc>
+        <w:tc>
+          <w:tcPr>
+            <w:tcW w:type="dxa" w:w="2256"/>
+            <w:tcMar>
+              <w:top w:type="dxa" w:w="80"/>
+              <w:left w:type="dxa" w:w="100"/>
+              <w:bottom w:type="dxa" w:w="80"/>
+              <w:right w:type="dxa" w:w="100"/>
+            </w:tcMar>
+          </w:tcPr>
+          <w:p>
+            <w:pPr>
+              <w:spacing w:line="276"/>
+            </w:pPr>
+            <w:r>
+              <w:rPr>
+                <w:rFonts w:ascii="Times New Roman" w:cs="Times New Roman" w:eastAsia="Times New Roman" w:hAnsi="Times New Roman"/>
+                <w:sz w:val="22"/>
+                <w:szCs w:val="22"/>
+              </w:rPr>
+              <w:t xml:space="preserve">$150,000</w:t>
+            </w:r>
+          </w:p>
+        </w:tc>
+        <w:tc>
+          <w:tcPr>
+            <w:tcW w:type="dxa" w:w="2256"/>
+            <w:tcMar>
+              <w:top w:type="dxa" w:w="80"/>
+              <w:left w:type="dxa" w:w="100"/>
+              <w:bottom w:type="dxa" w:w="80"/>
+              <w:right w:type="dxa" w:w="100"/>
+            </w:tcMar>
+          </w:tcPr>
+          <w:p>
+            <w:pPr>
+              <w:spacing w:line="276"/>
+            </w:pPr>
+            <w:r>
+              <w:rPr>
+                <w:rFonts w:ascii="Times New Roman" w:cs="Times New Roman" w:eastAsia="Times New Roman" w:hAnsi="Times New Roman"/>
+                <w:sz w:val="22"/>
+                <w:szCs w:val="22"/>
+              </w:rPr>
+              <w:t xml:space="preserve">18</w:t>
+            </w:r>
+          </w:p>
+        </w:tc>
+        <w:tc>
+          <w:tcPr>
+            <w:tcW w:type="dxa" w:w="2258"/>
+            <w:tcMar>
+              <w:top w:type="dxa" w:w="80"/>
+              <w:left w:type="dxa" w:w="100"/>
+              <w:bottom w:type="dxa" w:w="80"/>
+              <w:right w:type="dxa" w:w="100"/>
+            </w:tcMar>
+          </w:tcPr>
+          <w:p>
+            <w:pPr>
+              <w:spacing w:line="276"/>
+            </w:pPr>
+            <w:r>
+              <w:rPr>
+                <w:rFonts w:ascii="Times New Roman" w:cs="Times New Roman" w:eastAsia="Times New Roman" w:hAnsi="Times New Roman"/>
+                <w:sz w:val="22"/>
+                <w:szCs w:val="22"/>
+              </w:rPr>
+              <w:t xml:space="preserve">$2,700,000</w:t>
+            </w:r>
+          </w:p>
+        </w:tc>
+      </w:tr>
+      <w:tr>
+        <w:tc>
+          <w:tcPr>
+            <w:tcW w:type="dxa" w:w="2256"/>
+            <w:tcMar>
+              <w:top w:type="dxa" w:w="80"/>
+              <w:left w:type="dxa" w:w="100"/>
+              <w:bottom w:type="dxa" w:w="80"/>
+              <w:right w:type="dxa" w:w="100"/>
+            </w:tcMar>
+          </w:tcPr>
+          <w:p>
+            <w:pPr>
+              <w:spacing w:line="276"/>
+            </w:pPr>
+            <w:r>
+              <w:rPr>
+                <w:rFonts w:ascii="Times New Roman" w:cs="Times New Roman" w:eastAsia="Times New Roman" w:hAnsi="Times New Roman"/>
+                <w:b/>
+                <w:bCs/>
+                <w:sz w:val="22"/>
+                <w:szCs w:val="22"/>
+              </w:rPr>
+              <w:t xml:space="preserve">Recurring costs subtotal</w:t>
+            </w:r>
+          </w:p>
+        </w:tc>
+        <w:tc>
+          <w:tcPr>
+            <w:tcW w:type="dxa" w:w="2256"/>
+            <w:tcMar>
+              <w:top w:type="dxa" w:w="80"/>
+              <w:left w:type="dxa" w:w="100"/>
+              <w:bottom w:type="dxa" w:w="80"/>
+              <w:right w:type="dxa" w:w="100"/>
+            </w:tcMar>
+          </w:tcPr>
+          <w:p>
+            <w:pPr>
+              <w:spacing w:line="276"/>
+            </w:pPr>
+            <w:r>
+              <w:rPr>
+                <w:rFonts w:ascii="Times New Roman" w:cs="Times New Roman" w:eastAsia="Times New Roman" w:hAnsi="Times New Roman"/>
+                <w:sz w:val="22"/>
+                <w:szCs w:val="22"/>
+              </w:rPr>
+              <w:t xml:space="preserve"/>
+            </w:r>
+          </w:p>
+        </w:tc>
+        <w:tc>
+          <w:tcPr>
+            <w:tcW w:type="dxa" w:w="2256"/>
+            <w:tcMar>
+              <w:top w:type="dxa" w:w="80"/>
+              <w:left w:type="dxa" w:w="100"/>
+              <w:bottom w:type="dxa" w:w="80"/>
+              <w:right w:type="dxa" w:w="100"/>
+            </w:tcMar>
+          </w:tcPr>
+          <w:p>
+            <w:pPr>
+              <w:spacing w:line="276"/>
+            </w:pPr>
+            <w:r>
+              <w:rPr>
+                <w:rFonts w:ascii="Times New Roman" w:cs="Times New Roman" w:eastAsia="Times New Roman" w:hAnsi="Times New Roman"/>
+                <w:sz w:val="22"/>
+                <w:szCs w:val="22"/>
+              </w:rPr>
+              <w:t xml:space="preserve"/>
+            </w:r>
+          </w:p>
+        </w:tc>
+        <w:tc>
+          <w:tcPr>
+            <w:tcW w:type="dxa" w:w="2258"/>
+            <w:tcMar>
+              <w:top w:type="dxa" w:w="80"/>
+              <w:left w:type="dxa" w:w="100"/>
+              <w:bottom w:type="dxa" w:w="80"/>
+              <w:right w:type="dxa" w:w="100"/>
+            </w:tcMar>
+          </w:tcPr>
+          <w:p>
+            <w:pPr>
+              <w:spacing w:line="276"/>
+            </w:pPr>
+            <w:r>
+              <w:rPr>
+                <w:rFonts w:ascii="Times New Roman" w:cs="Times New Roman" w:eastAsia="Times New Roman" w:hAnsi="Times New Roman"/>
+                <w:b/>
+                <w:bCs/>
+                <w:sz w:val="22"/>
+                <w:szCs w:val="22"/>
+              </w:rPr>
+              <w:t xml:space="preserve">$45,900,000</w:t>
+            </w:r>
+          </w:p>
+        </w:tc>
+      </w:tr>
+    </w:tbl>
+    <w:p>
+      <w:pPr>
+        <w:spacing w:after="160"/>
+      </w:pPr>
+    </w:p>
+    <w:tbl>
+      <w:tblPr>
+        <w:tblW w:type="dxa" w:w="9026"/>
+        <w:tblBorders>
+          <w:top w:val="single" w:color="000000" w:sz="6"/>
+          <w:left w:val="none" w:color="FFFFFF" w:sz="0"/>
+          <w:bottom w:val="single" w:color="000000" w:sz="6"/>
+          <w:right w:val="none" w:color="FFFFFF" w:sz="0"/>
+          <w:insideH w:val="single" w:color="999999" w:sz="2"/>
+          <w:insideV w:val="none" w:color="FFFFFF" w:sz="0"/>
+        </w:tblBorders>
+      </w:tblPr>
+      <w:tblGrid>
+        <w:gridCol w:w="4513"/>
+        <w:gridCol w:w="4513"/>
+      </w:tblGrid>
+      <w:tr>
+        <w:trPr>
+          <w:tblHeader/>
+        </w:trPr>
+        <w:tc>
+          <w:tcPr>
+            <w:tcW w:type="dxa" w:w="4513"/>
+            <w:tcMar>
+              <w:top w:type="dxa" w:w="80"/>
+              <w:left w:type="dxa" w:w="100"/>
+              <w:bottom w:type="dxa" w:w="80"/>
+              <w:right w:type="dxa" w:w="100"/>
+            </w:tcMar>
+          </w:tcPr>
+          <w:p>
+            <w:pPr>
+              <w:spacing w:line="276"/>
+            </w:pPr>
+            <w:r>
+              <w:rPr>
+                <w:rFonts w:ascii="Times New Roman" w:cs="Times New Roman" w:eastAsia="Times New Roman" w:hAnsi="Times New Roman"/>
+                <w:b/>
+                <w:bCs/>
+                <w:sz w:val="22"/>
+                <w:szCs w:val="22"/>
+              </w:rPr>
+              <w:t xml:space="preserve">Summary</w:t>
+            </w:r>
+          </w:p>
+        </w:tc>
+        <w:tc>
+          <w:tcPr>
+            <w:tcW w:type="dxa" w:w="4513"/>
+            <w:tcMar>
+              <w:top w:type="dxa" w:w="80"/>
+              <w:left w:type="dxa" w:w="100"/>
+              <w:bottom w:type="dxa" w:w="80"/>
+              <w:right w:type="dxa" w:w="100"/>
+            </w:tcMar>
+          </w:tcPr>
+          <w:p>
+            <w:pPr>
+              <w:spacing w:line="276"/>
+            </w:pPr>
+            <w:r>
+              <w:rPr>
+                <w:rFonts w:ascii="Times New Roman" w:cs="Times New Roman" w:eastAsia="Times New Roman" w:hAnsi="Times New Roman"/>
+                <w:b/>
+                <w:bCs/>
+                <w:sz w:val="22"/>
+                <w:szCs w:val="22"/>
+              </w:rPr>
+              <w:t xml:space="preserve">Cost (COP)</w:t>
+            </w:r>
+          </w:p>
+        </w:tc>
+      </w:tr>
+      <w:tr>
+        <w:tc>
+          <w:tcPr>
+            <w:tcW w:type="dxa" w:w="4513"/>
+            <w:tcMar>
+              <w:top w:type="dxa" w:w="80"/>
+              <w:left w:type="dxa" w:w="100"/>
+              <w:bottom w:type="dxa" w:w="80"/>
+              <w:right w:type="dxa" w:w="100"/>
+            </w:tcMar>
+          </w:tcPr>
+          <w:p>
+            <w:pPr>
+              <w:spacing w:line="276"/>
+            </w:pPr>
+            <w:r>
+              <w:rPr>
+                <w:rFonts w:ascii="Times New Roman" w:cs="Times New Roman" w:eastAsia="Times New Roman" w:hAnsi="Times New Roman"/>
+                <w:sz w:val="22"/>
+                <w:szCs w:val="22"/>
+              </w:rPr>
+              <w:t xml:space="preserve">One-time expenses (section 7.4)</w:t>
+            </w:r>
+          </w:p>
+        </w:tc>
+        <w:tc>
+          <w:tcPr>
+            <w:tcW w:type="dxa" w:w="4513"/>
+            <w:tcMar>
+              <w:top w:type="dxa" w:w="80"/>
+              <w:left w:type="dxa" w:w="100"/>
+              <w:bottom w:type="dxa" w:w="80"/>
+              <w:right w:type="dxa" w:w="100"/>
+            </w:tcMar>
+          </w:tcPr>
+          <w:p>
+            <w:pPr>
+              <w:spacing w:line="276"/>
+            </w:pPr>
+            <w:r>
+              <w:rPr>
+                <w:rFonts w:ascii="Times New Roman" w:cs="Times New Roman" w:eastAsia="Times New Roman" w:hAnsi="Times New Roman"/>
+                <w:sz w:val="22"/>
+                <w:szCs w:val="22"/>
+              </w:rPr>
+              <w:t xml:space="preserve">$500,000</w:t>
+            </w:r>
+          </w:p>
+        </w:tc>
+      </w:tr>
+      <w:tr>
+        <w:tc>
+          <w:tcPr>
+            <w:tcW w:type="dxa" w:w="4513"/>
+            <w:tcMar>
+              <w:top w:type="dxa" w:w="80"/>
+              <w:left w:type="dxa" w:w="100"/>
+              <w:bottom w:type="dxa" w:w="80"/>
+              <w:right w:type="dxa" w:w="100"/>
+            </w:tcMar>
+          </w:tcPr>
+          <w:p>
+            <w:pPr>
+              <w:spacing w:line="276"/>
+            </w:pPr>
+            <w:r>
+              <w:rPr>
+                <w:rFonts w:ascii="Times New Roman" w:cs="Times New Roman" w:eastAsia="Times New Roman" w:hAnsi="Times New Roman"/>
+                <w:sz w:val="22"/>
+                <w:szCs w:val="22"/>
+              </w:rPr>
+              <w:t xml:space="preserve">Recurring costs (18 months)</w:t>
+            </w:r>
+          </w:p>
+        </w:tc>
+        <w:tc>
+          <w:tcPr>
+            <w:tcW w:type="dxa" w:w="4513"/>
+            <w:tcMar>
+              <w:top w:type="dxa" w:w="80"/>
+              <w:left w:type="dxa" w:w="100"/>
+              <w:bottom w:type="dxa" w:w="80"/>
+              <w:right w:type="dxa" w:w="100"/>
+            </w:tcMar>
+          </w:tcPr>
+          <w:p>
+            <w:pPr>
+              <w:spacing w:line="276"/>
+            </w:pPr>
+            <w:r>
+              <w:rPr>
+                <w:rFonts w:ascii="Times New Roman" w:cs="Times New Roman" w:eastAsia="Times New Roman" w:hAnsi="Times New Roman"/>
+                <w:sz w:val="22"/>
+                <w:szCs w:val="22"/>
+              </w:rPr>
+              <w:t xml:space="preserve">$45,900,000</w:t>
+            </w:r>
+          </w:p>
+        </w:tc>
+      </w:tr>
+      <w:tr>
+        <w:tc>
+          <w:tcPr>
+            <w:tcW w:type="dxa" w:w="4513"/>
+            <w:tcMar>
+              <w:top w:type="dxa" w:w="80"/>
+              <w:left w:type="dxa" w:w="100"/>
+              <w:bottom w:type="dxa" w:w="80"/>
+              <w:right w:type="dxa" w:w="100"/>
+            </w:tcMar>
+          </w:tcPr>
+          <w:p>
+            <w:pPr>
+              <w:spacing w:line="276"/>
+            </w:pPr>
+            <w:r>
+              <w:rPr>
+                <w:rFonts w:ascii="Times New Roman" w:cs="Times New Roman" w:eastAsia="Times New Roman" w:hAnsi="Times New Roman"/>
+                <w:b/>
+                <w:bCs/>
+                <w:sz w:val="22"/>
+                <w:szCs w:val="22"/>
+              </w:rPr>
+              <w:t xml:space="preserve">Total estimated project cost</w:t>
+            </w:r>
+          </w:p>
+        </w:tc>
+        <w:tc>
+          <w:tcPr>
+            <w:tcW w:type="dxa" w:w="4513"/>
+            <w:tcMar>
+              <w:top w:type="dxa" w:w="80"/>
+              <w:left w:type="dxa" w:w="100"/>
+              <w:bottom w:type="dxa" w:w="80"/>
+              <w:right w:type="dxa" w:w="100"/>
+            </w:tcMar>
+          </w:tcPr>
+          <w:p>
+            <w:pPr>
+              <w:spacing w:line="276"/>
+            </w:pPr>
+            <w:r>
+              <w:rPr>
+                <w:rFonts w:ascii="Times New Roman" w:cs="Times New Roman" w:eastAsia="Times New Roman" w:hAnsi="Times New Roman"/>
+                <w:b/>
+                <w:bCs/>
+                <w:sz w:val="22"/>
+                <w:szCs w:val="22"/>
+              </w:rPr>
+              <w:t xml:space="preserve">$46,400,000</w:t>
+            </w:r>
+          </w:p>
+        </w:tc>
+      </w:tr>
+    </w:tbl>
+    <w:p>
+      <w:pPr>
+        <w:spacing w:after="160"/>
+      </w:pPr>
+    </w:p>
+    <w:p>
+      <w:pPr>
+        <w:spacing w:after="200" w:line="480"/>
+        <w:jc w:val="both"/>
+      </w:pPr>
+      <w:r>
+        <w:rPr>
+          <w:rFonts w:ascii="Times New Roman" w:cs="Times New Roman" w:eastAsia="Times New Roman" w:hAnsi="Times New Roman"/>
+          <w:sz w:val="24"/>
+          <w:szCs w:val="24"/>
+        </w:rPr>
+        <w:t xml:space="preserve">These figures are an academic estimate, meant to illustrate the real cost that the team's time would represent during the training program; they do not correspond to a production-deployment budget, which falls outside the program's academic scope, as already noted in the economic feasibility (section 5.3).</w:t>
       </w:r>
     </w:p>
     <w:p>
